--- a/EJERCICIOS DE LOS ALUMNOS/RAFA/Curso de Linux.docx
+++ b/EJERCICIOS DE LOS ALUMNOS/RAFA/Curso de Linux.docx
@@ -2487,7 +2487,15 @@
     </w:p>
     <w:p>
       <w:r>
-        <w:t>A continuación tienes una batería de ejercicios para FP, desde nivel básico a intermedio.</w:t>
+        <w:t xml:space="preserve">A </w:t>
+      </w:r>
+      <w:proofErr w:type="gramStart"/>
+      <w:r>
+        <w:t>continuación</w:t>
+      </w:r>
+      <w:proofErr w:type="gramEnd"/>
+      <w:r>
+        <w:t xml:space="preserve"> tienes una batería de ejercicios para FP, desde nivel básico a intermedio.</w:t>
       </w:r>
     </w:p>
     <w:p>
@@ -5388,7 +5396,15 @@
     <w:p>
       <w:r>
         <w:lastRenderedPageBreak/>
-        <w:t>A continuación tienes una serie de ejercicios progresivos y perfectos para FP.</w:t>
+        <w:t xml:space="preserve">A </w:t>
+      </w:r>
+      <w:proofErr w:type="gramStart"/>
+      <w:r>
+        <w:t>continuación</w:t>
+      </w:r>
+      <w:proofErr w:type="gramEnd"/>
+      <w:r>
+        <w:t xml:space="preserve"> tienes una serie de ejercicios progresivos y perfectos para FP.</w:t>
       </w:r>
     </w:p>
     <w:p>
@@ -6173,6 +6189,46 @@
       <w:r>
         <w:t xml:space="preserve"> mensaje.txt ~/practicas/</w:t>
       </w:r>
+      <w:r>
+        <w:rPr>
+          <w:noProof/>
+        </w:rPr>
+        <w:drawing>
+          <wp:inline distT="0" distB="0" distL="0" distR="0" wp14:anchorId="6F6733F0" wp14:editId="268EFEAE">
+            <wp:extent cx="5400040" cy="1107440"/>
+            <wp:effectExtent l="0" t="0" r="0" b="0"/>
+            <wp:docPr id="957757024" name="Imagen 1"/>
+            <wp:cNvGraphicFramePr>
+              <a:graphicFrameLocks xmlns:a="http://schemas.openxmlformats.org/drawingml/2006/main" noChangeAspect="1"/>
+            </wp:cNvGraphicFramePr>
+            <a:graphic xmlns:a="http://schemas.openxmlformats.org/drawingml/2006/main">
+              <a:graphicData uri="http://schemas.openxmlformats.org/drawingml/2006/picture">
+                <pic:pic xmlns:pic="http://schemas.openxmlformats.org/drawingml/2006/picture">
+                  <pic:nvPicPr>
+                    <pic:cNvPr id="957757024" name=""/>
+                    <pic:cNvPicPr/>
+                  </pic:nvPicPr>
+                  <pic:blipFill>
+                    <a:blip r:embed="rId12"/>
+                    <a:stretch>
+                      <a:fillRect/>
+                    </a:stretch>
+                  </pic:blipFill>
+                  <pic:spPr>
+                    <a:xfrm>
+                      <a:off x="0" y="0"/>
+                      <a:ext cx="5400040" cy="1107440"/>
+                    </a:xfrm>
+                    <a:prstGeom prst="rect">
+                      <a:avLst/>
+                    </a:prstGeom>
+                  </pic:spPr>
+                </pic:pic>
+              </a:graphicData>
+            </a:graphic>
+          </wp:inline>
+        </w:drawing>
+      </w:r>
     </w:p>
     <w:p>
       <w:r>
@@ -6330,13 +6386,61 @@
       </w:r>
       <w:proofErr w:type="spellEnd"/>
       <w:r>
-        <w:t xml:space="preserve"> archivo{1..10}.</w:t>
+        <w:t xml:space="preserve"> </w:t>
+      </w:r>
+      <w:proofErr w:type="gramStart"/>
+      <w:r>
+        <w:t>archivo{1..</w:t>
+      </w:r>
+      <w:proofErr w:type="gramEnd"/>
+      <w:r>
+        <w:t>10}.</w:t>
       </w:r>
       <w:proofErr w:type="spellStart"/>
       <w:r>
         <w:t>txt</w:t>
       </w:r>
       <w:proofErr w:type="spellEnd"/>
+      <w:r>
+        <w:rPr>
+          <w:noProof/>
+        </w:rPr>
+        <w:drawing>
+          <wp:inline distT="0" distB="0" distL="0" distR="0" wp14:anchorId="5EDBA89F" wp14:editId="30163C03">
+            <wp:extent cx="5400040" cy="3107690"/>
+            <wp:effectExtent l="0" t="0" r="0" b="0"/>
+            <wp:docPr id="1636859503" name="Imagen 1"/>
+            <wp:cNvGraphicFramePr>
+              <a:graphicFrameLocks xmlns:a="http://schemas.openxmlformats.org/drawingml/2006/main" noChangeAspect="1"/>
+            </wp:cNvGraphicFramePr>
+            <a:graphic xmlns:a="http://schemas.openxmlformats.org/drawingml/2006/main">
+              <a:graphicData uri="http://schemas.openxmlformats.org/drawingml/2006/picture">
+                <pic:pic xmlns:pic="http://schemas.openxmlformats.org/drawingml/2006/picture">
+                  <pic:nvPicPr>
+                    <pic:cNvPr id="1636859503" name=""/>
+                    <pic:cNvPicPr/>
+                  </pic:nvPicPr>
+                  <pic:blipFill>
+                    <a:blip r:embed="rId13"/>
+                    <a:stretch>
+                      <a:fillRect/>
+                    </a:stretch>
+                  </pic:blipFill>
+                  <pic:spPr>
+                    <a:xfrm>
+                      <a:off x="0" y="0"/>
+                      <a:ext cx="5400040" cy="3107690"/>
+                    </a:xfrm>
+                    <a:prstGeom prst="rect">
+                      <a:avLst/>
+                    </a:prstGeom>
+                  </pic:spPr>
+                </pic:pic>
+              </a:graphicData>
+            </a:graphic>
+          </wp:inline>
+        </w:drawing>
+      </w:r>
     </w:p>
     <w:p>
       <w:r>
@@ -6372,6 +6476,7 @@
     <w:p>
       <w:proofErr w:type="spellStart"/>
       <w:r>
+        <w:lastRenderedPageBreak/>
         <w:t>rm</w:t>
       </w:r>
       <w:proofErr w:type="spellEnd"/>
@@ -6383,6 +6488,46 @@
         <w:t>txt</w:t>
       </w:r>
       <w:proofErr w:type="spellEnd"/>
+      <w:r>
+        <w:rPr>
+          <w:noProof/>
+        </w:rPr>
+        <w:drawing>
+          <wp:inline distT="0" distB="0" distL="0" distR="0" wp14:anchorId="19B2A65C" wp14:editId="62DBD407">
+            <wp:extent cx="5400040" cy="4343400"/>
+            <wp:effectExtent l="0" t="0" r="0" b="0"/>
+            <wp:docPr id="1506919060" name="Imagen 1"/>
+            <wp:cNvGraphicFramePr>
+              <a:graphicFrameLocks xmlns:a="http://schemas.openxmlformats.org/drawingml/2006/main" noChangeAspect="1"/>
+            </wp:cNvGraphicFramePr>
+            <a:graphic xmlns:a="http://schemas.openxmlformats.org/drawingml/2006/main">
+              <a:graphicData uri="http://schemas.openxmlformats.org/drawingml/2006/picture">
+                <pic:pic xmlns:pic="http://schemas.openxmlformats.org/drawingml/2006/picture">
+                  <pic:nvPicPr>
+                    <pic:cNvPr id="1506919060" name=""/>
+                    <pic:cNvPicPr/>
+                  </pic:nvPicPr>
+                  <pic:blipFill>
+                    <a:blip r:embed="rId14"/>
+                    <a:stretch>
+                      <a:fillRect/>
+                    </a:stretch>
+                  </pic:blipFill>
+                  <pic:spPr>
+                    <a:xfrm>
+                      <a:off x="0" y="0"/>
+                      <a:ext cx="5400040" cy="4343400"/>
+                    </a:xfrm>
+                    <a:prstGeom prst="rect">
+                      <a:avLst/>
+                    </a:prstGeom>
+                  </pic:spPr>
+                </pic:pic>
+              </a:graphicData>
+            </a:graphic>
+          </wp:inline>
+        </w:drawing>
+      </w:r>
     </w:p>
     <w:p>
       <w:r>
@@ -6434,6 +6579,7 @@
     <w:p>
       <w:proofErr w:type="spellStart"/>
       <w:r>
+        <w:lastRenderedPageBreak/>
         <w:t>find</w:t>
       </w:r>
       <w:proofErr w:type="spellEnd"/>
@@ -6463,6 +6609,46 @@
       <w:proofErr w:type="spellEnd"/>
       <w:r>
         <w:t>"</w:t>
+      </w:r>
+      <w:r>
+        <w:rPr>
+          <w:noProof/>
+        </w:rPr>
+        <w:drawing>
+          <wp:inline distT="0" distB="0" distL="0" distR="0" wp14:anchorId="2B45950A" wp14:editId="4EC3EE30">
+            <wp:extent cx="5400040" cy="3393440"/>
+            <wp:effectExtent l="0" t="0" r="0" b="0"/>
+            <wp:docPr id="776038396" name="Imagen 1"/>
+            <wp:cNvGraphicFramePr>
+              <a:graphicFrameLocks xmlns:a="http://schemas.openxmlformats.org/drawingml/2006/main" noChangeAspect="1"/>
+            </wp:cNvGraphicFramePr>
+            <a:graphic xmlns:a="http://schemas.openxmlformats.org/drawingml/2006/main">
+              <a:graphicData uri="http://schemas.openxmlformats.org/drawingml/2006/picture">
+                <pic:pic xmlns:pic="http://schemas.openxmlformats.org/drawingml/2006/picture">
+                  <pic:nvPicPr>
+                    <pic:cNvPr id="776038396" name=""/>
+                    <pic:cNvPicPr/>
+                  </pic:nvPicPr>
+                  <pic:blipFill>
+                    <a:blip r:embed="rId15"/>
+                    <a:stretch>
+                      <a:fillRect/>
+                    </a:stretch>
+                  </pic:blipFill>
+                  <pic:spPr>
+                    <a:xfrm>
+                      <a:off x="0" y="0"/>
+                      <a:ext cx="5400040" cy="3393440"/>
+                    </a:xfrm>
+                    <a:prstGeom prst="rect">
+                      <a:avLst/>
+                    </a:prstGeom>
+                  </pic:spPr>
+                </pic:pic>
+              </a:graphicData>
+            </a:graphic>
+          </wp:inline>
+        </w:drawing>
       </w:r>
     </w:p>
     <w:p>
@@ -6585,9 +6771,50 @@
       <w:r>
         <w:t xml:space="preserve"> &gt; listado.txt</w:t>
       </w:r>
-    </w:p>
-    <w:p>
-      <w:r>
+      <w:r>
+        <w:rPr>
+          <w:noProof/>
+        </w:rPr>
+        <w:drawing>
+          <wp:inline distT="0" distB="0" distL="0" distR="0" wp14:anchorId="4D6DE250" wp14:editId="3B26D34B">
+            <wp:extent cx="5400040" cy="3282315"/>
+            <wp:effectExtent l="0" t="0" r="0" b="0"/>
+            <wp:docPr id="939869098" name="Imagen 1"/>
+            <wp:cNvGraphicFramePr>
+              <a:graphicFrameLocks xmlns:a="http://schemas.openxmlformats.org/drawingml/2006/main" noChangeAspect="1"/>
+            </wp:cNvGraphicFramePr>
+            <a:graphic xmlns:a="http://schemas.openxmlformats.org/drawingml/2006/main">
+              <a:graphicData uri="http://schemas.openxmlformats.org/drawingml/2006/picture">
+                <pic:pic xmlns:pic="http://schemas.openxmlformats.org/drawingml/2006/picture">
+                  <pic:nvPicPr>
+                    <pic:cNvPr id="939869098" name=""/>
+                    <pic:cNvPicPr/>
+                  </pic:nvPicPr>
+                  <pic:blipFill>
+                    <a:blip r:embed="rId16"/>
+                    <a:stretch>
+                      <a:fillRect/>
+                    </a:stretch>
+                  </pic:blipFill>
+                  <pic:spPr>
+                    <a:xfrm>
+                      <a:off x="0" y="0"/>
+                      <a:ext cx="5400040" cy="3282315"/>
+                    </a:xfrm>
+                    <a:prstGeom prst="rect">
+                      <a:avLst/>
+                    </a:prstGeom>
+                  </pic:spPr>
+                </pic:pic>
+              </a:graphicData>
+            </a:graphic>
+          </wp:inline>
+        </w:drawing>
+      </w:r>
+    </w:p>
+    <w:p>
+      <w:r>
+        <w:lastRenderedPageBreak/>
         <w:pict w14:anchorId="505B310A">
           <v:rect id="_x0000_i1092" style="width:0;height:1.5pt" o:hralign="center" o:hrstd="t" o:hr="t" fillcolor="#a0a0a0" stroked="f"/>
         </w:pict>
@@ -6644,6 +6871,46 @@
         </w:rPr>
         <w:t xml:space="preserve"> apt install tree</w:t>
       </w:r>
+      <w:r>
+        <w:rPr>
+          <w:noProof/>
+        </w:rPr>
+        <w:drawing>
+          <wp:inline distT="0" distB="0" distL="0" distR="0" wp14:anchorId="3851B67F" wp14:editId="70A570CE">
+            <wp:extent cx="5400040" cy="3502660"/>
+            <wp:effectExtent l="0" t="0" r="0" b="2540"/>
+            <wp:docPr id="1764274687" name="Imagen 1"/>
+            <wp:cNvGraphicFramePr>
+              <a:graphicFrameLocks xmlns:a="http://schemas.openxmlformats.org/drawingml/2006/main" noChangeAspect="1"/>
+            </wp:cNvGraphicFramePr>
+            <a:graphic xmlns:a="http://schemas.openxmlformats.org/drawingml/2006/main">
+              <a:graphicData uri="http://schemas.openxmlformats.org/drawingml/2006/picture">
+                <pic:pic xmlns:pic="http://schemas.openxmlformats.org/drawingml/2006/picture">
+                  <pic:nvPicPr>
+                    <pic:cNvPr id="1764274687" name=""/>
+                    <pic:cNvPicPr/>
+                  </pic:nvPicPr>
+                  <pic:blipFill>
+                    <a:blip r:embed="rId17"/>
+                    <a:stretch>
+                      <a:fillRect/>
+                    </a:stretch>
+                  </pic:blipFill>
+                  <pic:spPr>
+                    <a:xfrm>
+                      <a:off x="0" y="0"/>
+                      <a:ext cx="5400040" cy="3502660"/>
+                    </a:xfrm>
+                    <a:prstGeom prst="rect">
+                      <a:avLst/>
+                    </a:prstGeom>
+                  </pic:spPr>
+                </pic:pic>
+              </a:graphicData>
+            </a:graphic>
+          </wp:inline>
+        </w:drawing>
+      </w:r>
     </w:p>
     <w:p>
       <w:pPr>
@@ -6655,12 +6922,52 @@
         <w:rPr>
           <w:lang w:val="en-GB"/>
         </w:rPr>
+        <w:lastRenderedPageBreak/>
         <w:t>tree /</w:t>
       </w:r>
-    </w:p>
-    <w:p>
-      <w:r>
-        <w:lastRenderedPageBreak/>
+      <w:r>
+        <w:rPr>
+          <w:noProof/>
+        </w:rPr>
+        <w:drawing>
+          <wp:inline distT="0" distB="0" distL="0" distR="0" wp14:anchorId="0CB00453" wp14:editId="57A29455">
+            <wp:extent cx="5353050" cy="6048375"/>
+            <wp:effectExtent l="0" t="0" r="0" b="9525"/>
+            <wp:docPr id="1443148215" name="Imagen 1"/>
+            <wp:cNvGraphicFramePr>
+              <a:graphicFrameLocks xmlns:a="http://schemas.openxmlformats.org/drawingml/2006/main" noChangeAspect="1"/>
+            </wp:cNvGraphicFramePr>
+            <a:graphic xmlns:a="http://schemas.openxmlformats.org/drawingml/2006/main">
+              <a:graphicData uri="http://schemas.openxmlformats.org/drawingml/2006/picture">
+                <pic:pic xmlns:pic="http://schemas.openxmlformats.org/drawingml/2006/picture">
+                  <pic:nvPicPr>
+                    <pic:cNvPr id="1443148215" name=""/>
+                    <pic:cNvPicPr/>
+                  </pic:nvPicPr>
+                  <pic:blipFill>
+                    <a:blip r:embed="rId18"/>
+                    <a:stretch>
+                      <a:fillRect/>
+                    </a:stretch>
+                  </pic:blipFill>
+                  <pic:spPr>
+                    <a:xfrm>
+                      <a:off x="0" y="0"/>
+                      <a:ext cx="5353050" cy="6048375"/>
+                    </a:xfrm>
+                    <a:prstGeom prst="rect">
+                      <a:avLst/>
+                    </a:prstGeom>
+                  </pic:spPr>
+                </pic:pic>
+              </a:graphicData>
+            </a:graphic>
+          </wp:inline>
+        </w:drawing>
+      </w:r>
+    </w:p>
+    <w:p>
+      <w:r>
         <w:pict w14:anchorId="557528A5">
           <v:rect id="_x0000_i1093" style="width:0;height:1.5pt" o:hralign="center" o:hrstd="t" o:hr="t" fillcolor="#a0a0a0" stroked="f"/>
         </w:pict>
@@ -6752,11 +7059,52 @@
     <w:p>
       <w:proofErr w:type="spellStart"/>
       <w:r>
+        <w:lastRenderedPageBreak/>
         <w:t>ps</w:t>
       </w:r>
       <w:proofErr w:type="spellEnd"/>
       <w:r>
         <w:t xml:space="preserve"> -u $USER</w:t>
+      </w:r>
+      <w:r>
+        <w:rPr>
+          <w:noProof/>
+        </w:rPr>
+        <w:drawing>
+          <wp:inline distT="0" distB="0" distL="0" distR="0" wp14:anchorId="25AED30C" wp14:editId="5FE4C965">
+            <wp:extent cx="5400040" cy="2736215"/>
+            <wp:effectExtent l="0" t="0" r="0" b="6985"/>
+            <wp:docPr id="140315250" name="Imagen 1"/>
+            <wp:cNvGraphicFramePr>
+              <a:graphicFrameLocks xmlns:a="http://schemas.openxmlformats.org/drawingml/2006/main" noChangeAspect="1"/>
+            </wp:cNvGraphicFramePr>
+            <a:graphic xmlns:a="http://schemas.openxmlformats.org/drawingml/2006/main">
+              <a:graphicData uri="http://schemas.openxmlformats.org/drawingml/2006/picture">
+                <pic:pic xmlns:pic="http://schemas.openxmlformats.org/drawingml/2006/picture">
+                  <pic:nvPicPr>
+                    <pic:cNvPr id="140315250" name=""/>
+                    <pic:cNvPicPr/>
+                  </pic:nvPicPr>
+                  <pic:blipFill>
+                    <a:blip r:embed="rId19"/>
+                    <a:stretch>
+                      <a:fillRect/>
+                    </a:stretch>
+                  </pic:blipFill>
+                  <pic:spPr>
+                    <a:xfrm>
+                      <a:off x="0" y="0"/>
+                      <a:ext cx="5400040" cy="2736215"/>
+                    </a:xfrm>
+                    <a:prstGeom prst="rect">
+                      <a:avLst/>
+                    </a:prstGeom>
+                  </pic:spPr>
+                </pic:pic>
+              </a:graphicData>
+            </a:graphic>
+          </wp:inline>
+        </w:drawing>
       </w:r>
     </w:p>
     <w:p>
@@ -6811,6 +7159,46 @@
         <w:t>null</w:t>
       </w:r>
       <w:proofErr w:type="spellEnd"/>
+      <w:r>
+        <w:rPr>
+          <w:noProof/>
+        </w:rPr>
+        <w:drawing>
+          <wp:inline distT="0" distB="0" distL="0" distR="0" wp14:anchorId="617BA9CE" wp14:editId="42EC68E9">
+            <wp:extent cx="5400040" cy="2681605"/>
+            <wp:effectExtent l="0" t="0" r="0" b="4445"/>
+            <wp:docPr id="1510617482" name="Imagen 1"/>
+            <wp:cNvGraphicFramePr>
+              <a:graphicFrameLocks xmlns:a="http://schemas.openxmlformats.org/drawingml/2006/main" noChangeAspect="1"/>
+            </wp:cNvGraphicFramePr>
+            <a:graphic xmlns:a="http://schemas.openxmlformats.org/drawingml/2006/main">
+              <a:graphicData uri="http://schemas.openxmlformats.org/drawingml/2006/picture">
+                <pic:pic xmlns:pic="http://schemas.openxmlformats.org/drawingml/2006/picture">
+                  <pic:nvPicPr>
+                    <pic:cNvPr id="1510617482" name=""/>
+                    <pic:cNvPicPr/>
+                  </pic:nvPicPr>
+                  <pic:blipFill>
+                    <a:blip r:embed="rId20"/>
+                    <a:stretch>
+                      <a:fillRect/>
+                    </a:stretch>
+                  </pic:blipFill>
+                  <pic:spPr>
+                    <a:xfrm>
+                      <a:off x="0" y="0"/>
+                      <a:ext cx="5400040" cy="2681605"/>
+                    </a:xfrm>
+                    <a:prstGeom prst="rect">
+                      <a:avLst/>
+                    </a:prstGeom>
+                  </pic:spPr>
+                </pic:pic>
+              </a:graphicData>
+            </a:graphic>
+          </wp:inline>
+        </w:drawing>
+      </w:r>
     </w:p>
     <w:p>
       <w:r>
@@ -6903,6 +7291,7 @@
           <w:b/>
           <w:bCs/>
         </w:rPr>
+        <w:lastRenderedPageBreak/>
         <w:t>26. Mostrar variables de entorno</w:t>
       </w:r>
     </w:p>
@@ -6912,6 +7301,46 @@
         <w:t>env</w:t>
       </w:r>
       <w:proofErr w:type="spellEnd"/>
+      <w:r>
+        <w:rPr>
+          <w:noProof/>
+        </w:rPr>
+        <w:drawing>
+          <wp:inline distT="0" distB="0" distL="0" distR="0" wp14:anchorId="501BC5DC" wp14:editId="6D2CD26F">
+            <wp:extent cx="5400040" cy="2636520"/>
+            <wp:effectExtent l="0" t="0" r="0" b="0"/>
+            <wp:docPr id="2117471066" name="Imagen 1"/>
+            <wp:cNvGraphicFramePr>
+              <a:graphicFrameLocks xmlns:a="http://schemas.openxmlformats.org/drawingml/2006/main" noChangeAspect="1"/>
+            </wp:cNvGraphicFramePr>
+            <a:graphic xmlns:a="http://schemas.openxmlformats.org/drawingml/2006/main">
+              <a:graphicData uri="http://schemas.openxmlformats.org/drawingml/2006/picture">
+                <pic:pic xmlns:pic="http://schemas.openxmlformats.org/drawingml/2006/picture">
+                  <pic:nvPicPr>
+                    <pic:cNvPr id="2117471066" name=""/>
+                    <pic:cNvPicPr/>
+                  </pic:nvPicPr>
+                  <pic:blipFill>
+                    <a:blip r:embed="rId21"/>
+                    <a:stretch>
+                      <a:fillRect/>
+                    </a:stretch>
+                  </pic:blipFill>
+                  <pic:spPr>
+                    <a:xfrm>
+                      <a:off x="0" y="0"/>
+                      <a:ext cx="5400040" cy="2636520"/>
+                    </a:xfrm>
+                    <a:prstGeom prst="rect">
+                      <a:avLst/>
+                    </a:prstGeom>
+                  </pic:spPr>
+                </pic:pic>
+              </a:graphicData>
+            </a:graphic>
+          </wp:inline>
+        </w:drawing>
+      </w:r>
     </w:p>
     <w:p>
       <w:r>
@@ -6986,6 +7415,46 @@
         <w:t>network</w:t>
       </w:r>
       <w:proofErr w:type="spellEnd"/>
+      <w:r>
+        <w:rPr>
+          <w:noProof/>
+        </w:rPr>
+        <w:drawing>
+          <wp:inline distT="0" distB="0" distL="0" distR="0" wp14:anchorId="2BCBAB2E" wp14:editId="0E191423">
+            <wp:extent cx="5400040" cy="2636520"/>
+            <wp:effectExtent l="0" t="0" r="0" b="0"/>
+            <wp:docPr id="845698128" name="Imagen 1"/>
+            <wp:cNvGraphicFramePr>
+              <a:graphicFrameLocks xmlns:a="http://schemas.openxmlformats.org/drawingml/2006/main" noChangeAspect="1"/>
+            </wp:cNvGraphicFramePr>
+            <a:graphic xmlns:a="http://schemas.openxmlformats.org/drawingml/2006/main">
+              <a:graphicData uri="http://schemas.openxmlformats.org/drawingml/2006/picture">
+                <pic:pic xmlns:pic="http://schemas.openxmlformats.org/drawingml/2006/picture">
+                  <pic:nvPicPr>
+                    <pic:cNvPr id="845698128" name=""/>
+                    <pic:cNvPicPr/>
+                  </pic:nvPicPr>
+                  <pic:blipFill>
+                    <a:blip r:embed="rId21"/>
+                    <a:stretch>
+                      <a:fillRect/>
+                    </a:stretch>
+                  </pic:blipFill>
+                  <pic:spPr>
+                    <a:xfrm>
+                      <a:off x="0" y="0"/>
+                      <a:ext cx="5400040" cy="2636520"/>
+                    </a:xfrm>
+                    <a:prstGeom prst="rect">
+                      <a:avLst/>
+                    </a:prstGeom>
+                  </pic:spPr>
+                </pic:pic>
+              </a:graphicData>
+            </a:graphic>
+          </wp:inline>
+        </w:drawing>
+      </w:r>
     </w:p>
     <w:p>
       <w:r>
@@ -7022,6 +7491,46 @@
         <w:lastRenderedPageBreak/>
         <w:t>cat /etc/passwd | cut -d: -f1</w:t>
       </w:r>
+      <w:r>
+        <w:rPr>
+          <w:noProof/>
+        </w:rPr>
+        <w:drawing>
+          <wp:inline distT="0" distB="0" distL="0" distR="0" wp14:anchorId="68A31031" wp14:editId="55E94D35">
+            <wp:extent cx="5400040" cy="2165985"/>
+            <wp:effectExtent l="0" t="0" r="0" b="5715"/>
+            <wp:docPr id="1052654858" name="Imagen 1"/>
+            <wp:cNvGraphicFramePr>
+              <a:graphicFrameLocks xmlns:a="http://schemas.openxmlformats.org/drawingml/2006/main" noChangeAspect="1"/>
+            </wp:cNvGraphicFramePr>
+            <a:graphic xmlns:a="http://schemas.openxmlformats.org/drawingml/2006/main">
+              <a:graphicData uri="http://schemas.openxmlformats.org/drawingml/2006/picture">
+                <pic:pic xmlns:pic="http://schemas.openxmlformats.org/drawingml/2006/picture">
+                  <pic:nvPicPr>
+                    <pic:cNvPr id="1052654858" name=""/>
+                    <pic:cNvPicPr/>
+                  </pic:nvPicPr>
+                  <pic:blipFill>
+                    <a:blip r:embed="rId22"/>
+                    <a:stretch>
+                      <a:fillRect/>
+                    </a:stretch>
+                  </pic:blipFill>
+                  <pic:spPr>
+                    <a:xfrm>
+                      <a:off x="0" y="0"/>
+                      <a:ext cx="5400040" cy="2165985"/>
+                    </a:xfrm>
+                    <a:prstGeom prst="rect">
+                      <a:avLst/>
+                    </a:prstGeom>
+                  </pic:spPr>
+                </pic:pic>
+              </a:graphicData>
+            </a:graphic>
+          </wp:inline>
+        </w:drawing>
+      </w:r>
     </w:p>
     <w:p>
       <w:r>
@@ -7051,8 +7560,13 @@
       </w:r>
     </w:p>
     <w:p>
-      <w:r>
-        <w:t>#!/bin/bash</w:t>
+      <w:proofErr w:type="gramStart"/>
+      <w:r>
+        <w:t>#!/</w:t>
+      </w:r>
+      <w:proofErr w:type="gramEnd"/>
+      <w:r>
+        <w:t>bin/bash</w:t>
       </w:r>
     </w:p>
     <w:p>
@@ -7222,6 +7736,7 @@
         <w:rPr>
           <w:rFonts w:ascii="MS Gothic" w:eastAsia="MS Gothic" w:hAnsi="MS Gothic" w:cs="MS Gothic" w:hint="eastAsia"/>
         </w:rPr>
+        <w:lastRenderedPageBreak/>
         <w:t>├</w:t>
       </w:r>
       <w:r>
@@ -7467,7 +7982,6 @@
         <w:rPr>
           <w:rFonts w:ascii="MS Gothic" w:eastAsia="MS Gothic" w:hAnsi="MS Gothic" w:cs="MS Gothic" w:hint="eastAsia"/>
         </w:rPr>
-        <w:lastRenderedPageBreak/>
         <w:t>├</w:t>
       </w:r>
       <w:r>
@@ -7935,6 +8449,7 @@
           <w:b/>
           <w:bCs/>
         </w:rPr>
+        <w:lastRenderedPageBreak/>
         <w:t>/home</w:t>
       </w:r>
     </w:p>
@@ -8071,7 +8586,6 @@
         </w:numPr>
       </w:pPr>
       <w:r>
-        <w:lastRenderedPageBreak/>
         <w:t>/</w:t>
       </w:r>
       <w:proofErr w:type="spellStart"/>
@@ -8511,6 +9025,7 @@
           <w:b/>
           <w:bCs/>
         </w:rPr>
+        <w:lastRenderedPageBreak/>
         <w:t>📘</w:t>
       </w:r>
       <w:r>
@@ -8623,7 +9138,6 @@
     </w:p>
     <w:p>
       <w:r>
-        <w:lastRenderedPageBreak/>
         <w:pict w14:anchorId="116EDCA3">
           <v:rect id="_x0000_i1109" style="width:0;height:1.5pt" o:hralign="center" o:hrstd="t" o:hr="t" fillcolor="#a0a0a0" stroked="f"/>
         </w:pict>
@@ -8893,6 +9407,7 @@
     </w:p>
     <w:p>
       <w:r>
+        <w:lastRenderedPageBreak/>
         <w:t xml:space="preserve">Divididos en básicos, intermedios, avanzados y un </w:t>
       </w:r>
       <w:proofErr w:type="spellStart"/>
@@ -9016,7 +9531,6 @@
     <w:p>
       <w:proofErr w:type="spellStart"/>
       <w:r>
-        <w:lastRenderedPageBreak/>
         <w:t>lsblk</w:t>
       </w:r>
       <w:proofErr w:type="spellEnd"/>
@@ -9396,6 +9910,7 @@
           <w:b/>
           <w:bCs/>
         </w:rPr>
+        <w:lastRenderedPageBreak/>
         <w:t>12. Desmontarlo</w:t>
       </w:r>
     </w:p>
@@ -9562,7 +10077,6 @@
         <w:rPr>
           <w:lang w:val="en-GB"/>
         </w:rPr>
-        <w:lastRenderedPageBreak/>
         <w:t>dd if=/dev/zero of=</w:t>
       </w:r>
       <w:proofErr w:type="spellStart"/>
@@ -9862,7 +10376,15 @@
     </w:p>
     <w:p>
       <w:r>
-        <w:t>sudo mkfs.ext4 /</w:t>
+        <w:t xml:space="preserve">sudo </w:t>
+      </w:r>
+      <w:proofErr w:type="gramStart"/>
+      <w:r>
+        <w:t>mkfs.ext</w:t>
+      </w:r>
+      <w:proofErr w:type="gramEnd"/>
+      <w:r>
+        <w:t>4 /</w:t>
       </w:r>
       <w:proofErr w:type="spellStart"/>
       <w:r>
@@ -9892,6 +10414,7 @@
           <w:b/>
           <w:bCs/>
         </w:rPr>
+        <w:lastRenderedPageBreak/>
         <w:t>23. Montarla automáticamente en /</w:t>
       </w:r>
       <w:proofErr w:type="spellStart"/>
@@ -10002,7 +10525,6 @@
     </w:p>
     <w:p>
       <w:r>
-        <w:lastRenderedPageBreak/>
         <w:pict w14:anchorId="07BC269D">
           <v:rect id="_x0000_i1119" style="width:0;height:1.5pt" o:hralign="center" o:hrstd="t" o:hr="t" fillcolor="#a0a0a0" stroked="f"/>
         </w:pict>
@@ -10315,6 +10837,7 @@
           <w:b/>
           <w:bCs/>
         </w:rPr>
+        <w:lastRenderedPageBreak/>
         <w:t>Objetivo:</w:t>
       </w:r>
     </w:p>
@@ -10392,7 +10915,6 @@
         </w:numPr>
       </w:pPr>
       <w:r>
-        <w:lastRenderedPageBreak/>
         <w:t xml:space="preserve">sudo </w:t>
       </w:r>
       <w:proofErr w:type="spellStart"/>
@@ -10436,7 +10958,15 @@
         </w:numPr>
       </w:pPr>
       <w:r>
-        <w:t>sudo mkfs.ext4 /</w:t>
+        <w:t xml:space="preserve">sudo </w:t>
+      </w:r>
+      <w:proofErr w:type="gramStart"/>
+      <w:r>
+        <w:t>mkfs.ext</w:t>
+      </w:r>
+      <w:proofErr w:type="gramEnd"/>
+      <w:r>
+        <w:t>4 /</w:t>
       </w:r>
       <w:proofErr w:type="spellStart"/>
       <w:r>
@@ -10577,12 +11107,17 @@
         <w:t>UUID=</w:t>
       </w:r>
       <w:proofErr w:type="spellStart"/>
+      <w:proofErr w:type="gramStart"/>
       <w:r>
         <w:t>xxxxx</w:t>
       </w:r>
       <w:proofErr w:type="spellEnd"/>
       <w:r>
-        <w:t xml:space="preserve">  /datos  ext4  defaults  0 2</w:t>
+        <w:t xml:space="preserve">  /datos  ext4  defaults</w:t>
+      </w:r>
+      <w:proofErr w:type="gramEnd"/>
+      <w:r>
+        <w:t xml:space="preserve">  0 2</w:t>
       </w:r>
     </w:p>
     <w:p>
@@ -10670,6 +11205,7 @@
     </w:p>
     <w:p>
       <w:r>
+        <w:lastRenderedPageBreak/>
         <w:t xml:space="preserve">Linux es un sistema </w:t>
       </w:r>
       <w:r>
@@ -10785,7 +11321,6 @@
     </w:p>
     <w:p>
       <w:r>
-        <w:lastRenderedPageBreak/>
         <w:t>id</w:t>
       </w:r>
     </w:p>
@@ -10960,8 +11495,13 @@
       </w:r>
       <w:proofErr w:type="spellEnd"/>
       <w:r>
-        <w:t xml:space="preserve"> -d /nueva/ruta usuario</w:t>
-      </w:r>
+        <w:t xml:space="preserve"> -d /nueva/</w:t>
+      </w:r>
+      <w:proofErr w:type="gramStart"/>
+      <w:r>
+        <w:t>ruta usuario</w:t>
+      </w:r>
+      <w:proofErr w:type="gramEnd"/>
     </w:p>
     <w:p>
       <w:r>
@@ -11052,6 +11592,7 @@
     </w:p>
     <w:p>
       <w:r>
+        <w:lastRenderedPageBreak/>
         <w:t xml:space="preserve">sudo </w:t>
       </w:r>
       <w:proofErr w:type="spellStart"/>
@@ -11151,7 +11692,6 @@
     </w:p>
     <w:p>
       <w:r>
-        <w:lastRenderedPageBreak/>
         <w:t>Cada archivo tiene permisos para:</w:t>
       </w:r>
     </w:p>
@@ -11320,7 +11860,23 @@
       </w:r>
       <w:proofErr w:type="spellStart"/>
       <w:r>
-        <w:t>u+r,g-w,o-x</w:t>
+        <w:t>u+</w:t>
+      </w:r>
+      <w:proofErr w:type="gramStart"/>
+      <w:r>
+        <w:t>r,g</w:t>
+      </w:r>
+      <w:proofErr w:type="gramEnd"/>
+      <w:r>
+        <w:t>-</w:t>
+      </w:r>
+      <w:proofErr w:type="gramStart"/>
+      <w:r>
+        <w:t>w,o</w:t>
+      </w:r>
+      <w:proofErr w:type="gramEnd"/>
+      <w:r>
+        <w:t>-x</w:t>
       </w:r>
       <w:proofErr w:type="spellEnd"/>
       <w:r>
@@ -11358,10 +11914,12 @@
         <w:t xml:space="preserve"> </w:t>
       </w:r>
       <w:proofErr w:type="spellStart"/>
+      <w:proofErr w:type="gramStart"/>
       <w:r>
         <w:t>usuario:grupo</w:t>
       </w:r>
       <w:proofErr w:type="spellEnd"/>
+      <w:proofErr w:type="gramEnd"/>
       <w:r>
         <w:t xml:space="preserve"> archivo</w:t>
       </w:r>
@@ -11408,6 +11966,7 @@
           <w:b/>
           <w:bCs/>
         </w:rPr>
+        <w:lastRenderedPageBreak/>
         <w:t>SUID</w:t>
       </w:r>
     </w:p>
@@ -11521,7 +12080,6 @@
     </w:p>
     <w:p>
       <w:r>
-        <w:lastRenderedPageBreak/>
         <w:t>En directorios compartidos solo el dueño puede borrar.</w:t>
       </w:r>
     </w:p>
@@ -11637,7 +12195,15 @@
       </w:r>
       <w:proofErr w:type="spellEnd"/>
       <w:r>
-        <w:t xml:space="preserve"> -m u:alumno:rwx archivo</w:t>
+        <w:t xml:space="preserve"> -m </w:t>
+      </w:r>
+      <w:proofErr w:type="gramStart"/>
+      <w:r>
+        <w:t>u:alumno</w:t>
+      </w:r>
+      <w:proofErr w:type="gramEnd"/>
+      <w:r>
+        <w:t>:rwx archivo</w:t>
       </w:r>
     </w:p>
     <w:p>
@@ -11825,6 +12391,7 @@
           <w:b/>
           <w:bCs/>
         </w:rPr>
+        <w:lastRenderedPageBreak/>
         <w:t>🟩</w:t>
       </w:r>
       <w:r>
@@ -11930,7 +12497,6 @@
     </w:p>
     <w:p>
       <w:r>
-        <w:lastRenderedPageBreak/>
         <w:pict w14:anchorId="726B34C6">
           <v:rect id="_x0000_i1137" style="width:0;height:1.5pt" o:hralign="center" o:hrstd="t" o:hr="t" fillcolor="#a0a0a0" stroked="f"/>
         </w:pict>
@@ -12162,6 +12728,7 @@
           <w:b/>
           <w:bCs/>
         </w:rPr>
+        <w:lastRenderedPageBreak/>
         <w:t>9. Cambiar propietario del archivo prueba.txt a alumno1</w:t>
       </w:r>
     </w:p>
@@ -12205,12 +12772,17 @@
         <w:t xml:space="preserve">sudo </w:t>
       </w:r>
       <w:proofErr w:type="spellStart"/>
+      <w:proofErr w:type="gramStart"/>
       <w:r>
         <w:t>chown</w:t>
       </w:r>
       <w:proofErr w:type="spellEnd"/>
       <w:r>
-        <w:t xml:space="preserve"> :profesores prueba.txt</w:t>
+        <w:t xml:space="preserve"> :profesores</w:t>
+      </w:r>
+      <w:proofErr w:type="gramEnd"/>
+      <w:r>
+        <w:t xml:space="preserve"> prueba.txt</w:t>
       </w:r>
     </w:p>
     <w:p>
@@ -12260,7 +12832,6 @@
     </w:p>
     <w:p>
       <w:r>
-        <w:lastRenderedPageBreak/>
         <w:t xml:space="preserve">sudo </w:t>
       </w:r>
       <w:proofErr w:type="spellStart"/>
@@ -12489,10 +13060,12 @@
         <w:t xml:space="preserve"> </w:t>
       </w:r>
       <w:proofErr w:type="spellStart"/>
+      <w:proofErr w:type="gramStart"/>
       <w:r>
         <w:t>root:alumnos</w:t>
       </w:r>
       <w:proofErr w:type="spellEnd"/>
+      <w:proofErr w:type="gramEnd"/>
       <w:r>
         <w:t xml:space="preserve"> /home/</w:t>
       </w:r>
@@ -12570,6 +13143,7 @@
     </w:p>
     <w:p>
       <w:r>
+        <w:lastRenderedPageBreak/>
         <w:pict w14:anchorId="350A8863">
           <v:rect id="_x0000_i1151" style="width:0;height:1.5pt" o:hralign="center" o:hrstd="t" o:hr="t" fillcolor="#a0a0a0" stroked="f"/>
         </w:pict>
@@ -12699,7 +13273,6 @@
           <w:b/>
           <w:bCs/>
         </w:rPr>
-        <w:lastRenderedPageBreak/>
         <w:t>19. Crear un archivo e implementar ACL</w:t>
       </w:r>
     </w:p>
@@ -12725,7 +13298,15 @@
       </w:r>
       <w:proofErr w:type="spellEnd"/>
       <w:r>
-        <w:t xml:space="preserve"> -m u:alumno2:rwx </w:t>
+        <w:t xml:space="preserve"> -m </w:t>
+      </w:r>
+      <w:proofErr w:type="gramStart"/>
+      <w:r>
+        <w:t>u:alumno2:rwx</w:t>
+      </w:r>
+      <w:proofErr w:type="gramEnd"/>
+      <w:r>
+        <w:t xml:space="preserve"> </w:t>
       </w:r>
       <w:proofErr w:type="spellStart"/>
       <w:r>
@@ -12933,6 +13514,7 @@
     </w:p>
     <w:p>
       <w:r>
+        <w:lastRenderedPageBreak/>
         <w:t>Usar combinación de:</w:t>
       </w:r>
     </w:p>
@@ -13025,7 +13607,6 @@
     </w:p>
     <w:p>
       <w:r>
-        <w:lastRenderedPageBreak/>
         <w:pict w14:anchorId="4EC72592">
           <v:rect id="_x0000_i1159" style="width:0;height:1.5pt" o:hralign="center" o:hrstd="t" o:hr="t" fillcolor="#a0a0a0" stroked="f"/>
         </w:pict>
@@ -13361,6 +13942,7 @@
           <w:b/>
           <w:bCs/>
         </w:rPr>
+        <w:lastRenderedPageBreak/>
         <w:t>Objetivo:</w:t>
       </w:r>
     </w:p>
@@ -13459,7 +14041,6 @@
         </w:numPr>
       </w:pPr>
       <w:r>
-        <w:lastRenderedPageBreak/>
         <w:t>6 alumnos</w:t>
       </w:r>
     </w:p>
@@ -13783,7 +14364,6 @@
           <w:b/>
           <w:bCs/>
         </w:rPr>
-        <w:lastRenderedPageBreak/>
         <w:t>PID</w:t>
       </w:r>
       <w:r>
@@ -14055,6 +14635,7 @@
     </w:p>
     <w:p>
       <w:r>
+        <w:lastRenderedPageBreak/>
         <w:t xml:space="preserve"> └── …</w:t>
       </w:r>
     </w:p>
@@ -14190,7 +14771,6 @@
     <w:p>
       <w:proofErr w:type="spellStart"/>
       <w:r>
-        <w:lastRenderedPageBreak/>
         <w:t>ps</w:t>
       </w:r>
       <w:proofErr w:type="spellEnd"/>
@@ -14511,6 +15091,7 @@
     </w:p>
     <w:p>
       <w:r>
+        <w:lastRenderedPageBreak/>
         <w:t>Un proceso con menos prioridad deja más CPU a otros.</w:t>
       </w:r>
     </w:p>
@@ -14595,7 +15176,6 @@
     </w:p>
     <w:p>
       <w:r>
-        <w:lastRenderedPageBreak/>
         <w:t>Es el sistema de arranque de Ubuntu.</w:t>
       </w:r>
       <w:r>
@@ -14950,6 +15530,7 @@
     </w:p>
     <w:p>
       <w:r>
+        <w:lastRenderedPageBreak/>
         <w:pict w14:anchorId="373034AB">
           <v:rect id="_x0000_i1174" style="width:0;height:1.5pt" o:hralign="center" o:hrstd="t" o:hr="t" fillcolor="#a0a0a0" stroked="f"/>
         </w:pict>
@@ -15039,7 +15620,6 @@
     </w:p>
     <w:p>
       <w:r>
-        <w:lastRenderedPageBreak/>
         <w:pict w14:anchorId="66CE677C">
           <v:rect id="_x0000_i1176" style="width:0;height:1.5pt" o:hralign="center" o:hrstd="t" o:hr="t" fillcolor="#a0a0a0" stroked="f"/>
         </w:pict>
@@ -15263,6 +15843,7 @@
     </w:p>
     <w:p>
       <w:r>
+        <w:lastRenderedPageBreak/>
         <w:pict w14:anchorId="51C242BE">
           <v:rect id="_x0000_i1182" style="width:0;height:1.5pt" o:hralign="center" o:hrstd="t" o:hr="t" fillcolor="#a0a0a0" stroked="f"/>
         </w:pict>
@@ -15358,7 +15939,6 @@
           <w:b/>
           <w:bCs/>
         </w:rPr>
-        <w:lastRenderedPageBreak/>
         <w:t>✅</w:t>
       </w:r>
       <w:r>
@@ -15642,6 +16222,7 @@
     <w:p>
       <w:proofErr w:type="spellStart"/>
       <w:r>
+        <w:lastRenderedPageBreak/>
         <w:t>systemctl</w:t>
       </w:r>
       <w:proofErr w:type="spellEnd"/>
@@ -15762,7 +16343,6 @@
     </w:p>
     <w:p>
       <w:r>
-        <w:lastRenderedPageBreak/>
         <w:pict w14:anchorId="2A547C19">
           <v:rect id="_x0000_i1193" style="width:0;height:1.5pt" o:hralign="center" o:hrstd="t" o:hr="t" fillcolor="#a0a0a0" stroked="f"/>
         </w:pict>
@@ -16054,6 +16634,7 @@
           <w:b/>
           <w:bCs/>
         </w:rPr>
+        <w:lastRenderedPageBreak/>
         <w:t xml:space="preserve">26. Identificar un proceso </w:t>
       </w:r>
       <w:proofErr w:type="spellStart"/>
@@ -16168,7 +16749,6 @@
     </w:p>
     <w:p>
       <w:r>
-        <w:lastRenderedPageBreak/>
         <w:t>[</w:t>
       </w:r>
       <w:proofErr w:type="spellStart"/>
@@ -16276,9 +16856,14 @@
       </w:r>
       <w:proofErr w:type="spellStart"/>
       <w:r>
-        <w:t>multi-user.target</w:t>
-      </w:r>
-      <w:proofErr w:type="spellEnd"/>
+        <w:t>multi-</w:t>
+      </w:r>
+      <w:proofErr w:type="gramStart"/>
+      <w:r>
+        <w:t>user.target</w:t>
+      </w:r>
+      <w:proofErr w:type="spellEnd"/>
+      <w:proofErr w:type="gramEnd"/>
     </w:p>
     <w:p>
       <w:r>
@@ -16504,6 +17089,7 @@
           <w:b/>
           <w:bCs/>
         </w:rPr>
+        <w:lastRenderedPageBreak/>
         <w:t>Tareas:</w:t>
       </w:r>
     </w:p>
@@ -16570,10 +17156,12 @@
         <w:t xml:space="preserve"> </w:t>
       </w:r>
       <w:proofErr w:type="spellStart"/>
+      <w:proofErr w:type="gramStart"/>
       <w:r>
         <w:t>monitor.service</w:t>
       </w:r>
       <w:proofErr w:type="spellEnd"/>
+      <w:proofErr w:type="gramEnd"/>
       <w:r>
         <w:t xml:space="preserve"> que ejecute el script.</w:t>
       </w:r>
@@ -16591,7 +17179,6 @@
     </w:p>
     <w:p>
       <w:r>
-        <w:lastRenderedPageBreak/>
         <w:t xml:space="preserve">sudo </w:t>
       </w:r>
       <w:proofErr w:type="spellStart"/>
@@ -16703,11 +17290,20 @@
           <w:b/>
           <w:bCs/>
         </w:rPr>
-        <w:t>MÓDULO 6 — Redes en Linux</w:t>
+        <w:t xml:space="preserve">MÓDULO 6 — </w:t>
+      </w:r>
+      <w:proofErr w:type="gramStart"/>
+      <w:r>
+        <w:rPr>
+          <w:b/>
+          <w:bCs/>
+        </w:rPr>
+        <w:t>Redes en Linux</w:t>
       </w:r>
       <w:r>
         <w:t>, con explicación + 30 ejercicios prácticos + proyecto final?</w:t>
       </w:r>
+      <w:proofErr w:type="gramEnd"/>
     </w:p>
     <w:p>
       <w:pPr>
@@ -16838,6 +17434,7 @@
           <w:b/>
           <w:bCs/>
         </w:rPr>
+        <w:lastRenderedPageBreak/>
         <w:t>📘</w:t>
       </w:r>
       <w:r>
@@ -16944,7 +17541,6 @@
     </w:p>
     <w:p>
       <w:r>
-        <w:lastRenderedPageBreak/>
         <w:t>ping 8.8.8.8</w:t>
       </w:r>
     </w:p>
@@ -17264,6 +17860,7 @@
         <w:rPr>
           <w:lang w:val="en-GB"/>
         </w:rPr>
+        <w:lastRenderedPageBreak/>
         <w:t xml:space="preserve">      nameservers:</w:t>
       </w:r>
     </w:p>
@@ -17408,7 +18005,6 @@
         </w:numPr>
       </w:pPr>
       <w:r>
-        <w:lastRenderedPageBreak/>
         <w:t>IP estática</w:t>
       </w:r>
     </w:p>
@@ -17654,6 +18250,7 @@
     </w:p>
     <w:p>
       <w:r>
+        <w:lastRenderedPageBreak/>
         <w:t xml:space="preserve">sudo </w:t>
       </w:r>
       <w:proofErr w:type="spellStart"/>
@@ -17749,7 +18346,6 @@
     </w:p>
     <w:p>
       <w:r>
-        <w:lastRenderedPageBreak/>
         <w:t xml:space="preserve">sudo </w:t>
       </w:r>
       <w:proofErr w:type="spellStart"/>
@@ -18041,6 +18637,7 @@
     </w:p>
     <w:p>
       <w:r>
+        <w:lastRenderedPageBreak/>
         <w:t>Interpretación:</w:t>
       </w:r>
     </w:p>
@@ -18370,7 +18967,6 @@
           <w:b/>
           <w:bCs/>
         </w:rPr>
-        <w:lastRenderedPageBreak/>
         <w:t>🟩</w:t>
       </w:r>
       <w:r>
@@ -18691,6 +19287,7 @@
     <w:p>
       <w:proofErr w:type="spellStart"/>
       <w:r>
+        <w:lastRenderedPageBreak/>
         <w:t>hostname</w:t>
       </w:r>
       <w:proofErr w:type="spellEnd"/>
@@ -18837,7 +19434,6 @@
     </w:p>
     <w:p>
       <w:r>
-        <w:lastRenderedPageBreak/>
         <w:t>Crear archivo YAML simple.</w:t>
       </w:r>
     </w:p>
@@ -19157,6 +19753,7 @@
     </w:p>
     <w:p>
       <w:r>
+        <w:lastRenderedPageBreak/>
         <w:pict w14:anchorId="1CD218F7">
           <v:rect id="_x0000_i1223" style="width:0;height:1.5pt" o:hralign="center" o:hrstd="t" o:hr="t" fillcolor="#a0a0a0" stroked="f"/>
         </w:pict>
@@ -19263,7 +19860,6 @@
     <w:p>
       <w:proofErr w:type="spellStart"/>
       <w:r>
-        <w:lastRenderedPageBreak/>
         <w:t>ssh</w:t>
       </w:r>
       <w:proofErr w:type="spellEnd"/>
@@ -19524,6 +20120,7 @@
     </w:p>
     <w:p>
       <w:r>
+        <w:lastRenderedPageBreak/>
         <w:t xml:space="preserve">Asignar </w:t>
       </w:r>
       <w:proofErr w:type="spellStart"/>
@@ -19640,7 +20237,6 @@
         </w:numPr>
       </w:pPr>
       <w:r>
-        <w:lastRenderedPageBreak/>
         <w:t>Gateway</w:t>
       </w:r>
     </w:p>
@@ -19960,6 +20556,7 @@
         </w:numPr>
       </w:pPr>
       <w:r>
+        <w:lastRenderedPageBreak/>
         <w:t xml:space="preserve">Configurar </w:t>
       </w:r>
       <w:r>
@@ -20066,7 +20663,6 @@
         </w:numPr>
       </w:pPr>
       <w:r>
-        <w:lastRenderedPageBreak/>
         <w:t>Gateway</w:t>
       </w:r>
     </w:p>
@@ -20279,6 +20875,7 @@
           <w:b/>
           <w:bCs/>
         </w:rPr>
+        <w:lastRenderedPageBreak/>
         <w:t>✔</w:t>
       </w:r>
       <w:r>
@@ -20427,7 +21024,6 @@
     </w:p>
     <w:p>
       <w:r>
-        <w:lastRenderedPageBreak/>
         <w:t xml:space="preserve">sudo </w:t>
       </w:r>
       <w:proofErr w:type="spellStart"/>
@@ -20702,6 +21298,7 @@
           <w:b/>
           <w:bCs/>
         </w:rPr>
+        <w:lastRenderedPageBreak/>
         <w:t>📘</w:t>
       </w:r>
       <w:r>
@@ -20744,6 +21341,7 @@
           <w:lang w:val="en-GB"/>
         </w:rPr>
       </w:pPr>
+      <w:proofErr w:type="gramStart"/>
       <w:r>
         <w:rPr>
           <w:lang w:val="en-GB"/>
@@ -20758,6 +21356,7 @@
         <w:t>sources.list.d</w:t>
       </w:r>
       <w:proofErr w:type="spellEnd"/>
+      <w:proofErr w:type="gramEnd"/>
       <w:r>
         <w:rPr>
           <w:lang w:val="en-GB"/>
@@ -20783,10 +21382,12 @@
         <w:t xml:space="preserve"> </w:t>
       </w:r>
       <w:proofErr w:type="spellStart"/>
+      <w:proofErr w:type="gramStart"/>
       <w:r>
         <w:t>ppa:nombre</w:t>
       </w:r>
       <w:proofErr w:type="spellEnd"/>
+      <w:proofErr w:type="gramEnd"/>
       <w:r>
         <w:t>/</w:t>
       </w:r>
@@ -20821,7 +21422,6 @@
     </w:p>
     <w:p>
       <w:r>
-        <w:lastRenderedPageBreak/>
         <w:pict w14:anchorId="30141A86">
           <v:rect id="_x0000_i1241" style="width:0;height:1.5pt" o:hralign="center" o:hrstd="t" o:hr="t" fillcolor="#a0a0a0" stroked="f"/>
         </w:pict>
@@ -21128,6 +21728,7 @@
     </w:p>
     <w:p>
       <w:r>
+        <w:lastRenderedPageBreak/>
         <w:t>Instalar:</w:t>
       </w:r>
     </w:p>
@@ -21262,7 +21863,6 @@
           <w:b/>
           <w:bCs/>
         </w:rPr>
-        <w:lastRenderedPageBreak/>
         <w:t xml:space="preserve">2. Instalar el paquete </w:t>
       </w:r>
       <w:proofErr w:type="spellStart"/>
@@ -21694,6 +22294,7 @@
           <w:b/>
           <w:bCs/>
         </w:rPr>
+        <w:lastRenderedPageBreak/>
         <w:t>11. Abrir el archivo de repositorios</w:t>
       </w:r>
     </w:p>
@@ -21748,16 +22349,24 @@
         <w:rPr>
           <w:lang w:val="en-GB"/>
         </w:rPr>
-        <w:t>ls /etc/apt/</w:t>
-      </w:r>
-      <w:proofErr w:type="spellStart"/>
+        <w:t xml:space="preserve">ls </w:t>
+      </w:r>
+      <w:proofErr w:type="gramStart"/>
       <w:r>
         <w:rPr>
           <w:lang w:val="en-GB"/>
         </w:rPr>
+        <w:t>/etc/apt/</w:t>
+      </w:r>
+      <w:proofErr w:type="spellStart"/>
+      <w:r>
+        <w:rPr>
+          <w:lang w:val="en-GB"/>
+        </w:rPr>
         <w:t>sources.list.d</w:t>
       </w:r>
       <w:proofErr w:type="spellEnd"/>
+      <w:proofErr w:type="gramEnd"/>
       <w:r>
         <w:rPr>
           <w:lang w:val="en-GB"/>
@@ -21806,6 +22415,7 @@
         <w:t xml:space="preserve"> add-apt-repository </w:t>
       </w:r>
       <w:proofErr w:type="spellStart"/>
+      <w:proofErr w:type="gramStart"/>
       <w:r>
         <w:rPr>
           <w:lang w:val="en-GB"/>
@@ -21813,6 +22423,7 @@
         <w:t>ppa:deadsnakes</w:t>
       </w:r>
       <w:proofErr w:type="spellEnd"/>
+      <w:proofErr w:type="gramEnd"/>
       <w:r>
         <w:rPr>
           <w:lang w:val="en-GB"/>
@@ -21858,7 +22469,6 @@
           <w:b/>
           <w:bCs/>
         </w:rPr>
-        <w:lastRenderedPageBreak/>
         <w:t>14. Instalar una versión concreta de Python</w:t>
       </w:r>
     </w:p>
@@ -21919,6 +22529,7 @@
         <w:t xml:space="preserve"> add-apt-repository --remove </w:t>
       </w:r>
       <w:proofErr w:type="spellStart"/>
+      <w:proofErr w:type="gramStart"/>
       <w:r>
         <w:rPr>
           <w:lang w:val="en-GB"/>
@@ -21926,6 +22537,7 @@
         <w:t>ppa:deadsnakes</w:t>
       </w:r>
       <w:proofErr w:type="spellEnd"/>
+      <w:proofErr w:type="gramEnd"/>
       <w:r>
         <w:rPr>
           <w:lang w:val="en-GB"/>
@@ -22250,6 +22862,7 @@
           <w:b/>
           <w:bCs/>
         </w:rPr>
+        <w:lastRenderedPageBreak/>
         <w:t>22. Ver qué paquete instaló un comando</w:t>
       </w:r>
     </w:p>
@@ -22406,7 +23019,6 @@
           <w:b/>
           <w:bCs/>
         </w:rPr>
-        <w:lastRenderedPageBreak/>
         <w:t>26. Ver qué paquetes dependen de él</w:t>
       </w:r>
     </w:p>
@@ -22613,8 +23225,13 @@
       </w:r>
     </w:p>
     <w:p>
-      <w:r>
-        <w:t>#!/bin/bash</w:t>
+      <w:proofErr w:type="gramStart"/>
+      <w:r>
+        <w:t>#!/</w:t>
+      </w:r>
+      <w:proofErr w:type="gramEnd"/>
+      <w:r>
+        <w:t>bin/bash</w:t>
       </w:r>
     </w:p>
     <w:p>
@@ -22744,6 +23361,7 @@
     </w:p>
     <w:p>
       <w:r>
+        <w:lastRenderedPageBreak/>
         <w:pict w14:anchorId="5EA19D29">
           <v:rect id="_x0000_i1249" style="width:0;height:1.5pt" o:hralign="center" o:hrstd="t" o:hr="t" fillcolor="#a0a0a0" stroked="f"/>
         </w:pict>
@@ -22933,7 +23551,6 @@
         </w:numPr>
       </w:pPr>
       <w:r>
-        <w:lastRenderedPageBreak/>
         <w:t>Comando usado</w:t>
       </w:r>
     </w:p>
@@ -23131,6 +23748,7 @@
         <w:rPr>
           <w:rFonts w:ascii="Segoe UI Emoji" w:hAnsi="Segoe UI Emoji" w:cs="Segoe UI Emoji"/>
         </w:rPr>
+        <w:lastRenderedPageBreak/>
         <w:t>🟦</w:t>
       </w:r>
       <w:r>
@@ -23237,7 +23855,6 @@
         </w:numPr>
       </w:pPr>
       <w:r>
-        <w:lastRenderedPageBreak/>
         <w:t>Crear herramientas propias</w:t>
       </w:r>
     </w:p>
@@ -23247,8 +23864,13 @@
       </w:r>
     </w:p>
     <w:p>
-      <w:r>
-        <w:t>#!/bin/bash</w:t>
+      <w:proofErr w:type="gramStart"/>
+      <w:r>
+        <w:t>#!/</w:t>
+      </w:r>
+      <w:proofErr w:type="gramEnd"/>
+      <w:r>
+        <w:t>bin/bash</w:t>
       </w:r>
     </w:p>
     <w:p>
@@ -23309,8 +23931,13 @@
       </w:r>
     </w:p>
     <w:p>
-      <w:r>
-        <w:t>#!/bin/bash</w:t>
+      <w:proofErr w:type="gramStart"/>
+      <w:r>
+        <w:t>#!/</w:t>
+      </w:r>
+      <w:proofErr w:type="gramEnd"/>
+      <w:r>
+        <w:t>bin/bash</w:t>
       </w:r>
     </w:p>
     <w:p>
@@ -23392,6 +24019,7 @@
     </w:p>
     <w:p>
       <w:r>
+        <w:lastRenderedPageBreak/>
         <w:t>nombre="Alberto"</w:t>
       </w:r>
     </w:p>
@@ -23512,7 +24140,6 @@
     </w:p>
     <w:p>
       <w:r>
-        <w:lastRenderedPageBreak/>
         <w:t>echo "Hola $nombre"</w:t>
       </w:r>
     </w:p>
@@ -23574,7 +24201,15 @@
       </w:r>
       <w:proofErr w:type="spellEnd"/>
       <w:r>
-        <w:t xml:space="preserve"> [ $edad -ge 18 ]; </w:t>
+        <w:t xml:space="preserve"> [ $edad -ge </w:t>
+      </w:r>
+      <w:proofErr w:type="gramStart"/>
+      <w:r>
+        <w:t>18 ]</w:t>
+      </w:r>
+      <w:proofErr w:type="gramEnd"/>
+      <w:r>
+        <w:t xml:space="preserve">; </w:t>
       </w:r>
       <w:proofErr w:type="spellStart"/>
       <w:r>
@@ -23708,19 +24343,33 @@
         <w:rPr>
           <w:lang w:val="en-GB"/>
         </w:rPr>
-        <w:t xml:space="preserve"> in {1..5}; do</w:t>
-      </w:r>
-    </w:p>
-    <w:p>
-      <w:pPr>
+        <w:t xml:space="preserve"> in {</w:t>
+      </w:r>
+      <w:proofErr w:type="gramStart"/>
+      <w:r>
         <w:rPr>
           <w:lang w:val="en-GB"/>
         </w:rPr>
-      </w:pPr>
+        <w:t>1..</w:t>
+      </w:r>
+      <w:proofErr w:type="gramEnd"/>
       <w:r>
         <w:rPr>
           <w:lang w:val="en-GB"/>
         </w:rPr>
+        <w:t>5}; do</w:t>
+      </w:r>
+    </w:p>
+    <w:p>
+      <w:pPr>
+        <w:rPr>
+          <w:lang w:val="en-GB"/>
+        </w:rPr>
+      </w:pPr>
+      <w:r>
+        <w:rPr>
+          <w:lang w:val="en-GB"/>
+        </w:rPr>
         <w:t xml:space="preserve">    echo "</w:t>
       </w:r>
       <w:proofErr w:type="spellStart"/>
@@ -23796,11 +24445,20 @@
     <w:p>
       <w:proofErr w:type="spellStart"/>
       <w:r>
+        <w:lastRenderedPageBreak/>
         <w:t>while</w:t>
       </w:r>
       <w:proofErr w:type="spellEnd"/>
       <w:r>
-        <w:t xml:space="preserve"> [ $contador -le 5 ]; do</w:t>
+        <w:t xml:space="preserve"> [ $contador -le </w:t>
+      </w:r>
+      <w:proofErr w:type="gramStart"/>
+      <w:r>
+        <w:t>5 ]</w:t>
+      </w:r>
+      <w:proofErr w:type="gramEnd"/>
+      <w:r>
+        <w:t>; do</w:t>
       </w:r>
     </w:p>
     <w:p>
@@ -23852,8 +24510,13 @@
       </w:r>
     </w:p>
     <w:p>
-      <w:r>
-        <w:t>saludar() {</w:t>
+      <w:proofErr w:type="gramStart"/>
+      <w:r>
+        <w:t>saludar(</w:t>
+      </w:r>
+      <w:proofErr w:type="gramEnd"/>
+      <w:r>
+        <w:t>) {</w:t>
       </w:r>
     </w:p>
     <w:p>
@@ -23891,7 +24554,6 @@
           <w:b/>
           <w:bCs/>
         </w:rPr>
-        <w:lastRenderedPageBreak/>
         <w:t>📘</w:t>
       </w:r>
       <w:r>
@@ -24070,6 +24732,7 @@
           <w:b/>
           <w:bCs/>
         </w:rPr>
+        <w:lastRenderedPageBreak/>
         <w:t>✅</w:t>
       </w:r>
       <w:r>
@@ -24180,7 +24843,6 @@
           <w:b/>
           <w:bCs/>
         </w:rPr>
-        <w:lastRenderedPageBreak/>
         <w:t>4. Script que reciba un argumento y lo muestre</w:t>
       </w:r>
     </w:p>
@@ -24384,6 +25046,7 @@
     </w:p>
     <w:p>
       <w:r>
+        <w:lastRenderedPageBreak/>
         <w:pict w14:anchorId="477C06E4">
           <v:rect id="_x0000_i1271" style="width:0;height:1.5pt" o:hralign="center" o:hrstd="t" o:hr="t" fillcolor="#a0a0a0" stroked="f"/>
         </w:pict>
@@ -24436,7 +25099,15 @@
       </w:r>
       <w:proofErr w:type="spellEnd"/>
       <w:r>
-        <w:t xml:space="preserve"> [ -f archivo ].</w:t>
+        <w:t xml:space="preserve"> [ -f </w:t>
+      </w:r>
+      <w:proofErr w:type="gramStart"/>
+      <w:r>
+        <w:t>archivo ]</w:t>
+      </w:r>
+      <w:proofErr w:type="gramEnd"/>
+      <w:r>
+        <w:t>.</w:t>
       </w:r>
     </w:p>
     <w:p>
@@ -24531,7 +25202,6 @@
     </w:p>
     <w:p>
       <w:r>
-        <w:lastRenderedPageBreak/>
         <w:pict w14:anchorId="006A5077">
           <v:rect id="_x0000_i1275" style="width:0;height:1.5pt" o:hralign="center" o:hrstd="t" o:hr="t" fillcolor="#a0a0a0" stroked="f"/>
         </w:pict>
@@ -24747,6 +25417,7 @@
     </w:p>
     <w:p>
       <w:r>
+        <w:lastRenderedPageBreak/>
         <w:pict w14:anchorId="0747BA4C">
           <v:rect id="_x0000_i1283" style="width:0;height:1.5pt" o:hralign="center" o:hrstd="t" o:hr="t" fillcolor="#a0a0a0" stroked="f"/>
         </w:pict>
@@ -24764,7 +25435,23 @@
           <w:b/>
           <w:bCs/>
         </w:rPr>
-        <w:t>23. Script que comprima una carpeta en .tar.gz</w:t>
+        <w:t xml:space="preserve">23. Script que comprima una carpeta </w:t>
+      </w:r>
+      <w:proofErr w:type="gramStart"/>
+      <w:r>
+        <w:rPr>
+          <w:b/>
+          <w:bCs/>
+        </w:rPr>
+        <w:t>en .</w:t>
+      </w:r>
+      <w:proofErr w:type="gramEnd"/>
+      <w:r>
+        <w:rPr>
+          <w:b/>
+          <w:bCs/>
+        </w:rPr>
+        <w:t>tar.gz</w:t>
       </w:r>
     </w:p>
     <w:p>
@@ -24881,7 +25568,6 @@
     </w:p>
     <w:p>
       <w:r>
-        <w:lastRenderedPageBreak/>
         <w:pict w14:anchorId="3B4328D9">
           <v:rect id="_x0000_i1287" style="width:0;height:1.5pt" o:hralign="center" o:hrstd="t" o:hr="t" fillcolor="#a0a0a0" stroked="f"/>
         </w:pict>
@@ -25101,6 +25787,7 @@
           <w:b/>
           <w:bCs/>
         </w:rPr>
+        <w:lastRenderedPageBreak/>
         <w:t>34. Script que registre la IP pública</w:t>
       </w:r>
     </w:p>
@@ -25232,7 +25919,6 @@
           <w:b/>
           <w:bCs/>
         </w:rPr>
-        <w:lastRenderedPageBreak/>
         <w:t>Debe incluir un script llamado monitor.sh que:</w:t>
       </w:r>
     </w:p>
@@ -25421,6 +26107,7 @@
         <w:rPr>
           <w:rFonts w:ascii="Segoe UI Symbol" w:hAnsi="Segoe UI Symbol" w:cs="Segoe UI Symbol"/>
         </w:rPr>
+        <w:lastRenderedPageBreak/>
         <w:t>✔</w:t>
       </w:r>
       <w:r>
@@ -25502,7 +26189,6 @@
     </w:p>
     <w:p>
       <w:r>
-        <w:lastRenderedPageBreak/>
         <w:pict w14:anchorId="795D0606">
           <v:rect id="_x0000_i1300" style="width:0;height:1.5pt" o:hralign="center" o:hrstd="t" o:hr="t" fillcolor="#a0a0a0" stroked="f"/>
         </w:pict>
@@ -25749,6 +26435,7 @@
     </w:p>
     <w:p>
       <w:r>
+        <w:lastRenderedPageBreak/>
         <w:t>Actualizar motores críticos:</w:t>
       </w:r>
     </w:p>
@@ -25905,7 +26592,6 @@
     </w:p>
     <w:p>
       <w:r>
-        <w:lastRenderedPageBreak/>
         <w:t>Permitir SSH:</w:t>
       </w:r>
     </w:p>
@@ -26182,6 +26868,7 @@
           <w:b/>
           <w:bCs/>
         </w:rPr>
+        <w:lastRenderedPageBreak/>
         <w:t>📘</w:t>
       </w:r>
       <w:r>
@@ -26323,7 +27010,6 @@
     <w:p>
       <w:proofErr w:type="spellStart"/>
       <w:r>
-        <w:lastRenderedPageBreak/>
         <w:t>bantime</w:t>
       </w:r>
       <w:proofErr w:type="spellEnd"/>
@@ -26536,7 +27222,15 @@
       </w:r>
       <w:proofErr w:type="spellEnd"/>
       <w:r>
-        <w:t xml:space="preserve"> -m u:alumno:r archivo</w:t>
+        <w:t xml:space="preserve"> -m </w:t>
+      </w:r>
+      <w:proofErr w:type="gramStart"/>
+      <w:r>
+        <w:t>u:alumno</w:t>
+      </w:r>
+      <w:proofErr w:type="gramEnd"/>
+      <w:r>
+        <w:t>:r archivo</w:t>
       </w:r>
     </w:p>
     <w:p>
@@ -26606,6 +27300,7 @@
     </w:p>
     <w:p>
       <w:r>
+        <w:lastRenderedPageBreak/>
         <w:t>Cerrar puertos innecesarios:</w:t>
       </w:r>
     </w:p>
@@ -26756,7 +27451,6 @@
     </w:p>
     <w:p>
       <w:r>
-        <w:lastRenderedPageBreak/>
         <w:pict w14:anchorId="3D3F88E2">
           <v:rect id="_x0000_i1308" style="width:0;height:1.5pt" o:hralign="center" o:hrstd="t" o:hr="t" fillcolor="#a0a0a0" stroked="f"/>
         </w:pict>
@@ -27031,6 +27725,7 @@
     </w:p>
     <w:p>
       <w:r>
+        <w:lastRenderedPageBreak/>
         <w:t xml:space="preserve">sudo </w:t>
       </w:r>
       <w:proofErr w:type="spellStart"/>
@@ -27185,7 +27880,6 @@
     </w:p>
     <w:p>
       <w:r>
-        <w:lastRenderedPageBreak/>
         <w:pict w14:anchorId="7C47F312">
           <v:rect id="_x0000_i1315" style="width:0;height:1.5pt" o:hralign="center" o:hrstd="t" o:hr="t" fillcolor="#a0a0a0" stroked="f"/>
         </w:pict>
@@ -27500,6 +28194,7 @@
     </w:p>
     <w:p>
       <w:r>
+        <w:lastRenderedPageBreak/>
         <w:pict w14:anchorId="36E48B00">
           <v:rect id="_x0000_i1321" style="width:0;height:1.5pt" o:hralign="center" o:hrstd="t" o:hr="t" fillcolor="#a0a0a0" stroked="f"/>
         </w:pict>
@@ -27652,7 +28347,6 @@
     </w:p>
     <w:p>
       <w:r>
-        <w:lastRenderedPageBreak/>
         <w:pict w14:anchorId="6C6A57F5">
           <v:rect id="_x0000_i1324" style="width:0;height:1.5pt" o:hralign="center" o:hrstd="t" o:hr="t" fillcolor="#a0a0a0" stroked="f"/>
         </w:pict>
@@ -27841,7 +28535,15 @@
       </w:r>
       <w:proofErr w:type="spellEnd"/>
       <w:r>
-        <w:t xml:space="preserve"> -m u:profesor:rwx /datos</w:t>
+        <w:t xml:space="preserve"> -m </w:t>
+      </w:r>
+      <w:proofErr w:type="gramStart"/>
+      <w:r>
+        <w:t>u:profesor</w:t>
+      </w:r>
+      <w:proofErr w:type="gramEnd"/>
+      <w:r>
+        <w:t>:rwx /datos</w:t>
       </w:r>
     </w:p>
     <w:p>
@@ -27878,6 +28580,7 @@
     </w:p>
     <w:p>
       <w:r>
+        <w:lastRenderedPageBreak/>
         <w:pict w14:anchorId="0D1E6912">
           <v:rect id="_x0000_i1330" style="width:0;height:1.5pt" o:hralign="center" o:hrstd="t" o:hr="t" fillcolor="#a0a0a0" stroked="f"/>
         </w:pict>
@@ -28002,7 +28705,6 @@
     </w:p>
     <w:p>
       <w:r>
-        <w:lastRenderedPageBreak/>
         <w:pict w14:anchorId="537EEF79">
           <v:rect id="_x0000_i1332" style="width:0;height:1.5pt" o:hralign="center" o:hrstd="t" o:hr="t" fillcolor="#a0a0a0" stroked="f"/>
         </w:pict>
@@ -28265,6 +28967,7 @@
           <w:b/>
           <w:bCs/>
         </w:rPr>
+        <w:lastRenderedPageBreak/>
         <w:t>27. Detectar archivos sin dueño</w:t>
       </w:r>
     </w:p>
@@ -28461,7 +29164,6 @@
         </w:numPr>
       </w:pPr>
       <w:r>
-        <w:lastRenderedPageBreak/>
         <w:t>Servicios activos</w:t>
       </w:r>
     </w:p>
@@ -28665,6 +29367,7 @@
         </w:numPr>
       </w:pPr>
       <w:r>
+        <w:lastRenderedPageBreak/>
         <w:t>desactivar contraseñas</w:t>
       </w:r>
     </w:p>
@@ -28780,7 +29483,6 @@
         </w:numPr>
       </w:pPr>
       <w:r>
-        <w:lastRenderedPageBreak/>
         <w:t>Generar informe de seguridad:</w:t>
       </w:r>
     </w:p>
@@ -28965,6 +29667,7 @@
         </w:numPr>
       </w:pPr>
       <w:r>
+        <w:lastRenderedPageBreak/>
         <w:t>Red y firewall</w:t>
       </w:r>
     </w:p>
@@ -29084,7 +29787,6 @@
           <w:b/>
           <w:bCs/>
         </w:rPr>
-        <w:lastRenderedPageBreak/>
         <w:t>🧩</w:t>
       </w:r>
       <w:r>
@@ -29301,6 +30003,7 @@
         </w:numPr>
       </w:pPr>
       <w:r>
+        <w:lastRenderedPageBreak/>
         <w:t>40GB de almacenamiento</w:t>
       </w:r>
     </w:p>
@@ -29533,7 +30236,6 @@
       </w:pPr>
       <w:proofErr w:type="spellStart"/>
       <w:r>
-        <w:lastRenderedPageBreak/>
         <w:t>kernel</w:t>
       </w:r>
       <w:proofErr w:type="spellEnd"/>
@@ -29781,6 +30483,7 @@
           <w:b/>
           <w:bCs/>
         </w:rPr>
+        <w:lastRenderedPageBreak/>
         <w:t>10. Configurar permisos correctos</w:t>
       </w:r>
     </w:p>
@@ -29932,7 +30635,6 @@
           <w:b/>
           <w:bCs/>
         </w:rPr>
-        <w:lastRenderedPageBreak/>
         <w:t>13. Instalar y activar SSH</w:t>
       </w:r>
     </w:p>
@@ -30193,6 +30895,7 @@
     <w:p>
       <w:proofErr w:type="spellStart"/>
       <w:r>
+        <w:lastRenderedPageBreak/>
         <w:t>find</w:t>
       </w:r>
       <w:proofErr w:type="spellEnd"/>
@@ -30401,7 +31104,6 @@
           <w:b/>
           <w:bCs/>
         </w:rPr>
-        <w:lastRenderedPageBreak/>
         <w:t>23. Instalar un servicio a elección (uno de estos):</w:t>
       </w:r>
     </w:p>
@@ -30646,6 +31348,7 @@
     <w:p>
       <w:proofErr w:type="spellStart"/>
       <w:r>
+        <w:lastRenderedPageBreak/>
         <w:t>journalctl</w:t>
       </w:r>
       <w:proofErr w:type="spellEnd"/>
@@ -30815,7 +31518,6 @@
           <w:b/>
           <w:bCs/>
         </w:rPr>
-        <w:lastRenderedPageBreak/>
         <w:t>30. Entregar un informe técnico final</w:t>
       </w:r>
     </w:p>
@@ -31025,6 +31727,7 @@
         <w:rPr>
           <w:rFonts w:ascii="Segoe UI Symbol" w:hAnsi="Segoe UI Symbol" w:cs="Segoe UI Symbol"/>
         </w:rPr>
+        <w:lastRenderedPageBreak/>
         <w:t>✔</w:t>
       </w:r>
       <w:r>
@@ -31341,7 +32044,6 @@
           </w:tcPr>
           <w:p>
             <w:r>
-              <w:lastRenderedPageBreak/>
               <w:t>Red y SSH</w:t>
             </w:r>
           </w:p>

--- a/EJERCICIOS DE LOS ALUMNOS/RAFA/Curso de Linux.docx
+++ b/EJERCICIOS DE LOS ALUMNOS/RAFA/Curso de Linux.docx
@@ -7620,7 +7620,48 @@
         <w:rPr>
           <w:lang w:val="en-GB"/>
         </w:rPr>
+        <w:lastRenderedPageBreak/>
         <w:t>./info.sh</w:t>
+      </w:r>
+      <w:r>
+        <w:rPr>
+          <w:noProof/>
+        </w:rPr>
+        <w:drawing>
+          <wp:inline distT="0" distB="0" distL="0" distR="0" wp14:anchorId="5BBCF676" wp14:editId="3FAAAE81">
+            <wp:extent cx="5400040" cy="5641340"/>
+            <wp:effectExtent l="0" t="0" r="0" b="0"/>
+            <wp:docPr id="1871796818" name="Imagen 1"/>
+            <wp:cNvGraphicFramePr>
+              <a:graphicFrameLocks xmlns:a="http://schemas.openxmlformats.org/drawingml/2006/main" noChangeAspect="1"/>
+            </wp:cNvGraphicFramePr>
+            <a:graphic xmlns:a="http://schemas.openxmlformats.org/drawingml/2006/main">
+              <a:graphicData uri="http://schemas.openxmlformats.org/drawingml/2006/picture">
+                <pic:pic xmlns:pic="http://schemas.openxmlformats.org/drawingml/2006/picture">
+                  <pic:nvPicPr>
+                    <pic:cNvPr id="1871796818" name=""/>
+                    <pic:cNvPicPr/>
+                  </pic:nvPicPr>
+                  <pic:blipFill>
+                    <a:blip r:embed="rId23"/>
+                    <a:stretch>
+                      <a:fillRect/>
+                    </a:stretch>
+                  </pic:blipFill>
+                  <pic:spPr>
+                    <a:xfrm>
+                      <a:off x="0" y="0"/>
+                      <a:ext cx="5400040" cy="5641340"/>
+                    </a:xfrm>
+                    <a:prstGeom prst="rect">
+                      <a:avLst/>
+                    </a:prstGeom>
+                  </pic:spPr>
+                </pic:pic>
+              </a:graphicData>
+            </a:graphic>
+          </wp:inline>
+        </w:drawing>
       </w:r>
     </w:p>
     <w:p>
@@ -7728,6 +7769,7 @@
     </w:p>
     <w:p>
       <w:r>
+        <w:lastRenderedPageBreak/>
         <w:t>/</w:t>
       </w:r>
     </w:p>
@@ -7736,7 +7778,6 @@
         <w:rPr>
           <w:rFonts w:ascii="MS Gothic" w:eastAsia="MS Gothic" w:hAnsi="MS Gothic" w:cs="MS Gothic" w:hint="eastAsia"/>
         </w:rPr>
-        <w:lastRenderedPageBreak/>
         <w:t>├</w:t>
       </w:r>
       <w:r>
@@ -8426,6 +8467,7 @@
         </w:numPr>
       </w:pPr>
       <w:r>
+        <w:lastRenderedPageBreak/>
         <w:t>/</w:t>
       </w:r>
       <w:proofErr w:type="spellStart"/>
@@ -8449,7 +8491,6 @@
           <w:b/>
           <w:bCs/>
         </w:rPr>
-        <w:lastRenderedPageBreak/>
         <w:t>/home</w:t>
       </w:r>
     </w:p>
@@ -9007,6 +9048,7 @@
     </w:p>
     <w:p>
       <w:r>
+        <w:lastRenderedPageBreak/>
         <w:pict w14:anchorId="23C681D0">
           <v:rect id="_x0000_i1108" style="width:0;height:1.5pt" o:hralign="center" o:hrstd="t" o:hr="t" fillcolor="#a0a0a0" stroked="f"/>
         </w:pict>
@@ -9025,7 +9067,6 @@
           <w:b/>
           <w:bCs/>
         </w:rPr>
-        <w:lastRenderedPageBreak/>
         <w:t>📘</w:t>
       </w:r>
       <w:r>
@@ -9395,6 +9436,7 @@
           <w:b/>
           <w:bCs/>
         </w:rPr>
+        <w:lastRenderedPageBreak/>
         <w:t>🟩</w:t>
       </w:r>
       <w:r>
@@ -9407,7 +9449,6 @@
     </w:p>
     <w:p>
       <w:r>
-        <w:lastRenderedPageBreak/>
         <w:t xml:space="preserve">Divididos en básicos, intermedios, avanzados y un </w:t>
       </w:r>
       <w:proofErr w:type="spellStart"/>
@@ -9866,6 +9907,7 @@
         <w:rPr>
           <w:lang w:val="en-GB"/>
         </w:rPr>
+        <w:lastRenderedPageBreak/>
         <w:t>sudo</w:t>
       </w:r>
       <w:proofErr w:type="spellEnd"/>
@@ -9910,7 +9952,6 @@
           <w:b/>
           <w:bCs/>
         </w:rPr>
-        <w:lastRenderedPageBreak/>
         <w:t>12. Desmontarlo</w:t>
       </w:r>
     </w:p>
@@ -10397,6 +10438,7 @@
     </w:p>
     <w:p>
       <w:r>
+        <w:lastRenderedPageBreak/>
         <w:pict w14:anchorId="1EAF85C7">
           <v:rect id="_x0000_i1116" style="width:0;height:1.5pt" o:hralign="center" o:hrstd="t" o:hr="t" fillcolor="#a0a0a0" stroked="f"/>
         </w:pict>
@@ -10414,7 +10456,6 @@
           <w:b/>
           <w:bCs/>
         </w:rPr>
-        <w:lastRenderedPageBreak/>
         <w:t>23. Montarla automáticamente en /</w:t>
       </w:r>
       <w:proofErr w:type="spellStart"/>
@@ -10822,6 +10863,7 @@
     </w:p>
     <w:p>
       <w:r>
+        <w:lastRenderedPageBreak/>
         <w:t>Realiza la siguiente configuración completa:</w:t>
       </w:r>
     </w:p>
@@ -10837,7 +10879,6 @@
           <w:b/>
           <w:bCs/>
         </w:rPr>
-        <w:lastRenderedPageBreak/>
         <w:t>Objetivo:</w:t>
       </w:r>
     </w:p>
@@ -11193,6 +11234,7 @@
           <w:b/>
           <w:bCs/>
         </w:rPr>
+        <w:lastRenderedPageBreak/>
         <w:t>📘</w:t>
       </w:r>
       <w:r>
@@ -11205,7 +11247,6 @@
     </w:p>
     <w:p>
       <w:r>
-        <w:lastRenderedPageBreak/>
         <w:t xml:space="preserve">Linux es un sistema </w:t>
       </w:r>
       <w:r>
@@ -11574,8 +11615,55 @@
     </w:p>
     <w:p>
       <w:r>
+        <w:lastRenderedPageBreak/>
         <w:t>Crear grupos:</w:t>
       </w:r>
+      <w:r>
+        <w:rPr>
+          <w:noProof/>
+        </w:rPr>
+        <w:t xml:space="preserve"> </w:t>
+      </w:r>
+      <w:r>
+        <w:rPr>
+          <w:noProof/>
+        </w:rPr>
+        <w:drawing>
+          <wp:inline distT="0" distB="0" distL="0" distR="0" wp14:anchorId="1705735D" wp14:editId="32BA159C">
+            <wp:extent cx="5400040" cy="3946525"/>
+            <wp:effectExtent l="0" t="0" r="0" b="0"/>
+            <wp:docPr id="1902660632" name="Imagen 1"/>
+            <wp:cNvGraphicFramePr>
+              <a:graphicFrameLocks xmlns:a="http://schemas.openxmlformats.org/drawingml/2006/main" noChangeAspect="1"/>
+            </wp:cNvGraphicFramePr>
+            <a:graphic xmlns:a="http://schemas.openxmlformats.org/drawingml/2006/main">
+              <a:graphicData uri="http://schemas.openxmlformats.org/drawingml/2006/picture">
+                <pic:pic xmlns:pic="http://schemas.openxmlformats.org/drawingml/2006/picture">
+                  <pic:nvPicPr>
+                    <pic:cNvPr id="1902660632" name=""/>
+                    <pic:cNvPicPr/>
+                  </pic:nvPicPr>
+                  <pic:blipFill>
+                    <a:blip r:embed="rId24"/>
+                    <a:stretch>
+                      <a:fillRect/>
+                    </a:stretch>
+                  </pic:blipFill>
+                  <pic:spPr>
+                    <a:xfrm>
+                      <a:off x="0" y="0"/>
+                      <a:ext cx="5400040" cy="3946525"/>
+                    </a:xfrm>
+                    <a:prstGeom prst="rect">
+                      <a:avLst/>
+                    </a:prstGeom>
+                  </pic:spPr>
+                </pic:pic>
+              </a:graphicData>
+            </a:graphic>
+          </wp:inline>
+        </w:drawing>
+      </w:r>
     </w:p>
     <w:p>
       <w:r>
@@ -11592,29 +11680,71 @@
     </w:p>
     <w:p>
       <w:r>
+        <w:t xml:space="preserve">sudo </w:t>
+      </w:r>
+      <w:proofErr w:type="spellStart"/>
+      <w:r>
+        <w:t>groupadd</w:t>
+      </w:r>
+      <w:proofErr w:type="spellEnd"/>
+      <w:r>
+        <w:t xml:space="preserve"> alumnos</w:t>
+      </w:r>
+    </w:p>
+    <w:p>
+      <w:r>
+        <w:rPr>
+          <w:noProof/>
+        </w:rPr>
         <w:lastRenderedPageBreak/>
+        <w:drawing>
+          <wp:inline distT="0" distB="0" distL="0" distR="0" wp14:anchorId="6E8F25BE" wp14:editId="680BC124">
+            <wp:extent cx="5400040" cy="4707255"/>
+            <wp:effectExtent l="0" t="0" r="0" b="0"/>
+            <wp:docPr id="979065639" name="Imagen 1"/>
+            <wp:cNvGraphicFramePr>
+              <a:graphicFrameLocks xmlns:a="http://schemas.openxmlformats.org/drawingml/2006/main" noChangeAspect="1"/>
+            </wp:cNvGraphicFramePr>
+            <a:graphic xmlns:a="http://schemas.openxmlformats.org/drawingml/2006/main">
+              <a:graphicData uri="http://schemas.openxmlformats.org/drawingml/2006/picture">
+                <pic:pic xmlns:pic="http://schemas.openxmlformats.org/drawingml/2006/picture">
+                  <pic:nvPicPr>
+                    <pic:cNvPr id="979065639" name=""/>
+                    <pic:cNvPicPr/>
+                  </pic:nvPicPr>
+                  <pic:blipFill>
+                    <a:blip r:embed="rId25"/>
+                    <a:stretch>
+                      <a:fillRect/>
+                    </a:stretch>
+                  </pic:blipFill>
+                  <pic:spPr>
+                    <a:xfrm>
+                      <a:off x="0" y="0"/>
+                      <a:ext cx="5400040" cy="4707255"/>
+                    </a:xfrm>
+                    <a:prstGeom prst="rect">
+                      <a:avLst/>
+                    </a:prstGeom>
+                  </pic:spPr>
+                </pic:pic>
+              </a:graphicData>
+            </a:graphic>
+          </wp:inline>
+        </w:drawing>
+      </w:r>
+    </w:p>
+    <w:p>
+      <w:r>
+        <w:t>Añadir usuario a un grupo:</w:t>
+      </w:r>
+    </w:p>
+    <w:p>
+      <w:r>
         <w:t xml:space="preserve">sudo </w:t>
       </w:r>
       <w:proofErr w:type="spellStart"/>
       <w:r>
-        <w:t>groupadd</w:t>
-      </w:r>
-      <w:proofErr w:type="spellEnd"/>
-      <w:r>
-        <w:t xml:space="preserve"> alumnos</w:t>
-      </w:r>
-    </w:p>
-    <w:p>
-      <w:r>
-        <w:t>Añadir usuario a un grupo:</w:t>
-      </w:r>
-    </w:p>
-    <w:p>
-      <w:r>
-        <w:t xml:space="preserve">sudo </w:t>
-      </w:r>
-      <w:proofErr w:type="spellStart"/>
-      <w:r>
         <w:t>usermod</w:t>
       </w:r>
       <w:proofErr w:type="spellEnd"/>
@@ -11638,12 +11768,53 @@
     <w:p>
       <w:proofErr w:type="spellStart"/>
       <w:r>
+        <w:lastRenderedPageBreak/>
         <w:t>groups</w:t>
       </w:r>
       <w:proofErr w:type="spellEnd"/>
       <w:r>
         <w:t xml:space="preserve"> juan</w:t>
       </w:r>
+      <w:r>
+        <w:rPr>
+          <w:noProof/>
+        </w:rPr>
+        <w:drawing>
+          <wp:inline distT="0" distB="0" distL="0" distR="0" wp14:anchorId="5ADDE936" wp14:editId="6C694642">
+            <wp:extent cx="5400040" cy="2975610"/>
+            <wp:effectExtent l="0" t="0" r="0" b="0"/>
+            <wp:docPr id="172331159" name="Imagen 1"/>
+            <wp:cNvGraphicFramePr>
+              <a:graphicFrameLocks xmlns:a="http://schemas.openxmlformats.org/drawingml/2006/main" noChangeAspect="1"/>
+            </wp:cNvGraphicFramePr>
+            <a:graphic xmlns:a="http://schemas.openxmlformats.org/drawingml/2006/main">
+              <a:graphicData uri="http://schemas.openxmlformats.org/drawingml/2006/picture">
+                <pic:pic xmlns:pic="http://schemas.openxmlformats.org/drawingml/2006/picture">
+                  <pic:nvPicPr>
+                    <pic:cNvPr id="172331159" name=""/>
+                    <pic:cNvPicPr/>
+                  </pic:nvPicPr>
+                  <pic:blipFill>
+                    <a:blip r:embed="rId26"/>
+                    <a:stretch>
+                      <a:fillRect/>
+                    </a:stretch>
+                  </pic:blipFill>
+                  <pic:spPr>
+                    <a:xfrm>
+                      <a:off x="0" y="0"/>
+                      <a:ext cx="5400040" cy="2975610"/>
+                    </a:xfrm>
+                    <a:prstGeom prst="rect">
+                      <a:avLst/>
+                    </a:prstGeom>
+                  </pic:spPr>
+                </pic:pic>
+              </a:graphicData>
+            </a:graphic>
+          </wp:inline>
+        </w:drawing>
+      </w:r>
     </w:p>
     <w:p>
       <w:proofErr w:type="spellStart"/>
@@ -11659,6 +11830,46 @@
         <w:t>group</w:t>
       </w:r>
       <w:proofErr w:type="spellEnd"/>
+      <w:r>
+        <w:rPr>
+          <w:noProof/>
+        </w:rPr>
+        <w:drawing>
+          <wp:inline distT="0" distB="0" distL="0" distR="0" wp14:anchorId="2C1DF3DC" wp14:editId="14211744">
+            <wp:extent cx="4848225" cy="1647825"/>
+            <wp:effectExtent l="0" t="0" r="9525" b="9525"/>
+            <wp:docPr id="829487000" name="Imagen 1"/>
+            <wp:cNvGraphicFramePr>
+              <a:graphicFrameLocks xmlns:a="http://schemas.openxmlformats.org/drawingml/2006/main" noChangeAspect="1"/>
+            </wp:cNvGraphicFramePr>
+            <a:graphic xmlns:a="http://schemas.openxmlformats.org/drawingml/2006/main">
+              <a:graphicData uri="http://schemas.openxmlformats.org/drawingml/2006/picture">
+                <pic:pic xmlns:pic="http://schemas.openxmlformats.org/drawingml/2006/picture">
+                  <pic:nvPicPr>
+                    <pic:cNvPr id="829487000" name=""/>
+                    <pic:cNvPicPr/>
+                  </pic:nvPicPr>
+                  <pic:blipFill>
+                    <a:blip r:embed="rId27"/>
+                    <a:stretch>
+                      <a:fillRect/>
+                    </a:stretch>
+                  </pic:blipFill>
+                  <pic:spPr>
+                    <a:xfrm>
+                      <a:off x="0" y="0"/>
+                      <a:ext cx="4848225" cy="1647825"/>
+                    </a:xfrm>
+                    <a:prstGeom prst="rect">
+                      <a:avLst/>
+                    </a:prstGeom>
+                  </pic:spPr>
+                </pic:pic>
+              </a:graphicData>
+            </a:graphic>
+          </wp:inline>
+        </w:drawing>
+      </w:r>
     </w:p>
     <w:p>
       <w:r>
@@ -11793,6 +12004,7 @@
     </w:p>
     <w:p>
       <w:r>
+        <w:lastRenderedPageBreak/>
         <w:t>-</w:t>
       </w:r>
       <w:proofErr w:type="spellStart"/>
@@ -11966,7 +12178,6 @@
           <w:b/>
           <w:bCs/>
         </w:rPr>
-        <w:lastRenderedPageBreak/>
         <w:t>SUID</w:t>
       </w:r>
     </w:p>
@@ -12185,6 +12396,7 @@
     </w:p>
     <w:p>
       <w:r>
+        <w:lastRenderedPageBreak/>
         <w:t>Asignar ACL:</w:t>
       </w:r>
     </w:p>
@@ -12391,7 +12603,6 @@
           <w:b/>
           <w:bCs/>
         </w:rPr>
-        <w:lastRenderedPageBreak/>
         <w:t>🟩</w:t>
       </w:r>
       <w:r>
@@ -12610,6 +12821,7 @@
         <w:rPr>
           <w:lang w:val="en-GB"/>
         </w:rPr>
+        <w:lastRenderedPageBreak/>
         <w:t>ls -l prueba.txt</w:t>
       </w:r>
     </w:p>
@@ -12728,7 +12940,6 @@
           <w:b/>
           <w:bCs/>
         </w:rPr>
-        <w:lastRenderedPageBreak/>
         <w:t>9. Cambiar propietario del archivo prueba.txt a alumno1</w:t>
       </w:r>
     </w:p>
@@ -12957,6 +13168,7 @@
     </w:p>
     <w:p>
       <w:r>
+        <w:lastRenderedPageBreak/>
         <w:t xml:space="preserve">sudo </w:t>
       </w:r>
       <w:proofErr w:type="spellStart"/>
@@ -13143,7 +13355,6 @@
     </w:p>
     <w:p>
       <w:r>
-        <w:lastRenderedPageBreak/>
         <w:pict w14:anchorId="350A8863">
           <v:rect id="_x0000_i1151" style="width:0;height:1.5pt" o:hralign="center" o:hrstd="t" o:hr="t" fillcolor="#a0a0a0" stroked="f"/>
         </w:pict>
@@ -13404,6 +13615,7 @@
         </w:numPr>
       </w:pPr>
       <w:r>
+        <w:lastRenderedPageBreak/>
         <w:t>docentes</w:t>
       </w:r>
     </w:p>
@@ -13514,7 +13726,6 @@
     </w:p>
     <w:p>
       <w:r>
-        <w:lastRenderedPageBreak/>
         <w:t>Usar combinación de:</w:t>
       </w:r>
     </w:p>
@@ -13750,6 +13961,7 @@
     </w:p>
     <w:p>
       <w:r>
+        <w:lastRenderedPageBreak/>
         <w:pict w14:anchorId="6A1B17BB">
           <v:rect id="_x0000_i1162" style="width:0;height:1.5pt" o:hralign="center" o:hrstd="t" o:hr="t" fillcolor="#a0a0a0" stroked="f"/>
         </w:pict>
@@ -13942,7 +14154,6 @@
           <w:b/>
           <w:bCs/>
         </w:rPr>
-        <w:lastRenderedPageBreak/>
         <w:t>Objetivo:</w:t>
       </w:r>
     </w:p>
@@ -14158,6 +14369,7 @@
         </w:numPr>
       </w:pPr>
       <w:r>
+        <w:lastRenderedPageBreak/>
         <w:t xml:space="preserve">profesores → </w:t>
       </w:r>
       <w:proofErr w:type="spellStart"/>
@@ -14485,6 +14697,7 @@
     <w:p>
       <w:proofErr w:type="spellStart"/>
       <w:r>
+        <w:lastRenderedPageBreak/>
         <w:t>htop</w:t>
       </w:r>
       <w:proofErr w:type="spellEnd"/>
@@ -14635,7 +14848,6 @@
     </w:p>
     <w:p>
       <w:r>
-        <w:lastRenderedPageBreak/>
         <w:t xml:space="preserve"> └── …</w:t>
       </w:r>
     </w:p>
@@ -14879,6 +15091,7 @@
     </w:p>
     <w:p>
       <w:r>
+        <w:lastRenderedPageBreak/>
         <w:t xml:space="preserve">sudo </w:t>
       </w:r>
       <w:proofErr w:type="spellStart"/>
@@ -15091,7 +15304,6 @@
     </w:p>
     <w:p>
       <w:r>
-        <w:lastRenderedPageBreak/>
         <w:t>Un proceso con menos prioridad deja más CPU a otros.</w:t>
       </w:r>
     </w:p>
@@ -15273,6 +15485,7 @@
     <w:p>
       <w:proofErr w:type="spellStart"/>
       <w:r>
+        <w:lastRenderedPageBreak/>
         <w:t>systemctl</w:t>
       </w:r>
       <w:proofErr w:type="spellEnd"/>
@@ -15530,7 +15743,6 @@
     </w:p>
     <w:p>
       <w:r>
-        <w:lastRenderedPageBreak/>
         <w:pict w14:anchorId="373034AB">
           <v:rect id="_x0000_i1174" style="width:0;height:1.5pt" o:hralign="center" o:hrstd="t" o:hr="t" fillcolor="#a0a0a0" stroked="f"/>
         </w:pict>
@@ -15707,6 +15919,7 @@
     <w:p>
       <w:proofErr w:type="spellStart"/>
       <w:r>
+        <w:lastRenderedPageBreak/>
         <w:t>ps</w:t>
       </w:r>
       <w:proofErr w:type="spellEnd"/>
@@ -15843,7 +16056,6 @@
     </w:p>
     <w:p>
       <w:r>
-        <w:lastRenderedPageBreak/>
         <w:pict w14:anchorId="51C242BE">
           <v:rect id="_x0000_i1182" style="width:0;height:1.5pt" o:hralign="center" o:hrstd="t" o:hr="t" fillcolor="#a0a0a0" stroked="f"/>
         </w:pict>
@@ -16057,6 +16269,7 @@
           <w:b/>
           <w:bCs/>
         </w:rPr>
+        <w:lastRenderedPageBreak/>
         <w:t>14. Enviar proceso al segundo plano</w:t>
       </w:r>
     </w:p>
@@ -16222,7 +16435,6 @@
     <w:p>
       <w:proofErr w:type="spellStart"/>
       <w:r>
-        <w:lastRenderedPageBreak/>
         <w:t>systemctl</w:t>
       </w:r>
       <w:proofErr w:type="spellEnd"/>
@@ -16503,6 +16715,7 @@
     </w:p>
     <w:p>
       <w:r>
+        <w:lastRenderedPageBreak/>
         <w:pict w14:anchorId="49067CED">
           <v:rect id="_x0000_i1196" style="width:0;height:1.5pt" o:hralign="center" o:hrstd="t" o:hr="t" fillcolor="#a0a0a0" stroked="f"/>
         </w:pict>
@@ -16634,7 +16847,6 @@
           <w:b/>
           <w:bCs/>
         </w:rPr>
-        <w:lastRenderedPageBreak/>
         <w:t xml:space="preserve">26. Identificar un proceso </w:t>
       </w:r>
       <w:proofErr w:type="spellStart"/>
@@ -16928,6 +17140,7 @@
         <w:rPr>
           <w:lang w:val="en-GB"/>
         </w:rPr>
+        <w:lastRenderedPageBreak/>
         <w:t>sudo</w:t>
       </w:r>
       <w:proofErr w:type="spellEnd"/>
@@ -17089,7 +17302,6 @@
           <w:b/>
           <w:bCs/>
         </w:rPr>
-        <w:lastRenderedPageBreak/>
         <w:t>Tareas:</w:t>
       </w:r>
     </w:p>
@@ -17317,6 +17529,7 @@
           <w:b/>
           <w:bCs/>
         </w:rPr>
+        <w:lastRenderedPageBreak/>
         <w:t>Tú dijiste:</w:t>
       </w:r>
     </w:p>
@@ -17434,7 +17647,6 @@
           <w:b/>
           <w:bCs/>
         </w:rPr>
-        <w:lastRenderedPageBreak/>
         <w:t>📘</w:t>
       </w:r>
       <w:r>
@@ -17721,6 +17933,7 @@
     <w:p>
       <w:proofErr w:type="spellStart"/>
       <w:r>
+        <w:lastRenderedPageBreak/>
         <w:t>Netplan</w:t>
       </w:r>
       <w:proofErr w:type="spellEnd"/>
@@ -17860,7 +18073,6 @@
         <w:rPr>
           <w:lang w:val="en-GB"/>
         </w:rPr>
-        <w:lastRenderedPageBreak/>
         <w:t xml:space="preserve">      nameservers:</w:t>
       </w:r>
     </w:p>
@@ -18128,6 +18340,7 @@
     <w:p>
       <w:proofErr w:type="spellStart"/>
       <w:r>
+        <w:lastRenderedPageBreak/>
         <w:t>ss</w:t>
       </w:r>
       <w:proofErr w:type="spellEnd"/>
@@ -18250,7 +18463,6 @@
     </w:p>
     <w:p>
       <w:r>
-        <w:lastRenderedPageBreak/>
         <w:t xml:space="preserve">sudo </w:t>
       </w:r>
       <w:proofErr w:type="spellStart"/>
@@ -18510,6 +18722,7 @@
     </w:p>
     <w:p>
       <w:r>
+        <w:lastRenderedPageBreak/>
         <w:t xml:space="preserve">sudo </w:t>
       </w:r>
       <w:proofErr w:type="spellStart"/>
@@ -18637,7 +18850,6 @@
     </w:p>
     <w:p>
       <w:r>
-        <w:lastRenderedPageBreak/>
         <w:t>Interpretación:</w:t>
       </w:r>
     </w:p>
@@ -19094,6 +19306,7 @@
           <w:b/>
           <w:bCs/>
         </w:rPr>
+        <w:lastRenderedPageBreak/>
         <w:t>4. Consultar DNS con nslookup</w:t>
       </w:r>
     </w:p>
@@ -19287,7 +19500,6 @@
     <w:p>
       <w:proofErr w:type="spellStart"/>
       <w:r>
-        <w:lastRenderedPageBreak/>
         <w:t>hostname</w:t>
       </w:r>
       <w:proofErr w:type="spellEnd"/>
@@ -19572,6 +19784,7 @@
     </w:p>
     <w:p>
       <w:r>
+        <w:lastRenderedPageBreak/>
         <w:pict w14:anchorId="7E085522">
           <v:rect id="_x0000_i1220" style="width:0;height:1.5pt" o:hralign="center" o:hrstd="t" o:hr="t" fillcolor="#a0a0a0" stroked="f"/>
         </w:pict>
@@ -19753,7 +19966,6 @@
     </w:p>
     <w:p>
       <w:r>
-        <w:lastRenderedPageBreak/>
         <w:pict w14:anchorId="1CD218F7">
           <v:rect id="_x0000_i1223" style="width:0;height:1.5pt" o:hralign="center" o:hrstd="t" o:hr="t" fillcolor="#a0a0a0" stroked="f"/>
         </w:pict>
@@ -20010,6 +20222,7 @@
     </w:p>
     <w:p>
       <w:r>
+        <w:lastRenderedPageBreak/>
         <w:t>Modificar:</w:t>
       </w:r>
     </w:p>
@@ -20120,7 +20333,6 @@
     </w:p>
     <w:p>
       <w:r>
-        <w:lastRenderedPageBreak/>
         <w:t xml:space="preserve">Asignar </w:t>
       </w:r>
       <w:proofErr w:type="spellStart"/>
@@ -20421,6 +20633,7 @@
     </w:p>
     <w:p>
       <w:r>
+        <w:lastRenderedPageBreak/>
         <w:t>Ejemplo:</w:t>
       </w:r>
     </w:p>
@@ -20556,7 +20769,6 @@
         </w:numPr>
       </w:pPr>
       <w:r>
-        <w:lastRenderedPageBreak/>
         <w:t xml:space="preserve">Configurar </w:t>
       </w:r>
       <w:r>
@@ -20767,6 +20979,7 @@
     </w:p>
     <w:p>
       <w:r>
+        <w:lastRenderedPageBreak/>
         <w:pict w14:anchorId="2A2FCA46">
           <v:rect id="_x0000_i1237" style="width:0;height:1.5pt" o:hralign="center" o:hrstd="t" o:hr="t" fillcolor="#a0a0a0" stroked="f"/>
         </w:pict>
@@ -20875,7 +21088,6 @@
           <w:b/>
           <w:bCs/>
         </w:rPr>
-        <w:lastRenderedPageBreak/>
         <w:t>✔</w:t>
       </w:r>
       <w:r>
@@ -21164,6 +21376,7 @@
     <w:p>
       <w:proofErr w:type="spellStart"/>
       <w:r>
+        <w:lastRenderedPageBreak/>
         <w:t>apt</w:t>
       </w:r>
       <w:proofErr w:type="spellEnd"/>
@@ -21298,7 +21511,6 @@
           <w:b/>
           <w:bCs/>
         </w:rPr>
-        <w:lastRenderedPageBreak/>
         <w:t>📘</w:t>
       </w:r>
       <w:r>
@@ -21571,6 +21783,7 @@
     </w:p>
     <w:p>
       <w:r>
+        <w:lastRenderedPageBreak/>
         <w:t xml:space="preserve">Listar </w:t>
       </w:r>
       <w:proofErr w:type="spellStart"/>
@@ -21728,7 +21941,6 @@
     </w:p>
     <w:p>
       <w:r>
-        <w:lastRenderedPageBreak/>
         <w:t>Instalar:</w:t>
       </w:r>
     </w:p>
@@ -22137,6 +22349,7 @@
           <w:b/>
           <w:bCs/>
         </w:rPr>
+        <w:lastRenderedPageBreak/>
         <w:t>7. Actualizar todos los paquetes del sistema</w:t>
       </w:r>
     </w:p>
@@ -22294,397 +22507,397 @@
           <w:b/>
           <w:bCs/>
         </w:rPr>
+        <w:t>11. Abrir el archivo de repositorios</w:t>
+      </w:r>
+    </w:p>
+    <w:p>
+      <w:r>
+        <w:t>sudo nano /</w:t>
+      </w:r>
+      <w:proofErr w:type="spellStart"/>
+      <w:r>
+        <w:t>etc</w:t>
+      </w:r>
+      <w:proofErr w:type="spellEnd"/>
+      <w:r>
+        <w:t>/</w:t>
+      </w:r>
+      <w:proofErr w:type="spellStart"/>
+      <w:r>
+        <w:t>apt</w:t>
+      </w:r>
+      <w:proofErr w:type="spellEnd"/>
+      <w:r>
+        <w:t>/</w:t>
+      </w:r>
+      <w:proofErr w:type="spellStart"/>
+      <w:r>
+        <w:t>sources.list</w:t>
+      </w:r>
+      <w:proofErr w:type="spellEnd"/>
+    </w:p>
+    <w:p>
+      <w:pPr>
+        <w:rPr>
+          <w:b/>
+          <w:bCs/>
+        </w:rPr>
+      </w:pPr>
+      <w:r>
+        <w:rPr>
+          <w:b/>
+          <w:bCs/>
+        </w:rPr>
+        <w:t>12. Comprobar repositorios activos</w:t>
+      </w:r>
+    </w:p>
+    <w:p>
+      <w:pPr>
+        <w:rPr>
+          <w:lang w:val="en-GB"/>
+        </w:rPr>
+      </w:pPr>
+      <w:r>
+        <w:rPr>
+          <w:lang w:val="en-GB"/>
+        </w:rPr>
+        <w:t xml:space="preserve">ls </w:t>
+      </w:r>
+      <w:proofErr w:type="gramStart"/>
+      <w:r>
+        <w:rPr>
+          <w:lang w:val="en-GB"/>
+        </w:rPr>
+        <w:t>/etc/apt/</w:t>
+      </w:r>
+      <w:proofErr w:type="spellStart"/>
+      <w:r>
+        <w:rPr>
+          <w:lang w:val="en-GB"/>
+        </w:rPr>
+        <w:t>sources.list.d</w:t>
+      </w:r>
+      <w:proofErr w:type="spellEnd"/>
+      <w:proofErr w:type="gramEnd"/>
+      <w:r>
+        <w:rPr>
+          <w:lang w:val="en-GB"/>
+        </w:rPr>
+        <w:t>/</w:t>
+      </w:r>
+    </w:p>
+    <w:p>
+      <w:pPr>
+        <w:rPr>
+          <w:b/>
+          <w:bCs/>
+        </w:rPr>
+      </w:pPr>
+      <w:r>
+        <w:rPr>
+          <w:b/>
+          <w:bCs/>
+        </w:rPr>
+        <w:t>13. Añadir un PPA (de prueba, recomendado uno seguro)</w:t>
+      </w:r>
+    </w:p>
+    <w:p>
+      <w:r>
+        <w:t>Ejemplo:</w:t>
+      </w:r>
+    </w:p>
+    <w:p>
+      <w:pPr>
+        <w:rPr>
+          <w:lang w:val="en-GB"/>
+        </w:rPr>
+      </w:pPr>
+      <w:proofErr w:type="spellStart"/>
+      <w:r>
+        <w:rPr>
+          <w:lang w:val="en-GB"/>
+        </w:rPr>
+        <w:t>sudo</w:t>
+      </w:r>
+      <w:proofErr w:type="spellEnd"/>
+      <w:r>
+        <w:rPr>
+          <w:lang w:val="en-GB"/>
+        </w:rPr>
+        <w:t xml:space="preserve"> add-apt-repository </w:t>
+      </w:r>
+      <w:proofErr w:type="spellStart"/>
+      <w:proofErr w:type="gramStart"/>
+      <w:r>
+        <w:rPr>
+          <w:lang w:val="en-GB"/>
+        </w:rPr>
+        <w:t>ppa:deadsnakes</w:t>
+      </w:r>
+      <w:proofErr w:type="spellEnd"/>
+      <w:proofErr w:type="gramEnd"/>
+      <w:r>
+        <w:rPr>
+          <w:lang w:val="en-GB"/>
+        </w:rPr>
+        <w:t>/</w:t>
+      </w:r>
+      <w:proofErr w:type="spellStart"/>
+      <w:r>
+        <w:rPr>
+          <w:lang w:val="en-GB"/>
+        </w:rPr>
+        <w:t>ppa</w:t>
+      </w:r>
+      <w:proofErr w:type="spellEnd"/>
+    </w:p>
+    <w:p>
+      <w:r>
+        <w:t xml:space="preserve">sudo </w:t>
+      </w:r>
+      <w:proofErr w:type="spellStart"/>
+      <w:r>
+        <w:t>apt</w:t>
+      </w:r>
+      <w:proofErr w:type="spellEnd"/>
+      <w:r>
+        <w:t xml:space="preserve"> </w:t>
+      </w:r>
+      <w:proofErr w:type="spellStart"/>
+      <w:r>
+        <w:t>update</w:t>
+      </w:r>
+      <w:proofErr w:type="spellEnd"/>
+    </w:p>
+    <w:p>
+      <w:pPr>
+        <w:rPr>
+          <w:b/>
+          <w:bCs/>
+        </w:rPr>
+      </w:pPr>
+      <w:r>
+        <w:rPr>
+          <w:b/>
+          <w:bCs/>
+        </w:rPr>
+        <w:t>14. Instalar una versión concreta de Python</w:t>
+      </w:r>
+    </w:p>
+    <w:p>
+      <w:r>
+        <w:t xml:space="preserve">sudo </w:t>
+      </w:r>
+      <w:proofErr w:type="spellStart"/>
+      <w:r>
+        <w:t>apt</w:t>
+      </w:r>
+      <w:proofErr w:type="spellEnd"/>
+      <w:r>
+        <w:t xml:space="preserve"> </w:t>
+      </w:r>
+      <w:proofErr w:type="spellStart"/>
+      <w:r>
+        <w:t>install</w:t>
+      </w:r>
+      <w:proofErr w:type="spellEnd"/>
+      <w:r>
+        <w:t xml:space="preserve"> python3.10</w:t>
+      </w:r>
+    </w:p>
+    <w:p>
+      <w:pPr>
+        <w:rPr>
+          <w:b/>
+          <w:bCs/>
+        </w:rPr>
+      </w:pPr>
+      <w:r>
+        <w:rPr>
+          <w:b/>
+          <w:bCs/>
+        </w:rPr>
+        <w:t>15. Revertir instalación (quitar el PPA si quieres)</w:t>
+      </w:r>
+    </w:p>
+    <w:p>
+      <w:pPr>
+        <w:rPr>
+          <w:lang w:val="en-GB"/>
+        </w:rPr>
+      </w:pPr>
+      <w:proofErr w:type="spellStart"/>
+      <w:r>
+        <w:rPr>
+          <w:lang w:val="en-GB"/>
+        </w:rPr>
+        <w:t>sudo</w:t>
+      </w:r>
+      <w:proofErr w:type="spellEnd"/>
+      <w:r>
+        <w:rPr>
+          <w:lang w:val="en-GB"/>
+        </w:rPr>
+        <w:t xml:space="preserve"> add-apt-repository --remove </w:t>
+      </w:r>
+      <w:proofErr w:type="spellStart"/>
+      <w:proofErr w:type="gramStart"/>
+      <w:r>
+        <w:rPr>
+          <w:lang w:val="en-GB"/>
+        </w:rPr>
+        <w:t>ppa:deadsnakes</w:t>
+      </w:r>
+      <w:proofErr w:type="spellEnd"/>
+      <w:proofErr w:type="gramEnd"/>
+      <w:r>
+        <w:rPr>
+          <w:lang w:val="en-GB"/>
+        </w:rPr>
+        <w:t>/</w:t>
+      </w:r>
+      <w:proofErr w:type="spellStart"/>
+      <w:r>
+        <w:rPr>
+          <w:lang w:val="en-GB"/>
+        </w:rPr>
+        <w:t>ppa</w:t>
+      </w:r>
+      <w:proofErr w:type="spellEnd"/>
+    </w:p>
+    <w:p>
+      <w:r>
+        <w:t xml:space="preserve">sudo </w:t>
+      </w:r>
+      <w:proofErr w:type="spellStart"/>
+      <w:r>
+        <w:t>apt</w:t>
+      </w:r>
+      <w:proofErr w:type="spellEnd"/>
+      <w:r>
+        <w:t xml:space="preserve"> </w:t>
+      </w:r>
+      <w:proofErr w:type="spellStart"/>
+      <w:r>
+        <w:t>update</w:t>
+      </w:r>
+      <w:proofErr w:type="spellEnd"/>
+    </w:p>
+    <w:p>
+      <w:pPr>
+        <w:rPr>
+          <w:b/>
+          <w:bCs/>
+        </w:rPr>
+      </w:pPr>
+      <w:r>
+        <w:rPr>
+          <w:b/>
+          <w:bCs/>
+        </w:rPr>
+        <w:t>16. Descargar un .</w:t>
+      </w:r>
+      <w:proofErr w:type="spellStart"/>
+      <w:r>
+        <w:rPr>
+          <w:b/>
+          <w:bCs/>
+        </w:rPr>
+        <w:t>deb</w:t>
+      </w:r>
+      <w:proofErr w:type="spellEnd"/>
+      <w:r>
+        <w:rPr>
+          <w:b/>
+          <w:bCs/>
+        </w:rPr>
+        <w:t xml:space="preserve"> de Google Chrome</w:t>
+      </w:r>
+    </w:p>
+    <w:p>
+      <w:pPr>
+        <w:rPr>
+          <w:lang w:val="en-GB"/>
+        </w:rPr>
+      </w:pPr>
+      <w:proofErr w:type="spellStart"/>
+      <w:r>
+        <w:rPr>
+          <w:lang w:val="en-GB"/>
+        </w:rPr>
+        <w:t>wget</w:t>
+      </w:r>
+      <w:proofErr w:type="spellEnd"/>
+      <w:r>
+        <w:rPr>
+          <w:lang w:val="en-GB"/>
+        </w:rPr>
+        <w:t xml:space="preserve"> https://dl.google.com/linux/direct/google-chrome-stable_current_amd64.deb</w:t>
+      </w:r>
+    </w:p>
+    <w:p>
+      <w:pPr>
+        <w:rPr>
+          <w:b/>
+          <w:bCs/>
+        </w:rPr>
+      </w:pPr>
+      <w:r>
+        <w:rPr>
+          <w:b/>
+          <w:bCs/>
+        </w:rPr>
+        <w:t>17. Instalar ese .</w:t>
+      </w:r>
+      <w:proofErr w:type="spellStart"/>
+      <w:r>
+        <w:rPr>
+          <w:b/>
+          <w:bCs/>
+        </w:rPr>
+        <w:t>deb</w:t>
+      </w:r>
+      <w:proofErr w:type="spellEnd"/>
+    </w:p>
+    <w:p>
+      <w:r>
+        <w:t xml:space="preserve">sudo </w:t>
+      </w:r>
+      <w:proofErr w:type="spellStart"/>
+      <w:r>
+        <w:t>dpkg</w:t>
+      </w:r>
+      <w:proofErr w:type="spellEnd"/>
+      <w:r>
+        <w:t xml:space="preserve"> -i </w:t>
+      </w:r>
+      <w:proofErr w:type="spellStart"/>
+      <w:r>
+        <w:t>google-chrome</w:t>
+      </w:r>
+      <w:proofErr w:type="spellEnd"/>
+      <w:r>
+        <w:t>*.</w:t>
+      </w:r>
+      <w:proofErr w:type="spellStart"/>
+      <w:r>
+        <w:t>deb</w:t>
+      </w:r>
+      <w:proofErr w:type="spellEnd"/>
+    </w:p>
+    <w:p>
+      <w:pPr>
+        <w:rPr>
+          <w:b/>
+          <w:bCs/>
+        </w:rPr>
+      </w:pPr>
+      <w:r>
+        <w:rPr>
+          <w:b/>
+          <w:bCs/>
+        </w:rPr>
         <w:lastRenderedPageBreak/>
-        <w:t>11. Abrir el archivo de repositorios</w:t>
-      </w:r>
-    </w:p>
-    <w:p>
-      <w:r>
-        <w:t>sudo nano /</w:t>
-      </w:r>
-      <w:proofErr w:type="spellStart"/>
-      <w:r>
-        <w:t>etc</w:t>
-      </w:r>
-      <w:proofErr w:type="spellEnd"/>
-      <w:r>
-        <w:t>/</w:t>
-      </w:r>
-      <w:proofErr w:type="spellStart"/>
-      <w:r>
-        <w:t>apt</w:t>
-      </w:r>
-      <w:proofErr w:type="spellEnd"/>
-      <w:r>
-        <w:t>/</w:t>
-      </w:r>
-      <w:proofErr w:type="spellStart"/>
-      <w:r>
-        <w:t>sources.list</w:t>
-      </w:r>
-      <w:proofErr w:type="spellEnd"/>
-    </w:p>
-    <w:p>
-      <w:pPr>
-        <w:rPr>
-          <w:b/>
-          <w:bCs/>
-        </w:rPr>
-      </w:pPr>
-      <w:r>
-        <w:rPr>
-          <w:b/>
-          <w:bCs/>
-        </w:rPr>
-        <w:t>12. Comprobar repositorios activos</w:t>
-      </w:r>
-    </w:p>
-    <w:p>
-      <w:pPr>
-        <w:rPr>
-          <w:lang w:val="en-GB"/>
-        </w:rPr>
-      </w:pPr>
-      <w:r>
-        <w:rPr>
-          <w:lang w:val="en-GB"/>
-        </w:rPr>
-        <w:t xml:space="preserve">ls </w:t>
-      </w:r>
-      <w:proofErr w:type="gramStart"/>
-      <w:r>
-        <w:rPr>
-          <w:lang w:val="en-GB"/>
-        </w:rPr>
-        <w:t>/etc/apt/</w:t>
-      </w:r>
-      <w:proofErr w:type="spellStart"/>
-      <w:r>
-        <w:rPr>
-          <w:lang w:val="en-GB"/>
-        </w:rPr>
-        <w:t>sources.list.d</w:t>
-      </w:r>
-      <w:proofErr w:type="spellEnd"/>
-      <w:proofErr w:type="gramEnd"/>
-      <w:r>
-        <w:rPr>
-          <w:lang w:val="en-GB"/>
-        </w:rPr>
-        <w:t>/</w:t>
-      </w:r>
-    </w:p>
-    <w:p>
-      <w:pPr>
-        <w:rPr>
-          <w:b/>
-          <w:bCs/>
-        </w:rPr>
-      </w:pPr>
-      <w:r>
-        <w:rPr>
-          <w:b/>
-          <w:bCs/>
-        </w:rPr>
-        <w:t>13. Añadir un PPA (de prueba, recomendado uno seguro)</w:t>
-      </w:r>
-    </w:p>
-    <w:p>
-      <w:r>
-        <w:t>Ejemplo:</w:t>
-      </w:r>
-    </w:p>
-    <w:p>
-      <w:pPr>
-        <w:rPr>
-          <w:lang w:val="en-GB"/>
-        </w:rPr>
-      </w:pPr>
-      <w:proofErr w:type="spellStart"/>
-      <w:r>
-        <w:rPr>
-          <w:lang w:val="en-GB"/>
-        </w:rPr>
-        <w:t>sudo</w:t>
-      </w:r>
-      <w:proofErr w:type="spellEnd"/>
-      <w:r>
-        <w:rPr>
-          <w:lang w:val="en-GB"/>
-        </w:rPr>
-        <w:t xml:space="preserve"> add-apt-repository </w:t>
-      </w:r>
-      <w:proofErr w:type="spellStart"/>
-      <w:proofErr w:type="gramStart"/>
-      <w:r>
-        <w:rPr>
-          <w:lang w:val="en-GB"/>
-        </w:rPr>
-        <w:t>ppa:deadsnakes</w:t>
-      </w:r>
-      <w:proofErr w:type="spellEnd"/>
-      <w:proofErr w:type="gramEnd"/>
-      <w:r>
-        <w:rPr>
-          <w:lang w:val="en-GB"/>
-        </w:rPr>
-        <w:t>/</w:t>
-      </w:r>
-      <w:proofErr w:type="spellStart"/>
-      <w:r>
-        <w:rPr>
-          <w:lang w:val="en-GB"/>
-        </w:rPr>
-        <w:t>ppa</w:t>
-      </w:r>
-      <w:proofErr w:type="spellEnd"/>
-    </w:p>
-    <w:p>
-      <w:r>
-        <w:t xml:space="preserve">sudo </w:t>
-      </w:r>
-      <w:proofErr w:type="spellStart"/>
-      <w:r>
-        <w:t>apt</w:t>
-      </w:r>
-      <w:proofErr w:type="spellEnd"/>
-      <w:r>
-        <w:t xml:space="preserve"> </w:t>
-      </w:r>
-      <w:proofErr w:type="spellStart"/>
-      <w:r>
-        <w:t>update</w:t>
-      </w:r>
-      <w:proofErr w:type="spellEnd"/>
-    </w:p>
-    <w:p>
-      <w:pPr>
-        <w:rPr>
-          <w:b/>
-          <w:bCs/>
-        </w:rPr>
-      </w:pPr>
-      <w:r>
-        <w:rPr>
-          <w:b/>
-          <w:bCs/>
-        </w:rPr>
-        <w:t>14. Instalar una versión concreta de Python</w:t>
-      </w:r>
-    </w:p>
-    <w:p>
-      <w:r>
-        <w:t xml:space="preserve">sudo </w:t>
-      </w:r>
-      <w:proofErr w:type="spellStart"/>
-      <w:r>
-        <w:t>apt</w:t>
-      </w:r>
-      <w:proofErr w:type="spellEnd"/>
-      <w:r>
-        <w:t xml:space="preserve"> </w:t>
-      </w:r>
-      <w:proofErr w:type="spellStart"/>
-      <w:r>
-        <w:t>install</w:t>
-      </w:r>
-      <w:proofErr w:type="spellEnd"/>
-      <w:r>
-        <w:t xml:space="preserve"> python3.10</w:t>
-      </w:r>
-    </w:p>
-    <w:p>
-      <w:pPr>
-        <w:rPr>
-          <w:b/>
-          <w:bCs/>
-        </w:rPr>
-      </w:pPr>
-      <w:r>
-        <w:rPr>
-          <w:b/>
-          <w:bCs/>
-        </w:rPr>
-        <w:t>15. Revertir instalación (quitar el PPA si quieres)</w:t>
-      </w:r>
-    </w:p>
-    <w:p>
-      <w:pPr>
-        <w:rPr>
-          <w:lang w:val="en-GB"/>
-        </w:rPr>
-      </w:pPr>
-      <w:proofErr w:type="spellStart"/>
-      <w:r>
-        <w:rPr>
-          <w:lang w:val="en-GB"/>
-        </w:rPr>
-        <w:t>sudo</w:t>
-      </w:r>
-      <w:proofErr w:type="spellEnd"/>
-      <w:r>
-        <w:rPr>
-          <w:lang w:val="en-GB"/>
-        </w:rPr>
-        <w:t xml:space="preserve"> add-apt-repository --remove </w:t>
-      </w:r>
-      <w:proofErr w:type="spellStart"/>
-      <w:proofErr w:type="gramStart"/>
-      <w:r>
-        <w:rPr>
-          <w:lang w:val="en-GB"/>
-        </w:rPr>
-        <w:t>ppa:deadsnakes</w:t>
-      </w:r>
-      <w:proofErr w:type="spellEnd"/>
-      <w:proofErr w:type="gramEnd"/>
-      <w:r>
-        <w:rPr>
-          <w:lang w:val="en-GB"/>
-        </w:rPr>
-        <w:t>/</w:t>
-      </w:r>
-      <w:proofErr w:type="spellStart"/>
-      <w:r>
-        <w:rPr>
-          <w:lang w:val="en-GB"/>
-        </w:rPr>
-        <w:t>ppa</w:t>
-      </w:r>
-      <w:proofErr w:type="spellEnd"/>
-    </w:p>
-    <w:p>
-      <w:r>
-        <w:t xml:space="preserve">sudo </w:t>
-      </w:r>
-      <w:proofErr w:type="spellStart"/>
-      <w:r>
-        <w:t>apt</w:t>
-      </w:r>
-      <w:proofErr w:type="spellEnd"/>
-      <w:r>
-        <w:t xml:space="preserve"> </w:t>
-      </w:r>
-      <w:proofErr w:type="spellStart"/>
-      <w:r>
-        <w:t>update</w:t>
-      </w:r>
-      <w:proofErr w:type="spellEnd"/>
-    </w:p>
-    <w:p>
-      <w:pPr>
-        <w:rPr>
-          <w:b/>
-          <w:bCs/>
-        </w:rPr>
-      </w:pPr>
-      <w:r>
-        <w:rPr>
-          <w:b/>
-          <w:bCs/>
-        </w:rPr>
-        <w:t>16. Descargar un .</w:t>
-      </w:r>
-      <w:proofErr w:type="spellStart"/>
-      <w:r>
-        <w:rPr>
-          <w:b/>
-          <w:bCs/>
-        </w:rPr>
-        <w:t>deb</w:t>
-      </w:r>
-      <w:proofErr w:type="spellEnd"/>
-      <w:r>
-        <w:rPr>
-          <w:b/>
-          <w:bCs/>
-        </w:rPr>
-        <w:t xml:space="preserve"> de Google Chrome</w:t>
-      </w:r>
-    </w:p>
-    <w:p>
-      <w:pPr>
-        <w:rPr>
-          <w:lang w:val="en-GB"/>
-        </w:rPr>
-      </w:pPr>
-      <w:proofErr w:type="spellStart"/>
-      <w:r>
-        <w:rPr>
-          <w:lang w:val="en-GB"/>
-        </w:rPr>
-        <w:t>wget</w:t>
-      </w:r>
-      <w:proofErr w:type="spellEnd"/>
-      <w:r>
-        <w:rPr>
-          <w:lang w:val="en-GB"/>
-        </w:rPr>
-        <w:t xml:space="preserve"> https://dl.google.com/linux/direct/google-chrome-stable_current_amd64.deb</w:t>
-      </w:r>
-    </w:p>
-    <w:p>
-      <w:pPr>
-        <w:rPr>
-          <w:b/>
-          <w:bCs/>
-        </w:rPr>
-      </w:pPr>
-      <w:r>
-        <w:rPr>
-          <w:b/>
-          <w:bCs/>
-        </w:rPr>
-        <w:t>17. Instalar ese .</w:t>
-      </w:r>
-      <w:proofErr w:type="spellStart"/>
-      <w:r>
-        <w:rPr>
-          <w:b/>
-          <w:bCs/>
-        </w:rPr>
-        <w:t>deb</w:t>
-      </w:r>
-      <w:proofErr w:type="spellEnd"/>
-    </w:p>
-    <w:p>
-      <w:r>
-        <w:t xml:space="preserve">sudo </w:t>
-      </w:r>
-      <w:proofErr w:type="spellStart"/>
-      <w:r>
-        <w:t>dpkg</w:t>
-      </w:r>
-      <w:proofErr w:type="spellEnd"/>
-      <w:r>
-        <w:t xml:space="preserve"> -i </w:t>
-      </w:r>
-      <w:proofErr w:type="spellStart"/>
-      <w:r>
-        <w:t>google-chrome</w:t>
-      </w:r>
-      <w:proofErr w:type="spellEnd"/>
-      <w:r>
-        <w:t>*.</w:t>
-      </w:r>
-      <w:proofErr w:type="spellStart"/>
-      <w:r>
-        <w:t>deb</w:t>
-      </w:r>
-      <w:proofErr w:type="spellEnd"/>
-    </w:p>
-    <w:p>
-      <w:pPr>
-        <w:rPr>
-          <w:b/>
-          <w:bCs/>
-        </w:rPr>
-      </w:pPr>
-      <w:r>
-        <w:rPr>
-          <w:b/>
-          <w:bCs/>
-        </w:rPr>
         <w:t>18. Reparar dependencias si fallan</w:t>
       </w:r>
     </w:p>
@@ -22862,365 +23075,365 @@
           <w:b/>
           <w:bCs/>
         </w:rPr>
+        <w:t>22. Ver qué paquete instaló un comando</w:t>
+      </w:r>
+    </w:p>
+    <w:p>
+      <w:proofErr w:type="spellStart"/>
+      <w:r>
+        <w:t>dpkg</w:t>
+      </w:r>
+      <w:proofErr w:type="spellEnd"/>
+      <w:r>
+        <w:t xml:space="preserve"> -S /</w:t>
+      </w:r>
+      <w:proofErr w:type="spellStart"/>
+      <w:r>
+        <w:t>usr</w:t>
+      </w:r>
+      <w:proofErr w:type="spellEnd"/>
+      <w:r>
+        <w:t>/</w:t>
+      </w:r>
+      <w:proofErr w:type="spellStart"/>
+      <w:r>
+        <w:t>bin</w:t>
+      </w:r>
+      <w:proofErr w:type="spellEnd"/>
+      <w:r>
+        <w:t>/python3</w:t>
+      </w:r>
+    </w:p>
+    <w:p>
+      <w:pPr>
+        <w:rPr>
+          <w:b/>
+          <w:bCs/>
+        </w:rPr>
+      </w:pPr>
+      <w:r>
+        <w:rPr>
+          <w:b/>
+          <w:bCs/>
+        </w:rPr>
+        <w:t>23. Bloquear actualizaciones de un paquete</w:t>
+      </w:r>
+    </w:p>
+    <w:p>
+      <w:r>
+        <w:t xml:space="preserve">sudo </w:t>
+      </w:r>
+      <w:proofErr w:type="spellStart"/>
+      <w:r>
+        <w:t>apt-mark</w:t>
+      </w:r>
+      <w:proofErr w:type="spellEnd"/>
+      <w:r>
+        <w:t xml:space="preserve"> </w:t>
+      </w:r>
+      <w:proofErr w:type="spellStart"/>
+      <w:r>
+        <w:t>hold</w:t>
+      </w:r>
+      <w:proofErr w:type="spellEnd"/>
+      <w:r>
+        <w:t xml:space="preserve"> </w:t>
+      </w:r>
+      <w:proofErr w:type="spellStart"/>
+      <w:r>
+        <w:t>nombre_paquete</w:t>
+      </w:r>
+      <w:proofErr w:type="spellEnd"/>
+    </w:p>
+    <w:p>
+      <w:pPr>
+        <w:rPr>
+          <w:b/>
+          <w:bCs/>
+        </w:rPr>
+      </w:pPr>
+      <w:r>
+        <w:rPr>
+          <w:b/>
+          <w:bCs/>
+        </w:rPr>
+        <w:t>24. Desbloquearlo</w:t>
+      </w:r>
+    </w:p>
+    <w:p>
+      <w:r>
+        <w:t xml:space="preserve">sudo </w:t>
+      </w:r>
+      <w:proofErr w:type="spellStart"/>
+      <w:r>
+        <w:t>apt-mark</w:t>
+      </w:r>
+      <w:proofErr w:type="spellEnd"/>
+      <w:r>
+        <w:t xml:space="preserve"> </w:t>
+      </w:r>
+      <w:proofErr w:type="spellStart"/>
+      <w:r>
+        <w:t>unhold</w:t>
+      </w:r>
+      <w:proofErr w:type="spellEnd"/>
+      <w:r>
+        <w:t xml:space="preserve"> </w:t>
+      </w:r>
+      <w:proofErr w:type="spellStart"/>
+      <w:r>
+        <w:t>nombre_paquete</w:t>
+      </w:r>
+      <w:proofErr w:type="spellEnd"/>
+    </w:p>
+    <w:p>
+      <w:pPr>
+        <w:rPr>
+          <w:b/>
+          <w:bCs/>
+        </w:rPr>
+      </w:pPr>
+      <w:r>
+        <w:rPr>
+          <w:b/>
+          <w:bCs/>
+        </w:rPr>
+        <w:t>25. Ver dependencias de un paquete</w:t>
+      </w:r>
+    </w:p>
+    <w:p>
+      <w:proofErr w:type="spellStart"/>
+      <w:r>
+        <w:t>apt</w:t>
+      </w:r>
+      <w:proofErr w:type="spellEnd"/>
+      <w:r>
+        <w:t xml:space="preserve"> </w:t>
+      </w:r>
+      <w:proofErr w:type="spellStart"/>
+      <w:r>
+        <w:t>depends</w:t>
+      </w:r>
+      <w:proofErr w:type="spellEnd"/>
+      <w:r>
+        <w:t xml:space="preserve"> nombre</w:t>
+      </w:r>
+    </w:p>
+    <w:p>
+      <w:pPr>
+        <w:rPr>
+          <w:b/>
+          <w:bCs/>
+        </w:rPr>
+      </w:pPr>
+      <w:r>
+        <w:rPr>
+          <w:b/>
+          <w:bCs/>
+        </w:rPr>
+        <w:t>26. Ver qué paquetes dependen de él</w:t>
+      </w:r>
+    </w:p>
+    <w:p>
+      <w:proofErr w:type="spellStart"/>
+      <w:r>
+        <w:t>apt</w:t>
+      </w:r>
+      <w:proofErr w:type="spellEnd"/>
+      <w:r>
+        <w:t xml:space="preserve"> </w:t>
+      </w:r>
+      <w:proofErr w:type="spellStart"/>
+      <w:r>
+        <w:t>rdepends</w:t>
+      </w:r>
+      <w:proofErr w:type="spellEnd"/>
+      <w:r>
+        <w:t xml:space="preserve"> nombre</w:t>
+      </w:r>
+    </w:p>
+    <w:p>
+      <w:pPr>
+        <w:rPr>
+          <w:b/>
+          <w:bCs/>
+        </w:rPr>
+      </w:pPr>
+      <w:r>
+        <w:rPr>
+          <w:b/>
+          <w:bCs/>
+        </w:rPr>
+        <w:t>27. Ver tamaño de un paquete antes de instalarlo</w:t>
+      </w:r>
+    </w:p>
+    <w:p>
+      <w:pPr>
+        <w:rPr>
+          <w:lang w:val="en-GB"/>
+        </w:rPr>
+      </w:pPr>
+      <w:r>
+        <w:rPr>
+          <w:lang w:val="en-GB"/>
+        </w:rPr>
+        <w:t xml:space="preserve">apt show </w:t>
+      </w:r>
+      <w:proofErr w:type="spellStart"/>
+      <w:r>
+        <w:rPr>
+          <w:lang w:val="en-GB"/>
+        </w:rPr>
+        <w:t>paquete</w:t>
+      </w:r>
+      <w:proofErr w:type="spellEnd"/>
+      <w:r>
+        <w:rPr>
+          <w:lang w:val="en-GB"/>
+        </w:rPr>
+        <w:t xml:space="preserve"> | grep Size</w:t>
+      </w:r>
+    </w:p>
+    <w:p>
+      <w:pPr>
+        <w:rPr>
+          <w:b/>
+          <w:bCs/>
+          <w:lang w:val="en-GB"/>
+        </w:rPr>
+      </w:pPr>
+      <w:r>
+        <w:rPr>
+          <w:b/>
+          <w:bCs/>
+          <w:lang w:val="en-GB"/>
+        </w:rPr>
+        <w:t xml:space="preserve">28. </w:t>
+      </w:r>
+      <w:proofErr w:type="spellStart"/>
+      <w:r>
+        <w:rPr>
+          <w:b/>
+          <w:bCs/>
+          <w:lang w:val="en-GB"/>
+        </w:rPr>
+        <w:t>Instalar</w:t>
+      </w:r>
+      <w:proofErr w:type="spellEnd"/>
+      <w:r>
+        <w:rPr>
+          <w:b/>
+          <w:bCs/>
+          <w:lang w:val="en-GB"/>
+        </w:rPr>
+        <w:t xml:space="preserve"> snap VLC</w:t>
+      </w:r>
+    </w:p>
+    <w:p>
+      <w:r>
+        <w:t xml:space="preserve">sudo </w:t>
+      </w:r>
+      <w:proofErr w:type="spellStart"/>
+      <w:r>
+        <w:t>snap</w:t>
+      </w:r>
+      <w:proofErr w:type="spellEnd"/>
+      <w:r>
+        <w:t xml:space="preserve"> </w:t>
+      </w:r>
+      <w:proofErr w:type="spellStart"/>
+      <w:r>
+        <w:t>install</w:t>
+      </w:r>
+      <w:proofErr w:type="spellEnd"/>
+      <w:r>
+        <w:t xml:space="preserve"> </w:t>
+      </w:r>
+      <w:proofErr w:type="spellStart"/>
+      <w:r>
+        <w:t>vlc</w:t>
+      </w:r>
+      <w:proofErr w:type="spellEnd"/>
+    </w:p>
+    <w:p>
+      <w:pPr>
+        <w:rPr>
+          <w:b/>
+          <w:bCs/>
+        </w:rPr>
+      </w:pPr>
+      <w:r>
+        <w:rPr>
+          <w:b/>
+          <w:bCs/>
+        </w:rPr>
+        <w:t>29. Comparar versiones APT y SNAP</w:t>
+      </w:r>
+    </w:p>
+    <w:p>
+      <w:proofErr w:type="spellStart"/>
+      <w:r>
+        <w:t>apt</w:t>
+      </w:r>
+      <w:proofErr w:type="spellEnd"/>
+      <w:r>
+        <w:t xml:space="preserve"> show </w:t>
+      </w:r>
+      <w:proofErr w:type="spellStart"/>
+      <w:r>
+        <w:t>vlc</w:t>
+      </w:r>
+      <w:proofErr w:type="spellEnd"/>
+      <w:r>
+        <w:t xml:space="preserve">   # si existe en </w:t>
+      </w:r>
+      <w:proofErr w:type="spellStart"/>
+      <w:r>
+        <w:t>apt</w:t>
+      </w:r>
+      <w:proofErr w:type="spellEnd"/>
+    </w:p>
+    <w:p>
+      <w:proofErr w:type="spellStart"/>
+      <w:r>
+        <w:t>snap</w:t>
+      </w:r>
+      <w:proofErr w:type="spellEnd"/>
+      <w:r>
+        <w:t xml:space="preserve"> </w:t>
+      </w:r>
+      <w:proofErr w:type="spellStart"/>
+      <w:r>
+        <w:t>info</w:t>
+      </w:r>
+      <w:proofErr w:type="spellEnd"/>
+      <w:r>
+        <w:t xml:space="preserve"> </w:t>
+      </w:r>
+      <w:proofErr w:type="spellStart"/>
+      <w:r>
+        <w:t>vlc</w:t>
+      </w:r>
+      <w:proofErr w:type="spellEnd"/>
+    </w:p>
+    <w:p>
+      <w:pPr>
+        <w:rPr>
+          <w:b/>
+          <w:bCs/>
+        </w:rPr>
+      </w:pPr>
+      <w:r>
+        <w:rPr>
+          <w:b/>
+          <w:bCs/>
+        </w:rPr>
+        <w:t>30. Crear script automatizado de actualización</w:t>
+      </w:r>
+    </w:p>
+    <w:p>
+      <w:r>
         <w:lastRenderedPageBreak/>
-        <w:t>22. Ver qué paquete instaló un comando</w:t>
-      </w:r>
-    </w:p>
-    <w:p>
-      <w:proofErr w:type="spellStart"/>
-      <w:r>
-        <w:t>dpkg</w:t>
-      </w:r>
-      <w:proofErr w:type="spellEnd"/>
-      <w:r>
-        <w:t xml:space="preserve"> -S /</w:t>
-      </w:r>
-      <w:proofErr w:type="spellStart"/>
-      <w:r>
-        <w:t>usr</w:t>
-      </w:r>
-      <w:proofErr w:type="spellEnd"/>
-      <w:r>
-        <w:t>/</w:t>
-      </w:r>
-      <w:proofErr w:type="spellStart"/>
-      <w:r>
-        <w:t>bin</w:t>
-      </w:r>
-      <w:proofErr w:type="spellEnd"/>
-      <w:r>
-        <w:t>/python3</w:t>
-      </w:r>
-    </w:p>
-    <w:p>
-      <w:pPr>
-        <w:rPr>
-          <w:b/>
-          <w:bCs/>
-        </w:rPr>
-      </w:pPr>
-      <w:r>
-        <w:rPr>
-          <w:b/>
-          <w:bCs/>
-        </w:rPr>
-        <w:t>23. Bloquear actualizaciones de un paquete</w:t>
-      </w:r>
-    </w:p>
-    <w:p>
-      <w:r>
-        <w:t xml:space="preserve">sudo </w:t>
-      </w:r>
-      <w:proofErr w:type="spellStart"/>
-      <w:r>
-        <w:t>apt-mark</w:t>
-      </w:r>
-      <w:proofErr w:type="spellEnd"/>
-      <w:r>
-        <w:t xml:space="preserve"> </w:t>
-      </w:r>
-      <w:proofErr w:type="spellStart"/>
-      <w:r>
-        <w:t>hold</w:t>
-      </w:r>
-      <w:proofErr w:type="spellEnd"/>
-      <w:r>
-        <w:t xml:space="preserve"> </w:t>
-      </w:r>
-      <w:proofErr w:type="spellStart"/>
-      <w:r>
-        <w:t>nombre_paquete</w:t>
-      </w:r>
-      <w:proofErr w:type="spellEnd"/>
-    </w:p>
-    <w:p>
-      <w:pPr>
-        <w:rPr>
-          <w:b/>
-          <w:bCs/>
-        </w:rPr>
-      </w:pPr>
-      <w:r>
-        <w:rPr>
-          <w:b/>
-          <w:bCs/>
-        </w:rPr>
-        <w:t>24. Desbloquearlo</w:t>
-      </w:r>
-    </w:p>
-    <w:p>
-      <w:r>
-        <w:t xml:space="preserve">sudo </w:t>
-      </w:r>
-      <w:proofErr w:type="spellStart"/>
-      <w:r>
-        <w:t>apt-mark</w:t>
-      </w:r>
-      <w:proofErr w:type="spellEnd"/>
-      <w:r>
-        <w:t xml:space="preserve"> </w:t>
-      </w:r>
-      <w:proofErr w:type="spellStart"/>
-      <w:r>
-        <w:t>unhold</w:t>
-      </w:r>
-      <w:proofErr w:type="spellEnd"/>
-      <w:r>
-        <w:t xml:space="preserve"> </w:t>
-      </w:r>
-      <w:proofErr w:type="spellStart"/>
-      <w:r>
-        <w:t>nombre_paquete</w:t>
-      </w:r>
-      <w:proofErr w:type="spellEnd"/>
-    </w:p>
-    <w:p>
-      <w:pPr>
-        <w:rPr>
-          <w:b/>
-          <w:bCs/>
-        </w:rPr>
-      </w:pPr>
-      <w:r>
-        <w:rPr>
-          <w:b/>
-          <w:bCs/>
-        </w:rPr>
-        <w:t>25. Ver dependencias de un paquete</w:t>
-      </w:r>
-    </w:p>
-    <w:p>
-      <w:proofErr w:type="spellStart"/>
-      <w:r>
-        <w:t>apt</w:t>
-      </w:r>
-      <w:proofErr w:type="spellEnd"/>
-      <w:r>
-        <w:t xml:space="preserve"> </w:t>
-      </w:r>
-      <w:proofErr w:type="spellStart"/>
-      <w:r>
-        <w:t>depends</w:t>
-      </w:r>
-      <w:proofErr w:type="spellEnd"/>
-      <w:r>
-        <w:t xml:space="preserve"> nombre</w:t>
-      </w:r>
-    </w:p>
-    <w:p>
-      <w:pPr>
-        <w:rPr>
-          <w:b/>
-          <w:bCs/>
-        </w:rPr>
-      </w:pPr>
-      <w:r>
-        <w:rPr>
-          <w:b/>
-          <w:bCs/>
-        </w:rPr>
-        <w:t>26. Ver qué paquetes dependen de él</w:t>
-      </w:r>
-    </w:p>
-    <w:p>
-      <w:proofErr w:type="spellStart"/>
-      <w:r>
-        <w:t>apt</w:t>
-      </w:r>
-      <w:proofErr w:type="spellEnd"/>
-      <w:r>
-        <w:t xml:space="preserve"> </w:t>
-      </w:r>
-      <w:proofErr w:type="spellStart"/>
-      <w:r>
-        <w:t>rdepends</w:t>
-      </w:r>
-      <w:proofErr w:type="spellEnd"/>
-      <w:r>
-        <w:t xml:space="preserve"> nombre</w:t>
-      </w:r>
-    </w:p>
-    <w:p>
-      <w:pPr>
-        <w:rPr>
-          <w:b/>
-          <w:bCs/>
-        </w:rPr>
-      </w:pPr>
-      <w:r>
-        <w:rPr>
-          <w:b/>
-          <w:bCs/>
-        </w:rPr>
-        <w:t>27. Ver tamaño de un paquete antes de instalarlo</w:t>
-      </w:r>
-    </w:p>
-    <w:p>
-      <w:pPr>
-        <w:rPr>
-          <w:lang w:val="en-GB"/>
-        </w:rPr>
-      </w:pPr>
-      <w:r>
-        <w:rPr>
-          <w:lang w:val="en-GB"/>
-        </w:rPr>
-        <w:t xml:space="preserve">apt show </w:t>
-      </w:r>
-      <w:proofErr w:type="spellStart"/>
-      <w:r>
-        <w:rPr>
-          <w:lang w:val="en-GB"/>
-        </w:rPr>
-        <w:t>paquete</w:t>
-      </w:r>
-      <w:proofErr w:type="spellEnd"/>
-      <w:r>
-        <w:rPr>
-          <w:lang w:val="en-GB"/>
-        </w:rPr>
-        <w:t xml:space="preserve"> | grep Size</w:t>
-      </w:r>
-    </w:p>
-    <w:p>
-      <w:pPr>
-        <w:rPr>
-          <w:b/>
-          <w:bCs/>
-          <w:lang w:val="en-GB"/>
-        </w:rPr>
-      </w:pPr>
-      <w:r>
-        <w:rPr>
-          <w:b/>
-          <w:bCs/>
-          <w:lang w:val="en-GB"/>
-        </w:rPr>
-        <w:t xml:space="preserve">28. </w:t>
-      </w:r>
-      <w:proofErr w:type="spellStart"/>
-      <w:r>
-        <w:rPr>
-          <w:b/>
-          <w:bCs/>
-          <w:lang w:val="en-GB"/>
-        </w:rPr>
-        <w:t>Instalar</w:t>
-      </w:r>
-      <w:proofErr w:type="spellEnd"/>
-      <w:r>
-        <w:rPr>
-          <w:b/>
-          <w:bCs/>
-          <w:lang w:val="en-GB"/>
-        </w:rPr>
-        <w:t xml:space="preserve"> snap VLC</w:t>
-      </w:r>
-    </w:p>
-    <w:p>
-      <w:r>
-        <w:t xml:space="preserve">sudo </w:t>
-      </w:r>
-      <w:proofErr w:type="spellStart"/>
-      <w:r>
-        <w:t>snap</w:t>
-      </w:r>
-      <w:proofErr w:type="spellEnd"/>
-      <w:r>
-        <w:t xml:space="preserve"> </w:t>
-      </w:r>
-      <w:proofErr w:type="spellStart"/>
-      <w:r>
-        <w:t>install</w:t>
-      </w:r>
-      <w:proofErr w:type="spellEnd"/>
-      <w:r>
-        <w:t xml:space="preserve"> </w:t>
-      </w:r>
-      <w:proofErr w:type="spellStart"/>
-      <w:r>
-        <w:t>vlc</w:t>
-      </w:r>
-      <w:proofErr w:type="spellEnd"/>
-    </w:p>
-    <w:p>
-      <w:pPr>
-        <w:rPr>
-          <w:b/>
-          <w:bCs/>
-        </w:rPr>
-      </w:pPr>
-      <w:r>
-        <w:rPr>
-          <w:b/>
-          <w:bCs/>
-        </w:rPr>
-        <w:t>29. Comparar versiones APT y SNAP</w:t>
-      </w:r>
-    </w:p>
-    <w:p>
-      <w:proofErr w:type="spellStart"/>
-      <w:r>
-        <w:t>apt</w:t>
-      </w:r>
-      <w:proofErr w:type="spellEnd"/>
-      <w:r>
-        <w:t xml:space="preserve"> show </w:t>
-      </w:r>
-      <w:proofErr w:type="spellStart"/>
-      <w:r>
-        <w:t>vlc</w:t>
-      </w:r>
-      <w:proofErr w:type="spellEnd"/>
-      <w:r>
-        <w:t xml:space="preserve">   # si existe en </w:t>
-      </w:r>
-      <w:proofErr w:type="spellStart"/>
-      <w:r>
-        <w:t>apt</w:t>
-      </w:r>
-      <w:proofErr w:type="spellEnd"/>
-    </w:p>
-    <w:p>
-      <w:proofErr w:type="spellStart"/>
-      <w:r>
-        <w:t>snap</w:t>
-      </w:r>
-      <w:proofErr w:type="spellEnd"/>
-      <w:r>
-        <w:t xml:space="preserve"> </w:t>
-      </w:r>
-      <w:proofErr w:type="spellStart"/>
-      <w:r>
-        <w:t>info</w:t>
-      </w:r>
-      <w:proofErr w:type="spellEnd"/>
-      <w:r>
-        <w:t xml:space="preserve"> </w:t>
-      </w:r>
-      <w:proofErr w:type="spellStart"/>
-      <w:r>
-        <w:t>vlc</w:t>
-      </w:r>
-      <w:proofErr w:type="spellEnd"/>
-    </w:p>
-    <w:p>
-      <w:pPr>
-        <w:rPr>
-          <w:b/>
-          <w:bCs/>
-        </w:rPr>
-      </w:pPr>
-      <w:r>
-        <w:rPr>
-          <w:b/>
-          <w:bCs/>
-        </w:rPr>
-        <w:t>30. Crear script automatizado de actualización</w:t>
-      </w:r>
-    </w:p>
-    <w:p>
-      <w:r>
         <w:t>Crea actualizar.sh:</w:t>
       </w:r>
     </w:p>
@@ -23361,7 +23574,6 @@
     </w:p>
     <w:p>
       <w:r>
-        <w:lastRenderedPageBreak/>
         <w:pict w14:anchorId="5EA19D29">
           <v:rect id="_x0000_i1249" style="width:0;height:1.5pt" o:hralign="center" o:hrstd="t" o:hr="t" fillcolor="#a0a0a0" stroked="f"/>
         </w:pict>
@@ -23685,6 +23897,7 @@
         </w:numPr>
       </w:pPr>
       <w:r>
+        <w:lastRenderedPageBreak/>
         <w:t>0 22 * * SUN /ruta/mantenimiento.sh</w:t>
       </w:r>
     </w:p>
@@ -23748,7 +23961,6 @@
         <w:rPr>
           <w:rFonts w:ascii="Segoe UI Emoji" w:hAnsi="Segoe UI Emoji" w:cs="Segoe UI Emoji"/>
         </w:rPr>
-        <w:lastRenderedPageBreak/>
         <w:t>🟦</w:t>
       </w:r>
       <w:r>
@@ -23953,6 +24165,7 @@
         </w:numPr>
       </w:pPr>
       <w:r>
+        <w:lastRenderedPageBreak/>
         <w:t>Hacerlo ejecutable:</w:t>
       </w:r>
     </w:p>
@@ -24019,7 +24232,6 @@
     </w:p>
     <w:p>
       <w:r>
-        <w:lastRenderedPageBreak/>
         <w:t>nombre="Alberto"</w:t>
       </w:r>
     </w:p>
@@ -24263,6 +24475,7 @@
           <w:b/>
           <w:bCs/>
         </w:rPr>
+        <w:lastRenderedPageBreak/>
         <w:t>📘</w:t>
       </w:r>
       <w:r>
@@ -24445,7 +24658,6 @@
     <w:p>
       <w:proofErr w:type="spellStart"/>
       <w:r>
-        <w:lastRenderedPageBreak/>
         <w:t>while</w:t>
       </w:r>
       <w:proofErr w:type="spellEnd"/>
@@ -24664,6 +24876,7 @@
     </w:p>
     <w:p>
       <w:r>
+        <w:lastRenderedPageBreak/>
         <w:t>* * * * * comando</w:t>
       </w:r>
     </w:p>
@@ -24732,7 +24945,6 @@
           <w:b/>
           <w:bCs/>
         </w:rPr>
-        <w:lastRenderedPageBreak/>
         <w:t>✅</w:t>
       </w:r>
       <w:r>
@@ -24966,6 +25178,7 @@
           <w:b/>
           <w:bCs/>
         </w:rPr>
+        <w:lastRenderedPageBreak/>
         <w:t>8. Script que muestre los 5 procesos que más CPU consumen</w:t>
       </w:r>
     </w:p>
@@ -25046,7 +25259,6 @@
     </w:p>
     <w:p>
       <w:r>
-        <w:lastRenderedPageBreak/>
         <w:pict w14:anchorId="477C06E4">
           <v:rect id="_x0000_i1271" style="width:0;height:1.5pt" o:hralign="center" o:hrstd="t" o:hr="t" fillcolor="#a0a0a0" stroked="f"/>
         </w:pict>
@@ -25346,6 +25558,7 @@
           <w:b/>
           <w:bCs/>
         </w:rPr>
+        <w:lastRenderedPageBreak/>
         <w:t>19. Script que busque archivos mayores de 100MB</w:t>
       </w:r>
     </w:p>
@@ -25417,7 +25630,6 @@
     </w:p>
     <w:p>
       <w:r>
-        <w:lastRenderedPageBreak/>
         <w:pict w14:anchorId="0747BA4C">
           <v:rect id="_x0000_i1283" style="width:0;height:1.5pt" o:hralign="center" o:hrstd="t" o:hr="t" fillcolor="#a0a0a0" stroked="f"/>
         </w:pict>
@@ -25694,6 +25906,7 @@
           <w:b/>
           <w:bCs/>
         </w:rPr>
+        <w:lastRenderedPageBreak/>
         <w:t>31. Script que haga un backup incremental</w:t>
       </w:r>
     </w:p>
@@ -25787,7 +26000,6 @@
           <w:b/>
           <w:bCs/>
         </w:rPr>
-        <w:lastRenderedPageBreak/>
         <w:t>34. Script que registre la IP pública</w:t>
       </w:r>
     </w:p>
@@ -26031,6 +26243,7 @@
     </w:p>
     <w:p>
       <w:r>
+        <w:lastRenderedPageBreak/>
         <w:t>/</w:t>
       </w:r>
       <w:proofErr w:type="spellStart"/>
@@ -26107,7 +26320,6 @@
         <w:rPr>
           <w:rFonts w:ascii="Segoe UI Symbol" w:hAnsi="Segoe UI Symbol" w:cs="Segoe UI Symbol"/>
         </w:rPr>
-        <w:lastRenderedPageBreak/>
         <w:t>✔</w:t>
       </w:r>
       <w:r>
@@ -26356,6 +26568,7 @@
     </w:p>
     <w:p>
       <w:r>
+        <w:lastRenderedPageBreak/>
         <w:t>Reducir superficie de ataque:</w:t>
       </w:r>
     </w:p>
@@ -26435,7 +26648,6 @@
     </w:p>
     <w:p>
       <w:r>
-        <w:lastRenderedPageBreak/>
         <w:t>Actualizar motores críticos:</w:t>
       </w:r>
     </w:p>
@@ -26785,6 +26997,7 @@
     <w:p>
       <w:proofErr w:type="spellStart"/>
       <w:r>
+        <w:lastRenderedPageBreak/>
         <w:t>PermitRootLogin</w:t>
       </w:r>
       <w:proofErr w:type="spellEnd"/>
@@ -26868,7 +27081,6 @@
           <w:b/>
           <w:bCs/>
         </w:rPr>
-        <w:lastRenderedPageBreak/>
         <w:t>📘</w:t>
       </w:r>
       <w:r>
@@ -27218,6 +27430,7 @@
     <w:p>
       <w:proofErr w:type="spellStart"/>
       <w:r>
+        <w:lastRenderedPageBreak/>
         <w:t>setfacl</w:t>
       </w:r>
       <w:proofErr w:type="spellEnd"/>
@@ -27300,7 +27513,6 @@
     </w:p>
     <w:p>
       <w:r>
-        <w:lastRenderedPageBreak/>
         <w:t>Cerrar puertos innecesarios:</w:t>
       </w:r>
     </w:p>
@@ -27611,6 +27823,7 @@
         <w:rPr>
           <w:lang w:val="en-GB"/>
         </w:rPr>
+        <w:lastRenderedPageBreak/>
         <w:t>Comprobar</w:t>
       </w:r>
       <w:proofErr w:type="spellEnd"/>
@@ -27725,7 +27938,6 @@
     </w:p>
     <w:p>
       <w:r>
-        <w:lastRenderedPageBreak/>
         <w:t xml:space="preserve">sudo </w:t>
       </w:r>
       <w:proofErr w:type="spellStart"/>
@@ -28047,6 +28259,7 @@
     </w:p>
     <w:p>
       <w:r>
+        <w:lastRenderedPageBreak/>
         <w:t>Editar /</w:t>
       </w:r>
       <w:proofErr w:type="spellStart"/>
@@ -28194,7 +28407,6 @@
     </w:p>
     <w:p>
       <w:r>
-        <w:lastRenderedPageBreak/>
         <w:pict w14:anchorId="36E48B00">
           <v:rect id="_x0000_i1321" style="width:0;height:1.5pt" o:hralign="center" o:hrstd="t" o:hr="t" fillcolor="#a0a0a0" stroked="f"/>
         </w:pict>
@@ -28494,6 +28706,7 @@
     <w:p>
       <w:proofErr w:type="spellStart"/>
       <w:r>
+        <w:lastRenderedPageBreak/>
         <w:t>chmod</w:t>
       </w:r>
       <w:proofErr w:type="spellEnd"/>
@@ -28580,7 +28793,6 @@
     </w:p>
     <w:p>
       <w:r>
-        <w:lastRenderedPageBreak/>
         <w:pict w14:anchorId="0D1E6912">
           <v:rect id="_x0000_i1330" style="width:0;height:1.5pt" o:hralign="center" o:hrstd="t" o:hr="t" fillcolor="#a0a0a0" stroked="f"/>
         </w:pict>
@@ -28857,6 +29069,7 @@
     </w:p>
     <w:p>
       <w:r>
+        <w:lastRenderedPageBreak/>
         <w:pict w14:anchorId="7972E2E2">
           <v:rect id="_x0000_i1335" style="width:0;height:1.5pt" o:hralign="center" o:hrstd="t" o:hr="t" fillcolor="#a0a0a0" stroked="f"/>
         </w:pict>
@@ -28967,7 +29180,6 @@
           <w:b/>
           <w:bCs/>
         </w:rPr>
-        <w:lastRenderedPageBreak/>
         <w:t>27. Detectar archivos sin dueño</w:t>
       </w:r>
     </w:p>
@@ -29285,6 +29497,7 @@
           <w:b/>
           <w:bCs/>
         </w:rPr>
+        <w:lastRenderedPageBreak/>
         <w:t>Tareas del proyecto:</w:t>
       </w:r>
     </w:p>
@@ -29367,7 +29580,6 @@
         </w:numPr>
       </w:pPr>
       <w:r>
-        <w:lastRenderedPageBreak/>
         <w:t>desactivar contraseñas</w:t>
       </w:r>
     </w:p>
@@ -29586,6 +29798,7 @@
         <w:rPr>
           <w:rFonts w:ascii="Segoe UI Emoji" w:hAnsi="Segoe UI Emoji" w:cs="Segoe UI Emoji"/>
         </w:rPr>
+        <w:lastRenderedPageBreak/>
         <w:t>🟦</w:t>
       </w:r>
       <w:r>
@@ -29667,7 +29880,6 @@
         </w:numPr>
       </w:pPr>
       <w:r>
-        <w:lastRenderedPageBreak/>
         <w:t>Red y firewall</w:t>
       </w:r>
     </w:p>
@@ -29895,6 +30107,7 @@
         </w:numPr>
       </w:pPr>
       <w:r>
+        <w:lastRenderedPageBreak/>
         <w:t>Proporcione carpetas compartidas por departamentos</w:t>
       </w:r>
     </w:p>
@@ -30003,7 +30216,6 @@
         </w:numPr>
       </w:pPr>
       <w:r>
-        <w:lastRenderedPageBreak/>
         <w:t>40GB de almacenamiento</w:t>
       </w:r>
     </w:p>
@@ -30365,6 +30577,7 @@
         </w:numPr>
       </w:pPr>
       <w:r>
+        <w:lastRenderedPageBreak/>
         <w:t>2 profesores</w:t>
       </w:r>
     </w:p>
@@ -30483,7 +30696,6 @@
           <w:b/>
           <w:bCs/>
         </w:rPr>
-        <w:lastRenderedPageBreak/>
         <w:t>10. Configurar permisos correctos</w:t>
       </w:r>
     </w:p>
@@ -30794,6 +31006,7 @@
           <w:b/>
           <w:bCs/>
         </w:rPr>
+        <w:lastRenderedPageBreak/>
         <w:t>🟩</w:t>
       </w:r>
       <w:r>
@@ -30895,7 +31108,6 @@
     <w:p>
       <w:proofErr w:type="spellStart"/>
       <w:r>
-        <w:lastRenderedPageBreak/>
         <w:t>find</w:t>
       </w:r>
       <w:proofErr w:type="spellEnd"/>
@@ -31238,6 +31450,7 @@
         </w:numPr>
       </w:pPr>
       <w:r>
+        <w:lastRenderedPageBreak/>
         <w:t>Disco</w:t>
       </w:r>
     </w:p>
@@ -31348,7 +31561,6 @@
     <w:p>
       <w:proofErr w:type="spellStart"/>
       <w:r>
-        <w:lastRenderedPageBreak/>
         <w:t>journalctl</w:t>
       </w:r>
       <w:proofErr w:type="spellEnd"/>
@@ -31623,6 +31835,7 @@
           <w:b/>
           <w:bCs/>
         </w:rPr>
+        <w:lastRenderedPageBreak/>
         <w:t>🏆</w:t>
       </w:r>
       <w:r>
@@ -31727,7 +31940,6 @@
         <w:rPr>
           <w:rFonts w:ascii="Segoe UI Symbol" w:hAnsi="Segoe UI Symbol" w:cs="Segoe UI Symbol"/>
         </w:rPr>
-        <w:lastRenderedPageBreak/>
         <w:t>✔</w:t>
       </w:r>
       <w:r>

--- a/EJERCICIOS DE LOS ALUMNOS/RAFA/Curso de Linux.docx
+++ b/EJERCICIOS DE LOS ALUMNOS/RAFA/Curso de Linux.docx
@@ -2487,15 +2487,7 @@
     </w:p>
     <w:p>
       <w:r>
-        <w:t xml:space="preserve">A </w:t>
-      </w:r>
-      <w:proofErr w:type="gramStart"/>
-      <w:r>
-        <w:t>continuación</w:t>
-      </w:r>
-      <w:proofErr w:type="gramEnd"/>
-      <w:r>
-        <w:t xml:space="preserve"> tienes una batería de ejercicios para FP, desde nivel básico a intermedio.</w:t>
+        <w:t>A continuación tienes una batería de ejercicios para FP, desde nivel básico a intermedio.</w:t>
       </w:r>
     </w:p>
     <w:p>
@@ -5396,15 +5388,7 @@
     <w:p>
       <w:r>
         <w:lastRenderedPageBreak/>
-        <w:t xml:space="preserve">A </w:t>
-      </w:r>
-      <w:proofErr w:type="gramStart"/>
-      <w:r>
-        <w:t>continuación</w:t>
-      </w:r>
-      <w:proofErr w:type="gramEnd"/>
-      <w:r>
-        <w:t xml:space="preserve"> tienes una serie de ejercicios progresivos y perfectos para FP.</w:t>
+        <w:t>A continuación tienes una serie de ejercicios progresivos y perfectos para FP.</w:t>
       </w:r>
     </w:p>
     <w:p>
@@ -6386,15 +6370,7 @@
       </w:r>
       <w:proofErr w:type="spellEnd"/>
       <w:r>
-        <w:t xml:space="preserve"> </w:t>
-      </w:r>
-      <w:proofErr w:type="gramStart"/>
-      <w:r>
-        <w:t>archivo{1..</w:t>
-      </w:r>
-      <w:proofErr w:type="gramEnd"/>
-      <w:r>
-        <w:t>10}.</w:t>
+        <w:t xml:space="preserve"> archivo{1..10}.</w:t>
       </w:r>
       <w:proofErr w:type="spellStart"/>
       <w:r>
@@ -7560,13 +7536,8 @@
       </w:r>
     </w:p>
     <w:p>
-      <w:proofErr w:type="gramStart"/>
-      <w:r>
-        <w:t>#!/</w:t>
-      </w:r>
-      <w:proofErr w:type="gramEnd"/>
-      <w:r>
-        <w:t>bin/bash</w:t>
+      <w:r>
+        <w:t>#!/bin/bash</w:t>
       </w:r>
     </w:p>
     <w:p>
@@ -10417,15 +10388,7 @@
     </w:p>
     <w:p>
       <w:r>
-        <w:t xml:space="preserve">sudo </w:t>
-      </w:r>
-      <w:proofErr w:type="gramStart"/>
-      <w:r>
-        <w:t>mkfs.ext</w:t>
-      </w:r>
-      <w:proofErr w:type="gramEnd"/>
-      <w:r>
-        <w:t>4 /</w:t>
+        <w:t>sudo mkfs.ext4 /</w:t>
       </w:r>
       <w:proofErr w:type="spellStart"/>
       <w:r>
@@ -10999,15 +10962,7 @@
         </w:numPr>
       </w:pPr>
       <w:r>
-        <w:t xml:space="preserve">sudo </w:t>
-      </w:r>
-      <w:proofErr w:type="gramStart"/>
-      <w:r>
-        <w:t>mkfs.ext</w:t>
-      </w:r>
-      <w:proofErr w:type="gramEnd"/>
-      <w:r>
-        <w:t>4 /</w:t>
+        <w:t>sudo mkfs.ext4 /</w:t>
       </w:r>
       <w:proofErr w:type="spellStart"/>
       <w:r>
@@ -11148,17 +11103,12 @@
         <w:t>UUID=</w:t>
       </w:r>
       <w:proofErr w:type="spellStart"/>
-      <w:proofErr w:type="gramStart"/>
       <w:r>
         <w:t>xxxxx</w:t>
       </w:r>
       <w:proofErr w:type="spellEnd"/>
       <w:r>
-        <w:t xml:space="preserve">  /datos  ext4  defaults</w:t>
-      </w:r>
-      <w:proofErr w:type="gramEnd"/>
-      <w:r>
-        <w:t xml:space="preserve">  0 2</w:t>
+        <w:t xml:space="preserve">  /datos  ext4  defaults  0 2</w:t>
       </w:r>
     </w:p>
     <w:p>
@@ -11536,13 +11486,8 @@
       </w:r>
       <w:proofErr w:type="spellEnd"/>
       <w:r>
-        <w:t xml:space="preserve"> -d /nueva/</w:t>
-      </w:r>
-      <w:proofErr w:type="gramStart"/>
-      <w:r>
-        <w:t>ruta usuario</w:t>
-      </w:r>
-      <w:proofErr w:type="gramEnd"/>
+        <w:t xml:space="preserve"> -d /nueva/ruta usuario</w:t>
+      </w:r>
     </w:p>
     <w:p>
       <w:r>
@@ -12112,23 +12057,7 @@
       </w:r>
       <w:proofErr w:type="spellStart"/>
       <w:r>
-        <w:t>u+</w:t>
-      </w:r>
-      <w:proofErr w:type="gramStart"/>
-      <w:r>
-        <w:t>r,g</w:t>
-      </w:r>
-      <w:proofErr w:type="gramEnd"/>
-      <w:r>
-        <w:t>-</w:t>
-      </w:r>
-      <w:proofErr w:type="gramStart"/>
-      <w:r>
-        <w:t>w,o</w:t>
-      </w:r>
-      <w:proofErr w:type="gramEnd"/>
-      <w:r>
-        <w:t>-x</w:t>
+        <w:t>u+r,g-w,o-x</w:t>
       </w:r>
       <w:proofErr w:type="spellEnd"/>
       <w:r>
@@ -12166,12 +12095,10 @@
         <w:t xml:space="preserve"> </w:t>
       </w:r>
       <w:proofErr w:type="spellStart"/>
-      <w:proofErr w:type="gramStart"/>
       <w:r>
         <w:t>usuario:grupo</w:t>
       </w:r>
       <w:proofErr w:type="spellEnd"/>
-      <w:proofErr w:type="gramEnd"/>
       <w:r>
         <w:t xml:space="preserve"> archivo</w:t>
       </w:r>
@@ -12493,15 +12420,7 @@
       </w:r>
       <w:proofErr w:type="spellEnd"/>
       <w:r>
-        <w:t xml:space="preserve"> -m </w:t>
-      </w:r>
-      <w:proofErr w:type="gramStart"/>
-      <w:r>
-        <w:t>u:alumno</w:t>
-      </w:r>
-      <w:proofErr w:type="gramEnd"/>
-      <w:r>
-        <w:t>:rwx archivo</w:t>
+        <w:t xml:space="preserve"> -m u:alumno:rwx archivo</w:t>
       </w:r>
     </w:p>
     <w:p>
@@ -13168,17 +13087,12 @@
         <w:t xml:space="preserve">sudo </w:t>
       </w:r>
       <w:proofErr w:type="spellStart"/>
-      <w:proofErr w:type="gramStart"/>
       <w:r>
         <w:t>chown</w:t>
       </w:r>
       <w:proofErr w:type="spellEnd"/>
       <w:r>
-        <w:t xml:space="preserve"> :profesores</w:t>
-      </w:r>
-      <w:proofErr w:type="gramEnd"/>
-      <w:r>
-        <w:t xml:space="preserve"> prueba.txt</w:t>
+        <w:t xml:space="preserve"> :profesores prueba.txt</w:t>
       </w:r>
       <w:r>
         <w:rPr>
@@ -13553,12 +13467,10 @@
         <w:t xml:space="preserve"> </w:t>
       </w:r>
       <w:proofErr w:type="spellStart"/>
-      <w:proofErr w:type="gramStart"/>
       <w:r>
         <w:t>root:alumnos</w:t>
       </w:r>
       <w:proofErr w:type="spellEnd"/>
-      <w:proofErr w:type="gramEnd"/>
       <w:r>
         <w:t xml:space="preserve"> /home/</w:t>
       </w:r>
@@ -13837,15 +13749,7 @@
       </w:r>
       <w:proofErr w:type="spellEnd"/>
       <w:r>
-        <w:t xml:space="preserve"> -m </w:t>
-      </w:r>
-      <w:proofErr w:type="gramStart"/>
-      <w:r>
-        <w:t>u:alumno2:rwx</w:t>
-      </w:r>
-      <w:proofErr w:type="gramEnd"/>
-      <w:r>
-        <w:t xml:space="preserve"> </w:t>
+        <w:t xml:space="preserve"> -m u:alumno2:rwx </w:t>
       </w:r>
       <w:proofErr w:type="spellStart"/>
       <w:r>
@@ -14892,135 +14796,6 @@
         <w:t>administracion</w:t>
       </w:r>
       <w:proofErr w:type="spellEnd"/>
-    </w:p>
-    <w:p>
-      <w:pPr>
-        <w:numPr>
-          <w:ilvl w:val="0"/>
-          <w:numId w:val="22"/>
-        </w:numPr>
-      </w:pPr>
-      <w:r>
-        <w:t>Crear 10 usuarios:</w:t>
-      </w:r>
-    </w:p>
-    <w:p>
-      <w:pPr>
-        <w:numPr>
-          <w:ilvl w:val="1"/>
-          <w:numId w:val="22"/>
-        </w:numPr>
-      </w:pPr>
-      <w:r>
-        <w:t>6 alumnos</w:t>
-      </w:r>
-    </w:p>
-    <w:p>
-      <w:pPr>
-        <w:numPr>
-          <w:ilvl w:val="1"/>
-          <w:numId w:val="22"/>
-        </w:numPr>
-      </w:pPr>
-      <w:r>
-        <w:t>3 profesores</w:t>
-      </w:r>
-    </w:p>
-    <w:p>
-      <w:pPr>
-        <w:numPr>
-          <w:ilvl w:val="1"/>
-          <w:numId w:val="22"/>
-        </w:numPr>
-      </w:pPr>
-      <w:r>
-        <w:t>1 administración</w:t>
-      </w:r>
-    </w:p>
-    <w:p>
-      <w:pPr>
-        <w:numPr>
-          <w:ilvl w:val="0"/>
-          <w:numId w:val="22"/>
-        </w:numPr>
-      </w:pPr>
-      <w:r>
-        <w:t>Crear directorios:</w:t>
-      </w:r>
-    </w:p>
-    <w:p>
-      <w:pPr>
-        <w:numPr>
-          <w:ilvl w:val="1"/>
-          <w:numId w:val="22"/>
-        </w:numPr>
-      </w:pPr>
-      <w:r>
-        <w:lastRenderedPageBreak/>
-        <w:t>/aula/alumnos</w:t>
-      </w:r>
-    </w:p>
-    <w:p>
-      <w:pPr>
-        <w:numPr>
-          <w:ilvl w:val="1"/>
-          <w:numId w:val="22"/>
-        </w:numPr>
-      </w:pPr>
-      <w:r>
-        <w:t>/aula/profesores</w:t>
-      </w:r>
-    </w:p>
-    <w:p>
-      <w:pPr>
-        <w:numPr>
-          <w:ilvl w:val="1"/>
-          <w:numId w:val="22"/>
-        </w:numPr>
-      </w:pPr>
-      <w:r>
-        <w:t>/aula/</w:t>
-      </w:r>
-      <w:proofErr w:type="spellStart"/>
-      <w:r>
-        <w:t>comun</w:t>
-      </w:r>
-      <w:proofErr w:type="spellEnd"/>
-    </w:p>
-    <w:p>
-      <w:pPr>
-        <w:numPr>
-          <w:ilvl w:val="0"/>
-          <w:numId w:val="22"/>
-        </w:numPr>
-      </w:pPr>
-      <w:r>
-        <w:t>Asignar permisos:</w:t>
-      </w:r>
-    </w:p>
-    <w:p>
-      <w:pPr>
-        <w:numPr>
-          <w:ilvl w:val="1"/>
-          <w:numId w:val="22"/>
-        </w:numPr>
-      </w:pPr>
-      <w:r>
-        <w:t xml:space="preserve">alumnos → </w:t>
-      </w:r>
-      <w:proofErr w:type="spellStart"/>
-      <w:r>
-        <w:t>rwx</w:t>
-      </w:r>
-      <w:proofErr w:type="spellEnd"/>
-      <w:r>
-        <w:t xml:space="preserve"> en su carpeta / lectura en </w:t>
-      </w:r>
-      <w:proofErr w:type="spellStart"/>
-      <w:r>
-        <w:t>comun</w:t>
-      </w:r>
-      <w:proofErr w:type="spellEnd"/>
       <w:r>
         <w:rPr>
           <w:noProof/>
@@ -15032,10 +14807,10 @@
           <w:noProof/>
         </w:rPr>
         <w:drawing>
-          <wp:inline distT="0" distB="0" distL="0" distR="0" wp14:anchorId="3F2D1858" wp14:editId="5A4ABF4B">
-            <wp:extent cx="5400040" cy="5528945"/>
-            <wp:effectExtent l="0" t="0" r="0" b="0"/>
-            <wp:docPr id="864513428" name="Imagen 1"/>
+          <wp:inline distT="0" distB="0" distL="0" distR="0" wp14:anchorId="407744FB" wp14:editId="3A9E17FE">
+            <wp:extent cx="2562225" cy="1276350"/>
+            <wp:effectExtent l="0" t="0" r="9525" b="0"/>
+            <wp:docPr id="2109812560" name="Imagen 1"/>
             <wp:cNvGraphicFramePr>
               <a:graphicFrameLocks xmlns:a="http://schemas.openxmlformats.org/drawingml/2006/main" noChangeAspect="1"/>
             </wp:cNvGraphicFramePr>
@@ -15043,7 +14818,7 @@
               <a:graphicData uri="http://schemas.openxmlformats.org/drawingml/2006/picture">
                 <pic:pic xmlns:pic="http://schemas.openxmlformats.org/drawingml/2006/picture">
                   <pic:nvPicPr>
-                    <pic:cNvPr id="864513428" name=""/>
+                    <pic:cNvPr id="2109812560" name=""/>
                     <pic:cNvPicPr/>
                   </pic:nvPicPr>
                   <pic:blipFill>
@@ -15055,7 +14830,7 @@
                   <pic:spPr>
                     <a:xfrm>
                       <a:off x="0" y="0"/>
-                      <a:ext cx="5400040" cy="5528945"/>
+                      <a:ext cx="2562225" cy="1276350"/>
                     </a:xfrm>
                     <a:prstGeom prst="rect">
                       <a:avLst/>
@@ -15071,26 +14846,13 @@
     <w:p>
       <w:pPr>
         <w:numPr>
-          <w:ilvl w:val="1"/>
+          <w:ilvl w:val="0"/>
           <w:numId w:val="22"/>
         </w:numPr>
       </w:pPr>
       <w:r>
-        <w:t xml:space="preserve">profesores → </w:t>
-      </w:r>
-      <w:proofErr w:type="spellStart"/>
-      <w:r>
-        <w:t>rwx</w:t>
-      </w:r>
-      <w:proofErr w:type="spellEnd"/>
-      <w:r>
-        <w:t xml:space="preserve"> en su carpeta, lectura/escritura en </w:t>
-      </w:r>
-      <w:proofErr w:type="spellStart"/>
-      <w:r>
-        <w:t>comun</w:t>
-      </w:r>
-      <w:proofErr w:type="spellEnd"/>
+        <w:t>Crear 10 usuarios:</w:t>
+      </w:r>
     </w:p>
     <w:p>
       <w:pPr>
@@ -15099,13 +14861,169 @@
           <w:numId w:val="22"/>
         </w:numPr>
       </w:pPr>
-      <w:proofErr w:type="spellStart"/>
-      <w:r>
-        <w:t>administracion</w:t>
-      </w:r>
-      <w:proofErr w:type="spellEnd"/>
-      <w:r>
-        <w:t xml:space="preserve"> → acceso completo a todo</w:t>
+      <w:r>
+        <w:lastRenderedPageBreak/>
+        <w:t>6 alumnos</w:t>
+      </w:r>
+      <w:r>
+        <w:rPr>
+          <w:noProof/>
+        </w:rPr>
+        <w:t xml:space="preserve"> </w:t>
+      </w:r>
+      <w:r>
+        <w:rPr>
+          <w:noProof/>
+        </w:rPr>
+        <w:drawing>
+          <wp:inline distT="0" distB="0" distL="0" distR="0" wp14:anchorId="0E9425EF" wp14:editId="4C511C52">
+            <wp:extent cx="5400040" cy="2392045"/>
+            <wp:effectExtent l="0" t="0" r="0" b="8255"/>
+            <wp:docPr id="228349510" name="Imagen 1"/>
+            <wp:cNvGraphicFramePr>
+              <a:graphicFrameLocks xmlns:a="http://schemas.openxmlformats.org/drawingml/2006/main" noChangeAspect="1"/>
+            </wp:cNvGraphicFramePr>
+            <a:graphic xmlns:a="http://schemas.openxmlformats.org/drawingml/2006/main">
+              <a:graphicData uri="http://schemas.openxmlformats.org/drawingml/2006/picture">
+                <pic:pic xmlns:pic="http://schemas.openxmlformats.org/drawingml/2006/picture">
+                  <pic:nvPicPr>
+                    <pic:cNvPr id="228349510" name=""/>
+                    <pic:cNvPicPr/>
+                  </pic:nvPicPr>
+                  <pic:blipFill>
+                    <a:blip r:embed="rId43"/>
+                    <a:stretch>
+                      <a:fillRect/>
+                    </a:stretch>
+                  </pic:blipFill>
+                  <pic:spPr>
+                    <a:xfrm>
+                      <a:off x="0" y="0"/>
+                      <a:ext cx="5400040" cy="2392045"/>
+                    </a:xfrm>
+                    <a:prstGeom prst="rect">
+                      <a:avLst/>
+                    </a:prstGeom>
+                  </pic:spPr>
+                </pic:pic>
+              </a:graphicData>
+            </a:graphic>
+          </wp:inline>
+        </w:drawing>
+      </w:r>
+    </w:p>
+    <w:p>
+      <w:pPr>
+        <w:numPr>
+          <w:ilvl w:val="1"/>
+          <w:numId w:val="22"/>
+        </w:numPr>
+      </w:pPr>
+      <w:r>
+        <w:t>3 profesores</w:t>
+      </w:r>
+      <w:r>
+        <w:rPr>
+          <w:noProof/>
+        </w:rPr>
+        <w:t xml:space="preserve"> </w:t>
+      </w:r>
+      <w:r>
+        <w:rPr>
+          <w:noProof/>
+        </w:rPr>
+        <w:drawing>
+          <wp:inline distT="0" distB="0" distL="0" distR="0" wp14:anchorId="11223531" wp14:editId="11C525D1">
+            <wp:extent cx="5400040" cy="1127125"/>
+            <wp:effectExtent l="0" t="0" r="0" b="0"/>
+            <wp:docPr id="1689298868" name="Imagen 1"/>
+            <wp:cNvGraphicFramePr>
+              <a:graphicFrameLocks xmlns:a="http://schemas.openxmlformats.org/drawingml/2006/main" noChangeAspect="1"/>
+            </wp:cNvGraphicFramePr>
+            <a:graphic xmlns:a="http://schemas.openxmlformats.org/drawingml/2006/main">
+              <a:graphicData uri="http://schemas.openxmlformats.org/drawingml/2006/picture">
+                <pic:pic xmlns:pic="http://schemas.openxmlformats.org/drawingml/2006/picture">
+                  <pic:nvPicPr>
+                    <pic:cNvPr id="1689298868" name=""/>
+                    <pic:cNvPicPr/>
+                  </pic:nvPicPr>
+                  <pic:blipFill>
+                    <a:blip r:embed="rId44"/>
+                    <a:stretch>
+                      <a:fillRect/>
+                    </a:stretch>
+                  </pic:blipFill>
+                  <pic:spPr>
+                    <a:xfrm>
+                      <a:off x="0" y="0"/>
+                      <a:ext cx="5400040" cy="1127125"/>
+                    </a:xfrm>
+                    <a:prstGeom prst="rect">
+                      <a:avLst/>
+                    </a:prstGeom>
+                  </pic:spPr>
+                </pic:pic>
+              </a:graphicData>
+            </a:graphic>
+          </wp:inline>
+        </w:drawing>
+      </w:r>
+    </w:p>
+    <w:p>
+      <w:pPr>
+        <w:numPr>
+          <w:ilvl w:val="1"/>
+          <w:numId w:val="22"/>
+        </w:numPr>
+      </w:pPr>
+      <w:r>
+        <w:t>1 administración</w:t>
+      </w:r>
+      <w:r>
+        <w:rPr>
+          <w:noProof/>
+        </w:rPr>
+        <w:t xml:space="preserve"> </w:t>
+      </w:r>
+      <w:r>
+        <w:rPr>
+          <w:noProof/>
+        </w:rPr>
+        <w:drawing>
+          <wp:inline distT="0" distB="0" distL="0" distR="0" wp14:anchorId="69E2F558" wp14:editId="2C55001E">
+            <wp:extent cx="5400040" cy="511175"/>
+            <wp:effectExtent l="0" t="0" r="0" b="3175"/>
+            <wp:docPr id="157201752" name="Imagen 1"/>
+            <wp:cNvGraphicFramePr>
+              <a:graphicFrameLocks xmlns:a="http://schemas.openxmlformats.org/drawingml/2006/main" noChangeAspect="1"/>
+            </wp:cNvGraphicFramePr>
+            <a:graphic xmlns:a="http://schemas.openxmlformats.org/drawingml/2006/main">
+              <a:graphicData uri="http://schemas.openxmlformats.org/drawingml/2006/picture">
+                <pic:pic xmlns:pic="http://schemas.openxmlformats.org/drawingml/2006/picture">
+                  <pic:nvPicPr>
+                    <pic:cNvPr id="157201752" name=""/>
+                    <pic:cNvPicPr/>
+                  </pic:nvPicPr>
+                  <pic:blipFill>
+                    <a:blip r:embed="rId45"/>
+                    <a:stretch>
+                      <a:fillRect/>
+                    </a:stretch>
+                  </pic:blipFill>
+                  <pic:spPr>
+                    <a:xfrm>
+                      <a:off x="0" y="0"/>
+                      <a:ext cx="5400040" cy="511175"/>
+                    </a:xfrm>
+                    <a:prstGeom prst="rect">
+                      <a:avLst/>
+                    </a:prstGeom>
+                  </pic:spPr>
+                </pic:pic>
+              </a:graphicData>
+            </a:graphic>
+          </wp:inline>
+        </w:drawing>
       </w:r>
     </w:p>
     <w:p>
@@ -15116,7 +15034,91 @@
         </w:numPr>
       </w:pPr>
       <w:r>
-        <w:t>Aplicar SGID en carpetas departamentales</w:t>
+        <w:t>Crear directorios:</w:t>
+      </w:r>
+    </w:p>
+    <w:p>
+      <w:pPr>
+        <w:numPr>
+          <w:ilvl w:val="1"/>
+          <w:numId w:val="22"/>
+        </w:numPr>
+      </w:pPr>
+      <w:r>
+        <w:t>/aula/alumnos</w:t>
+      </w:r>
+    </w:p>
+    <w:p>
+      <w:pPr>
+        <w:numPr>
+          <w:ilvl w:val="1"/>
+          <w:numId w:val="22"/>
+        </w:numPr>
+      </w:pPr>
+      <w:r>
+        <w:t>/aula/profesores</w:t>
+      </w:r>
+    </w:p>
+    <w:p>
+      <w:pPr>
+        <w:numPr>
+          <w:ilvl w:val="1"/>
+          <w:numId w:val="22"/>
+        </w:numPr>
+      </w:pPr>
+      <w:r>
+        <w:t>/aula/</w:t>
+      </w:r>
+      <w:proofErr w:type="spellStart"/>
+      <w:r>
+        <w:t>comun</w:t>
+      </w:r>
+      <w:proofErr w:type="spellEnd"/>
+      <w:r>
+        <w:rPr>
+          <w:noProof/>
+        </w:rPr>
+        <w:t xml:space="preserve"> </w:t>
+      </w:r>
+      <w:r>
+        <w:rPr>
+          <w:noProof/>
+        </w:rPr>
+        <w:drawing>
+          <wp:inline distT="0" distB="0" distL="0" distR="0" wp14:anchorId="7BC4F792" wp14:editId="4E5A9114">
+            <wp:extent cx="3686175" cy="762000"/>
+            <wp:effectExtent l="0" t="0" r="9525" b="0"/>
+            <wp:docPr id="2100962957" name="Imagen 1"/>
+            <wp:cNvGraphicFramePr>
+              <a:graphicFrameLocks xmlns:a="http://schemas.openxmlformats.org/drawingml/2006/main" noChangeAspect="1"/>
+            </wp:cNvGraphicFramePr>
+            <a:graphic xmlns:a="http://schemas.openxmlformats.org/drawingml/2006/main">
+              <a:graphicData uri="http://schemas.openxmlformats.org/drawingml/2006/picture">
+                <pic:pic xmlns:pic="http://schemas.openxmlformats.org/drawingml/2006/picture">
+                  <pic:nvPicPr>
+                    <pic:cNvPr id="2100962957" name=""/>
+                    <pic:cNvPicPr/>
+                  </pic:nvPicPr>
+                  <pic:blipFill>
+                    <a:blip r:embed="rId46"/>
+                    <a:stretch>
+                      <a:fillRect/>
+                    </a:stretch>
+                  </pic:blipFill>
+                  <pic:spPr>
+                    <a:xfrm>
+                      <a:off x="0" y="0"/>
+                      <a:ext cx="3686175" cy="762000"/>
+                    </a:xfrm>
+                    <a:prstGeom prst="rect">
+                      <a:avLst/>
+                    </a:prstGeom>
+                  </pic:spPr>
+                </pic:pic>
+              </a:graphicData>
+            </a:graphic>
+          </wp:inline>
+        </w:drawing>
       </w:r>
     </w:p>
     <w:p>
@@ -15127,15 +15129,302 @@
         </w:numPr>
       </w:pPr>
       <w:r>
-        <w:t xml:space="preserve">Aplicar </w:t>
-      </w:r>
-      <w:proofErr w:type="spellStart"/>
-      <w:r>
-        <w:t>sticky</w:t>
-      </w:r>
-      <w:proofErr w:type="spellEnd"/>
-      <w:r>
-        <w:t xml:space="preserve"> bit en carpeta común</w:t>
+        <w:t>Asignar permisos:</w:t>
+      </w:r>
+    </w:p>
+    <w:p>
+      <w:pPr>
+        <w:numPr>
+          <w:ilvl w:val="1"/>
+          <w:numId w:val="22"/>
+        </w:numPr>
+      </w:pPr>
+      <w:r>
+        <w:lastRenderedPageBreak/>
+        <w:t xml:space="preserve">alumnos → </w:t>
+      </w:r>
+      <w:proofErr w:type="spellStart"/>
+      <w:r>
+        <w:t>rwx</w:t>
+      </w:r>
+      <w:proofErr w:type="spellEnd"/>
+      <w:r>
+        <w:t xml:space="preserve"> en su carpeta / lectura en </w:t>
+      </w:r>
+      <w:proofErr w:type="spellStart"/>
+      <w:r>
+        <w:t>comun</w:t>
+      </w:r>
+      <w:proofErr w:type="spellEnd"/>
+      <w:r>
+        <w:rPr>
+          <w:noProof/>
+        </w:rPr>
+        <w:t xml:space="preserve"> </w:t>
+      </w:r>
+      <w:r>
+        <w:rPr>
+          <w:noProof/>
+        </w:rPr>
+        <w:drawing>
+          <wp:inline distT="0" distB="0" distL="0" distR="0" wp14:anchorId="60410837" wp14:editId="3D8D6934">
+            <wp:extent cx="5400040" cy="1263650"/>
+            <wp:effectExtent l="0" t="0" r="0" b="0"/>
+            <wp:docPr id="1920617812" name="Imagen 1"/>
+            <wp:cNvGraphicFramePr>
+              <a:graphicFrameLocks xmlns:a="http://schemas.openxmlformats.org/drawingml/2006/main" noChangeAspect="1"/>
+            </wp:cNvGraphicFramePr>
+            <a:graphic xmlns:a="http://schemas.openxmlformats.org/drawingml/2006/main">
+              <a:graphicData uri="http://schemas.openxmlformats.org/drawingml/2006/picture">
+                <pic:pic xmlns:pic="http://schemas.openxmlformats.org/drawingml/2006/picture">
+                  <pic:nvPicPr>
+                    <pic:cNvPr id="1920617812" name=""/>
+                    <pic:cNvPicPr/>
+                  </pic:nvPicPr>
+                  <pic:blipFill>
+                    <a:blip r:embed="rId47"/>
+                    <a:stretch>
+                      <a:fillRect/>
+                    </a:stretch>
+                  </pic:blipFill>
+                  <pic:spPr>
+                    <a:xfrm>
+                      <a:off x="0" y="0"/>
+                      <a:ext cx="5400040" cy="1263650"/>
+                    </a:xfrm>
+                    <a:prstGeom prst="rect">
+                      <a:avLst/>
+                    </a:prstGeom>
+                  </pic:spPr>
+                </pic:pic>
+              </a:graphicData>
+            </a:graphic>
+          </wp:inline>
+        </w:drawing>
+      </w:r>
+      <w:r>
+        <w:rPr>
+          <w:noProof/>
+        </w:rPr>
+        <w:t xml:space="preserve"> </w:t>
+      </w:r>
+      <w:r>
+        <w:rPr>
+          <w:noProof/>
+        </w:rPr>
+        <w:drawing>
+          <wp:inline distT="0" distB="0" distL="0" distR="0" wp14:anchorId="6C9EAACD" wp14:editId="1A0A9F16">
+            <wp:extent cx="5400040" cy="1676400"/>
+            <wp:effectExtent l="0" t="0" r="0" b="0"/>
+            <wp:docPr id="2056231426" name="Imagen 1"/>
+            <wp:cNvGraphicFramePr>
+              <a:graphicFrameLocks xmlns:a="http://schemas.openxmlformats.org/drawingml/2006/main" noChangeAspect="1"/>
+            </wp:cNvGraphicFramePr>
+            <a:graphic xmlns:a="http://schemas.openxmlformats.org/drawingml/2006/main">
+              <a:graphicData uri="http://schemas.openxmlformats.org/drawingml/2006/picture">
+                <pic:pic xmlns:pic="http://schemas.openxmlformats.org/drawingml/2006/picture">
+                  <pic:nvPicPr>
+                    <pic:cNvPr id="2056231426" name=""/>
+                    <pic:cNvPicPr/>
+                  </pic:nvPicPr>
+                  <pic:blipFill>
+                    <a:blip r:embed="rId48"/>
+                    <a:stretch>
+                      <a:fillRect/>
+                    </a:stretch>
+                  </pic:blipFill>
+                  <pic:spPr>
+                    <a:xfrm>
+                      <a:off x="0" y="0"/>
+                      <a:ext cx="5400040" cy="1676400"/>
+                    </a:xfrm>
+                    <a:prstGeom prst="rect">
+                      <a:avLst/>
+                    </a:prstGeom>
+                  </pic:spPr>
+                </pic:pic>
+              </a:graphicData>
+            </a:graphic>
+          </wp:inline>
+        </w:drawing>
+      </w:r>
+    </w:p>
+    <w:p>
+      <w:pPr>
+        <w:numPr>
+          <w:ilvl w:val="1"/>
+          <w:numId w:val="22"/>
+        </w:numPr>
+      </w:pPr>
+      <w:r>
+        <w:t xml:space="preserve">profesores → </w:t>
+      </w:r>
+      <w:proofErr w:type="spellStart"/>
+      <w:r>
+        <w:t>rwx</w:t>
+      </w:r>
+      <w:proofErr w:type="spellEnd"/>
+      <w:r>
+        <w:t xml:space="preserve"> en su carpeta, lectura/escritura en </w:t>
+      </w:r>
+      <w:proofErr w:type="spellStart"/>
+      <w:r>
+        <w:t>comun</w:t>
+      </w:r>
+      <w:proofErr w:type="spellEnd"/>
+      <w:r>
+        <w:rPr>
+          <w:noProof/>
+        </w:rPr>
+        <w:t xml:space="preserve"> </w:t>
+      </w:r>
+      <w:r>
+        <w:rPr>
+          <w:noProof/>
+        </w:rPr>
+        <w:drawing>
+          <wp:inline distT="0" distB="0" distL="0" distR="0" wp14:anchorId="05B0A823" wp14:editId="455F04C4">
+            <wp:extent cx="5400040" cy="1300480"/>
+            <wp:effectExtent l="0" t="0" r="0" b="0"/>
+            <wp:docPr id="499262401" name="Imagen 1"/>
+            <wp:cNvGraphicFramePr>
+              <a:graphicFrameLocks xmlns:a="http://schemas.openxmlformats.org/drawingml/2006/main" noChangeAspect="1"/>
+            </wp:cNvGraphicFramePr>
+            <a:graphic xmlns:a="http://schemas.openxmlformats.org/drawingml/2006/main">
+              <a:graphicData uri="http://schemas.openxmlformats.org/drawingml/2006/picture">
+                <pic:pic xmlns:pic="http://schemas.openxmlformats.org/drawingml/2006/picture">
+                  <pic:nvPicPr>
+                    <pic:cNvPr id="499262401" name=""/>
+                    <pic:cNvPicPr/>
+                  </pic:nvPicPr>
+                  <pic:blipFill>
+                    <a:blip r:embed="rId49"/>
+                    <a:stretch>
+                      <a:fillRect/>
+                    </a:stretch>
+                  </pic:blipFill>
+                  <pic:spPr>
+                    <a:xfrm>
+                      <a:off x="0" y="0"/>
+                      <a:ext cx="5400040" cy="1300480"/>
+                    </a:xfrm>
+                    <a:prstGeom prst="rect">
+                      <a:avLst/>
+                    </a:prstGeom>
+                  </pic:spPr>
+                </pic:pic>
+              </a:graphicData>
+            </a:graphic>
+          </wp:inline>
+        </w:drawing>
+      </w:r>
+    </w:p>
+    <w:p>
+      <w:pPr>
+        <w:numPr>
+          <w:ilvl w:val="1"/>
+          <w:numId w:val="22"/>
+        </w:numPr>
+      </w:pPr>
+      <w:proofErr w:type="spellStart"/>
+      <w:r>
+        <w:t>administracion</w:t>
+      </w:r>
+      <w:proofErr w:type="spellEnd"/>
+      <w:r>
+        <w:t xml:space="preserve"> → acceso completo a todo</w:t>
+      </w:r>
+      <w:r>
+        <w:rPr>
+          <w:noProof/>
+        </w:rPr>
+        <w:t xml:space="preserve"> </w:t>
+      </w:r>
+      <w:r>
+        <w:rPr>
+          <w:noProof/>
+        </w:rPr>
+        <w:drawing>
+          <wp:inline distT="0" distB="0" distL="0" distR="0" wp14:anchorId="5688AB6C" wp14:editId="454C0584">
+            <wp:extent cx="5400040" cy="2357120"/>
+            <wp:effectExtent l="0" t="0" r="0" b="5080"/>
+            <wp:docPr id="329916396" name="Imagen 1"/>
+            <wp:cNvGraphicFramePr>
+              <a:graphicFrameLocks xmlns:a="http://schemas.openxmlformats.org/drawingml/2006/main" noChangeAspect="1"/>
+            </wp:cNvGraphicFramePr>
+            <a:graphic xmlns:a="http://schemas.openxmlformats.org/drawingml/2006/main">
+              <a:graphicData uri="http://schemas.openxmlformats.org/drawingml/2006/picture">
+                <pic:pic xmlns:pic="http://schemas.openxmlformats.org/drawingml/2006/picture">
+                  <pic:nvPicPr>
+                    <pic:cNvPr id="329916396" name=""/>
+                    <pic:cNvPicPr/>
+                  </pic:nvPicPr>
+                  <pic:blipFill>
+                    <a:blip r:embed="rId50"/>
+                    <a:stretch>
+                      <a:fillRect/>
+                    </a:stretch>
+                  </pic:blipFill>
+                  <pic:spPr>
+                    <a:xfrm>
+                      <a:off x="0" y="0"/>
+                      <a:ext cx="5400040" cy="2357120"/>
+                    </a:xfrm>
+                    <a:prstGeom prst="rect">
+                      <a:avLst/>
+                    </a:prstGeom>
+                  </pic:spPr>
+                </pic:pic>
+              </a:graphicData>
+            </a:graphic>
+          </wp:inline>
+        </w:drawing>
+      </w:r>
+      <w:r>
+        <w:rPr>
+          <w:noProof/>
+        </w:rPr>
+        <w:t xml:space="preserve"> </w:t>
+      </w:r>
+      <w:r>
+        <w:rPr>
+          <w:noProof/>
+        </w:rPr>
+        <w:drawing>
+          <wp:inline distT="0" distB="0" distL="0" distR="0" wp14:anchorId="33BC1857" wp14:editId="2F0261F7">
+            <wp:extent cx="5400040" cy="1097915"/>
+            <wp:effectExtent l="0" t="0" r="0" b="6985"/>
+            <wp:docPr id="2068990038" name="Imagen 1"/>
+            <wp:cNvGraphicFramePr>
+              <a:graphicFrameLocks xmlns:a="http://schemas.openxmlformats.org/drawingml/2006/main" noChangeAspect="1"/>
+            </wp:cNvGraphicFramePr>
+            <a:graphic xmlns:a="http://schemas.openxmlformats.org/drawingml/2006/main">
+              <a:graphicData uri="http://schemas.openxmlformats.org/drawingml/2006/picture">
+                <pic:pic xmlns:pic="http://schemas.openxmlformats.org/drawingml/2006/picture">
+                  <pic:nvPicPr>
+                    <pic:cNvPr id="2068990038" name=""/>
+                    <pic:cNvPicPr/>
+                  </pic:nvPicPr>
+                  <pic:blipFill>
+                    <a:blip r:embed="rId51"/>
+                    <a:stretch>
+                      <a:fillRect/>
+                    </a:stretch>
+                  </pic:blipFill>
+                  <pic:spPr>
+                    <a:xfrm>
+                      <a:off x="0" y="0"/>
+                      <a:ext cx="5400040" cy="1097915"/>
+                    </a:xfrm>
+                    <a:prstGeom prst="rect">
+                      <a:avLst/>
+                    </a:prstGeom>
+                  </pic:spPr>
+                </pic:pic>
+              </a:graphicData>
+            </a:graphic>
+          </wp:inline>
+        </w:drawing>
       </w:r>
     </w:p>
     <w:p>
@@ -15146,7 +15435,54 @@
         </w:numPr>
       </w:pPr>
       <w:r>
-        <w:t>Implementar ACL para dar permisos específicos a un usuario concreto</w:t>
+        <w:lastRenderedPageBreak/>
+        <w:t>Aplicar SGID en carpetas departamentales</w:t>
+      </w:r>
+      <w:r>
+        <w:rPr>
+          <w:noProof/>
+        </w:rPr>
+        <w:t xml:space="preserve"> </w:t>
+      </w:r>
+      <w:r>
+        <w:rPr>
+          <w:noProof/>
+        </w:rPr>
+        <w:drawing>
+          <wp:inline distT="0" distB="0" distL="0" distR="0" wp14:anchorId="7FF10BE6" wp14:editId="3818C0C5">
+            <wp:extent cx="5400040" cy="2748915"/>
+            <wp:effectExtent l="0" t="0" r="0" b="0"/>
+            <wp:docPr id="1113487226" name="Imagen 1"/>
+            <wp:cNvGraphicFramePr>
+              <a:graphicFrameLocks xmlns:a="http://schemas.openxmlformats.org/drawingml/2006/main" noChangeAspect="1"/>
+            </wp:cNvGraphicFramePr>
+            <a:graphic xmlns:a="http://schemas.openxmlformats.org/drawingml/2006/main">
+              <a:graphicData uri="http://schemas.openxmlformats.org/drawingml/2006/picture">
+                <pic:pic xmlns:pic="http://schemas.openxmlformats.org/drawingml/2006/picture">
+                  <pic:nvPicPr>
+                    <pic:cNvPr id="1113487226" name=""/>
+                    <pic:cNvPicPr/>
+                  </pic:nvPicPr>
+                  <pic:blipFill>
+                    <a:blip r:embed="rId52"/>
+                    <a:stretch>
+                      <a:fillRect/>
+                    </a:stretch>
+                  </pic:blipFill>
+                  <pic:spPr>
+                    <a:xfrm>
+                      <a:off x="0" y="0"/>
+                      <a:ext cx="5400040" cy="2748915"/>
+                    </a:xfrm>
+                    <a:prstGeom prst="rect">
+                      <a:avLst/>
+                    </a:prstGeom>
+                  </pic:spPr>
+                </pic:pic>
+              </a:graphicData>
+            </a:graphic>
+          </wp:inline>
+        </w:drawing>
       </w:r>
     </w:p>
     <w:p>
@@ -15157,7 +15493,125 @@
         </w:numPr>
       </w:pPr>
       <w:r>
-        <w:lastRenderedPageBreak/>
+        <w:t xml:space="preserve">Aplicar </w:t>
+      </w:r>
+      <w:proofErr w:type="spellStart"/>
+      <w:r>
+        <w:t>sticky</w:t>
+      </w:r>
+      <w:proofErr w:type="spellEnd"/>
+      <w:r>
+        <w:t xml:space="preserve"> bit en carpeta común</w:t>
+      </w:r>
+      <w:r>
+        <w:rPr>
+          <w:noProof/>
+        </w:rPr>
+        <w:t xml:space="preserve"> </w:t>
+      </w:r>
+      <w:r>
+        <w:rPr>
+          <w:noProof/>
+        </w:rPr>
+        <w:drawing>
+          <wp:inline distT="0" distB="0" distL="0" distR="0" wp14:anchorId="2A642F78" wp14:editId="54E5E1D1">
+            <wp:extent cx="5400040" cy="1321435"/>
+            <wp:effectExtent l="0" t="0" r="0" b="0"/>
+            <wp:docPr id="2015262127" name="Imagen 1"/>
+            <wp:cNvGraphicFramePr>
+              <a:graphicFrameLocks xmlns:a="http://schemas.openxmlformats.org/drawingml/2006/main" noChangeAspect="1"/>
+            </wp:cNvGraphicFramePr>
+            <a:graphic xmlns:a="http://schemas.openxmlformats.org/drawingml/2006/main">
+              <a:graphicData uri="http://schemas.openxmlformats.org/drawingml/2006/picture">
+                <pic:pic xmlns:pic="http://schemas.openxmlformats.org/drawingml/2006/picture">
+                  <pic:nvPicPr>
+                    <pic:cNvPr id="2015262127" name=""/>
+                    <pic:cNvPicPr/>
+                  </pic:nvPicPr>
+                  <pic:blipFill>
+                    <a:blip r:embed="rId53"/>
+                    <a:stretch>
+                      <a:fillRect/>
+                    </a:stretch>
+                  </pic:blipFill>
+                  <pic:spPr>
+                    <a:xfrm>
+                      <a:off x="0" y="0"/>
+                      <a:ext cx="5400040" cy="1321435"/>
+                    </a:xfrm>
+                    <a:prstGeom prst="rect">
+                      <a:avLst/>
+                    </a:prstGeom>
+                  </pic:spPr>
+                </pic:pic>
+              </a:graphicData>
+            </a:graphic>
+          </wp:inline>
+        </w:drawing>
+      </w:r>
+      <w:r>
+        <w:rPr>
+          <w:noProof/>
+        </w:rPr>
+        <w:t xml:space="preserve"> </w:t>
+      </w:r>
+      <w:r>
+        <w:rPr>
+          <w:noProof/>
+        </w:rPr>
+        <w:drawing>
+          <wp:inline distT="0" distB="0" distL="0" distR="0" wp14:anchorId="30FF92C1" wp14:editId="773B78B8">
+            <wp:extent cx="5400040" cy="2107565"/>
+            <wp:effectExtent l="0" t="0" r="0" b="6985"/>
+            <wp:docPr id="6183927" name="Imagen 1"/>
+            <wp:cNvGraphicFramePr>
+              <a:graphicFrameLocks xmlns:a="http://schemas.openxmlformats.org/drawingml/2006/main" noChangeAspect="1"/>
+            </wp:cNvGraphicFramePr>
+            <a:graphic xmlns:a="http://schemas.openxmlformats.org/drawingml/2006/main">
+              <a:graphicData uri="http://schemas.openxmlformats.org/drawingml/2006/picture">
+                <pic:pic xmlns:pic="http://schemas.openxmlformats.org/drawingml/2006/picture">
+                  <pic:nvPicPr>
+                    <pic:cNvPr id="6183927" name=""/>
+                    <pic:cNvPicPr/>
+                  </pic:nvPicPr>
+                  <pic:blipFill>
+                    <a:blip r:embed="rId54"/>
+                    <a:stretch>
+                      <a:fillRect/>
+                    </a:stretch>
+                  </pic:blipFill>
+                  <pic:spPr>
+                    <a:xfrm>
+                      <a:off x="0" y="0"/>
+                      <a:ext cx="5400040" cy="2107565"/>
+                    </a:xfrm>
+                    <a:prstGeom prst="rect">
+                      <a:avLst/>
+                    </a:prstGeom>
+                  </pic:spPr>
+                </pic:pic>
+              </a:graphicData>
+            </a:graphic>
+          </wp:inline>
+        </w:drawing>
+      </w:r>
+    </w:p>
+    <w:p>
+      <w:pPr>
+        <w:ind w:left="720"/>
+      </w:pPr>
+      <w:r>
+        <w:t>Implementar ACL para dar permisos específicos a un usuario concreto</w:t>
+      </w:r>
+    </w:p>
+    <w:p>
+      <w:pPr>
+        <w:numPr>
+          <w:ilvl w:val="0"/>
+          <w:numId w:val="22"/>
+        </w:numPr>
+      </w:pPr>
+      <w:r>
         <w:t>Documentar toda la configuración</w:t>
       </w:r>
     </w:p>
@@ -15207,6 +15661,7 @@
     </w:p>
     <w:p>
       <w:r>
+        <w:lastRenderedPageBreak/>
         <w:pict w14:anchorId="489FD5A2">
           <v:rect id="_x0000_i1166" style="width:0;height:1.5pt" o:hralign="center" o:hrstd="t" o:hr="t" fillcolor="#a0a0a0" stroked="f"/>
         </w:pict>
@@ -15454,97 +15909,97 @@
     </w:p>
     <w:p>
       <w:r>
+        <w:t>Linux tiene una jerarquía:</w:t>
+      </w:r>
+    </w:p>
+    <w:p>
+      <w:proofErr w:type="spellStart"/>
+      <w:r>
+        <w:t>systemd</w:t>
+      </w:r>
+      <w:proofErr w:type="spellEnd"/>
+      <w:r>
+        <w:t xml:space="preserve"> (PID 1)</w:t>
+      </w:r>
+    </w:p>
+    <w:p>
+      <w:r>
+        <w:t xml:space="preserve"> </w:t>
+      </w:r>
+      <w:r>
+        <w:rPr>
+          <w:rFonts w:ascii="MS Gothic" w:eastAsia="MS Gothic" w:hAnsi="MS Gothic" w:cs="MS Gothic" w:hint="eastAsia"/>
+        </w:rPr>
+        <w:t>├</w:t>
+      </w:r>
+      <w:r>
+        <w:rPr>
+          <w:rFonts w:ascii="Aptos" w:hAnsi="Aptos" w:cs="Aptos"/>
+        </w:rPr>
+        <w:t>──</w:t>
+      </w:r>
+      <w:r>
+        <w:t xml:space="preserve"> </w:t>
+      </w:r>
+      <w:proofErr w:type="spellStart"/>
+      <w:r>
+        <w:t>sshd</w:t>
+      </w:r>
+      <w:proofErr w:type="spellEnd"/>
+    </w:p>
+    <w:p>
+      <w:r>
+        <w:t xml:space="preserve"> </w:t>
+      </w:r>
+      <w:r>
+        <w:rPr>
+          <w:rFonts w:ascii="MS Gothic" w:eastAsia="MS Gothic" w:hAnsi="MS Gothic" w:cs="MS Gothic" w:hint="eastAsia"/>
+        </w:rPr>
+        <w:t>├</w:t>
+      </w:r>
+      <w:r>
+        <w:rPr>
+          <w:rFonts w:ascii="Aptos" w:hAnsi="Aptos" w:cs="Aptos"/>
+        </w:rPr>
+        <w:t>──</w:t>
+      </w:r>
+      <w:r>
+        <w:t xml:space="preserve"> </w:t>
+      </w:r>
+      <w:proofErr w:type="spellStart"/>
+      <w:r>
+        <w:t>NetworkManager</w:t>
+      </w:r>
+      <w:proofErr w:type="spellEnd"/>
+    </w:p>
+    <w:p>
+      <w:r>
+        <w:t xml:space="preserve"> </w:t>
+      </w:r>
+      <w:r>
+        <w:rPr>
+          <w:rFonts w:ascii="MS Gothic" w:eastAsia="MS Gothic" w:hAnsi="MS Gothic" w:cs="MS Gothic" w:hint="eastAsia"/>
+        </w:rPr>
+        <w:t>├</w:t>
+      </w:r>
+      <w:r>
+        <w:rPr>
+          <w:rFonts w:ascii="Aptos" w:hAnsi="Aptos" w:cs="Aptos"/>
+        </w:rPr>
+        <w:t>──</w:t>
+      </w:r>
+      <w:r>
+        <w:t xml:space="preserve"> </w:t>
+      </w:r>
+      <w:proofErr w:type="spellStart"/>
+      <w:r>
+        <w:t>gdm</w:t>
+      </w:r>
+      <w:proofErr w:type="spellEnd"/>
+    </w:p>
+    <w:p>
+      <w:r>
         <w:lastRenderedPageBreak/>
-        <w:t>Linux tiene una jerarquía:</w:t>
-      </w:r>
-    </w:p>
-    <w:p>
-      <w:proofErr w:type="spellStart"/>
-      <w:r>
-        <w:t>systemd</w:t>
-      </w:r>
-      <w:proofErr w:type="spellEnd"/>
-      <w:r>
-        <w:t xml:space="preserve"> (PID 1)</w:t>
-      </w:r>
-    </w:p>
-    <w:p>
-      <w:r>
-        <w:t xml:space="preserve"> </w:t>
-      </w:r>
-      <w:r>
-        <w:rPr>
-          <w:rFonts w:ascii="MS Gothic" w:eastAsia="MS Gothic" w:hAnsi="MS Gothic" w:cs="MS Gothic" w:hint="eastAsia"/>
-        </w:rPr>
-        <w:t>├</w:t>
-      </w:r>
-      <w:r>
-        <w:rPr>
-          <w:rFonts w:ascii="Aptos" w:hAnsi="Aptos" w:cs="Aptos"/>
-        </w:rPr>
-        <w:t>──</w:t>
-      </w:r>
-      <w:r>
-        <w:t xml:space="preserve"> </w:t>
-      </w:r>
-      <w:proofErr w:type="spellStart"/>
-      <w:r>
-        <w:t>sshd</w:t>
-      </w:r>
-      <w:proofErr w:type="spellEnd"/>
-    </w:p>
-    <w:p>
-      <w:r>
-        <w:t xml:space="preserve"> </w:t>
-      </w:r>
-      <w:r>
-        <w:rPr>
-          <w:rFonts w:ascii="MS Gothic" w:eastAsia="MS Gothic" w:hAnsi="MS Gothic" w:cs="MS Gothic" w:hint="eastAsia"/>
-        </w:rPr>
-        <w:t>├</w:t>
-      </w:r>
-      <w:r>
-        <w:rPr>
-          <w:rFonts w:ascii="Aptos" w:hAnsi="Aptos" w:cs="Aptos"/>
-        </w:rPr>
-        <w:t>──</w:t>
-      </w:r>
-      <w:r>
-        <w:t xml:space="preserve"> </w:t>
-      </w:r>
-      <w:proofErr w:type="spellStart"/>
-      <w:r>
-        <w:t>NetworkManager</w:t>
-      </w:r>
-      <w:proofErr w:type="spellEnd"/>
-    </w:p>
-    <w:p>
-      <w:r>
-        <w:t xml:space="preserve"> </w:t>
-      </w:r>
-      <w:r>
-        <w:rPr>
-          <w:rFonts w:ascii="MS Gothic" w:eastAsia="MS Gothic" w:hAnsi="MS Gothic" w:cs="MS Gothic" w:hint="eastAsia"/>
-        </w:rPr>
-        <w:t>├</w:t>
-      </w:r>
-      <w:r>
-        <w:rPr>
-          <w:rFonts w:ascii="Aptos" w:hAnsi="Aptos" w:cs="Aptos"/>
-        </w:rPr>
-        <w:t>──</w:t>
-      </w:r>
-      <w:r>
-        <w:t xml:space="preserve"> </w:t>
-      </w:r>
-      <w:proofErr w:type="spellStart"/>
-      <w:r>
-        <w:t>gdm</w:t>
-      </w:r>
-      <w:proofErr w:type="spellEnd"/>
-    </w:p>
-    <w:p>
-      <w:r>
         <w:t xml:space="preserve"> │    └── </w:t>
       </w:r>
       <w:proofErr w:type="spellStart"/>
@@ -15911,7 +16366,6 @@
     <w:p>
       <w:proofErr w:type="spellStart"/>
       <w:r>
-        <w:lastRenderedPageBreak/>
         <w:t>kill</w:t>
       </w:r>
       <w:proofErr w:type="spellEnd"/>
@@ -15974,6 +16428,7 @@
           <w:b/>
           <w:bCs/>
         </w:rPr>
+        <w:lastRenderedPageBreak/>
         <w:t>📘</w:t>
       </w:r>
       <w:r>
@@ -16296,7 +16751,6 @@
         <w:rPr>
           <w:lang w:val="en-GB"/>
         </w:rPr>
-        <w:lastRenderedPageBreak/>
         <w:t>journalctl</w:t>
       </w:r>
       <w:proofErr w:type="spellEnd"/>
@@ -16445,6 +16899,7 @@
     </w:p>
     <w:p>
       <w:r>
+        <w:lastRenderedPageBreak/>
         <w:t>Divididos en básicos, intermedios, avanzados y proyecto final.</w:t>
       </w:r>
     </w:p>
@@ -16687,7 +17142,6 @@
     </w:p>
     <w:p>
       <w:r>
-        <w:lastRenderedPageBreak/>
         <w:pict w14:anchorId="61D60DC5">
           <v:rect id="_x0000_i1180" style="width:0;height:1.5pt" o:hralign="center" o:hrstd="t" o:hr="t" fillcolor="#a0a0a0" stroked="f"/>
         </w:pict>
@@ -16754,6 +17208,7 @@
     <w:p>
       <w:proofErr w:type="spellStart"/>
       <w:r>
+        <w:lastRenderedPageBreak/>
         <w:t>kill</w:t>
       </w:r>
       <w:proofErr w:type="spellEnd"/>
@@ -17030,7 +17485,6 @@
     <w:p>
       <w:proofErr w:type="spellStart"/>
       <w:r>
-        <w:lastRenderedPageBreak/>
         <w:t>jobs</w:t>
       </w:r>
       <w:proofErr w:type="spellEnd"/>
@@ -17127,6 +17581,7 @@
           <w:b/>
           <w:bCs/>
         </w:rPr>
+        <w:lastRenderedPageBreak/>
         <w:t xml:space="preserve">17. Mostrar estado del servicio </w:t>
       </w:r>
       <w:proofErr w:type="spellStart"/>
@@ -17484,7 +17939,6 @@
           <w:b/>
           <w:bCs/>
         </w:rPr>
-        <w:lastRenderedPageBreak/>
         <w:t>24. Buscar tu log personalizado</w:t>
       </w:r>
     </w:p>
@@ -17537,6 +17991,7 @@
     </w:p>
     <w:p>
       <w:r>
+        <w:lastRenderedPageBreak/>
         <w:pict w14:anchorId="4A603718">
           <v:rect id="_x0000_i1199" style="width:0;height:1.5pt" o:hralign="center" o:hrstd="t" o:hr="t" fillcolor="#a0a0a0" stroked="f"/>
         </w:pict>
@@ -17775,14 +18230,9 @@
       </w:r>
       <w:proofErr w:type="spellStart"/>
       <w:r>
-        <w:t>multi-</w:t>
-      </w:r>
-      <w:proofErr w:type="gramStart"/>
-      <w:r>
-        <w:t>user.target</w:t>
-      </w:r>
-      <w:proofErr w:type="spellEnd"/>
-      <w:proofErr w:type="gramEnd"/>
+        <w:t>multi-user.target</w:t>
+      </w:r>
+      <w:proofErr w:type="spellEnd"/>
     </w:p>
     <w:p>
       <w:r>
@@ -17933,7 +18383,6 @@
           <w:b/>
           <w:bCs/>
         </w:rPr>
-        <w:lastRenderedPageBreak/>
         <w:t>30. Ver el log del servicio de prueba</w:t>
       </w:r>
     </w:p>
@@ -17994,6 +18443,7 @@
     </w:p>
     <w:p>
       <w:r>
+        <w:lastRenderedPageBreak/>
         <w:t>Crear y administrar una infraestructura básica de procesos y servicios.</w:t>
       </w:r>
     </w:p>
@@ -18075,12 +18525,10 @@
         <w:t xml:space="preserve"> </w:t>
       </w:r>
       <w:proofErr w:type="spellStart"/>
-      <w:proofErr w:type="gramStart"/>
       <w:r>
         <w:t>monitor.service</w:t>
       </w:r>
       <w:proofErr w:type="spellEnd"/>
-      <w:proofErr w:type="gramEnd"/>
       <w:r>
         <w:t xml:space="preserve"> que ejecute el script.</w:t>
       </w:r>
@@ -18209,20 +18657,11 @@
           <w:b/>
           <w:bCs/>
         </w:rPr>
-        <w:t xml:space="preserve">MÓDULO 6 — </w:t>
-      </w:r>
-      <w:proofErr w:type="gramStart"/>
-      <w:r>
-        <w:rPr>
-          <w:b/>
-          <w:bCs/>
-        </w:rPr>
-        <w:t>Redes en Linux</w:t>
+        <w:t>MÓDULO 6 — Redes en Linux</w:t>
       </w:r>
       <w:r>
         <w:t>, con explicación + 30 ejercicios prácticos + proyecto final?</w:t>
       </w:r>
-      <w:proofErr w:type="gramEnd"/>
     </w:p>
     <w:p>
       <w:pPr>
@@ -18284,11 +18723,7 @@
         <w:t>MÓDULO 6: Redes en Linux</w:t>
       </w:r>
       <w:r>
-        <w:t xml:space="preserve">, desarrollado con explicación </w:t>
-      </w:r>
-      <w:r>
-        <w:lastRenderedPageBreak/>
-        <w:t xml:space="preserve">completa, ejemplos claros, </w:t>
+        <w:t xml:space="preserve">, desarrollado con explicación completa, ejemplos claros, </w:t>
       </w:r>
       <w:r>
         <w:rPr>
@@ -18339,6 +18774,7 @@
     <w:p/>
     <w:p>
       <w:r>
+        <w:lastRenderedPageBreak/>
         <w:pict w14:anchorId="37C580AE">
           <v:rect id="_x0000_i1207" style="width:0;height:1.5pt" o:hralign="center" o:hrstd="t" o:hr="t" fillcolor="#a0a0a0" stroked="f"/>
         </w:pict>
@@ -18704,72 +19140,72 @@
         <w:rPr>
           <w:lang w:val="en-GB"/>
         </w:rPr>
+        <w:t xml:space="preserve">  version: 2</w:t>
+      </w:r>
+    </w:p>
+    <w:p>
+      <w:pPr>
+        <w:rPr>
+          <w:lang w:val="en-GB"/>
+        </w:rPr>
+      </w:pPr>
+      <w:r>
+        <w:rPr>
+          <w:lang w:val="en-GB"/>
+        </w:rPr>
+        <w:t xml:space="preserve">  ethernets:</w:t>
+      </w:r>
+    </w:p>
+    <w:p>
+      <w:pPr>
+        <w:rPr>
+          <w:lang w:val="en-GB"/>
+        </w:rPr>
+      </w:pPr>
+      <w:r>
+        <w:rPr>
+          <w:lang w:val="en-GB"/>
+        </w:rPr>
+        <w:t xml:space="preserve">    enp0s3:</w:t>
+      </w:r>
+    </w:p>
+    <w:p>
+      <w:pPr>
+        <w:rPr>
+          <w:lang w:val="en-GB"/>
+        </w:rPr>
+      </w:pPr>
+      <w:r>
+        <w:rPr>
+          <w:lang w:val="en-GB"/>
+        </w:rPr>
+        <w:t xml:space="preserve">      dhcp4: no</w:t>
+      </w:r>
+    </w:p>
+    <w:p>
+      <w:pPr>
+        <w:rPr>
+          <w:lang w:val="en-GB"/>
+        </w:rPr>
+      </w:pPr>
+      <w:r>
+        <w:rPr>
+          <w:lang w:val="en-GB"/>
+        </w:rPr>
+        <w:t xml:space="preserve">      addresses: [192.168.1.50/24]</w:t>
+      </w:r>
+    </w:p>
+    <w:p>
+      <w:pPr>
+        <w:rPr>
+          <w:lang w:val="en-GB"/>
+        </w:rPr>
+      </w:pPr>
+      <w:r>
+        <w:rPr>
+          <w:lang w:val="en-GB"/>
+        </w:rPr>
         <w:lastRenderedPageBreak/>
-        <w:t xml:space="preserve">  version: 2</w:t>
-      </w:r>
-    </w:p>
-    <w:p>
-      <w:pPr>
-        <w:rPr>
-          <w:lang w:val="en-GB"/>
-        </w:rPr>
-      </w:pPr>
-      <w:r>
-        <w:rPr>
-          <w:lang w:val="en-GB"/>
-        </w:rPr>
-        <w:t xml:space="preserve">  ethernets:</w:t>
-      </w:r>
-    </w:p>
-    <w:p>
-      <w:pPr>
-        <w:rPr>
-          <w:lang w:val="en-GB"/>
-        </w:rPr>
-      </w:pPr>
-      <w:r>
-        <w:rPr>
-          <w:lang w:val="en-GB"/>
-        </w:rPr>
-        <w:t xml:space="preserve">    enp0s3:</w:t>
-      </w:r>
-    </w:p>
-    <w:p>
-      <w:pPr>
-        <w:rPr>
-          <w:lang w:val="en-GB"/>
-        </w:rPr>
-      </w:pPr>
-      <w:r>
-        <w:rPr>
-          <w:lang w:val="en-GB"/>
-        </w:rPr>
-        <w:t xml:space="preserve">      dhcp4: no</w:t>
-      </w:r>
-    </w:p>
-    <w:p>
-      <w:pPr>
-        <w:rPr>
-          <w:lang w:val="en-GB"/>
-        </w:rPr>
-      </w:pPr>
-      <w:r>
-        <w:rPr>
-          <w:lang w:val="en-GB"/>
-        </w:rPr>
-        <w:t xml:space="preserve">      addresses: [192.168.1.50/24]</w:t>
-      </w:r>
-    </w:p>
-    <w:p>
-      <w:pPr>
-        <w:rPr>
-          <w:lang w:val="en-GB"/>
-        </w:rPr>
-      </w:pPr>
-      <w:r>
-        <w:rPr>
-          <w:lang w:val="en-GB"/>
-        </w:rPr>
         <w:t xml:space="preserve">      gateway4: 192.168.1.1</w:t>
       </w:r>
     </w:p>
@@ -19105,7 +19541,6 @@
         </w:numPr>
       </w:pPr>
       <w:r>
-        <w:lastRenderedPageBreak/>
         <w:t xml:space="preserve">l → </w:t>
       </w:r>
       <w:proofErr w:type="spellStart"/>
@@ -19168,6 +19603,7 @@
     </w:p>
     <w:p>
       <w:r>
+        <w:lastRenderedPageBreak/>
         <w:t>Instalar:</w:t>
       </w:r>
     </w:p>
@@ -19491,7 +19927,6 @@
         </w:numPr>
       </w:pPr>
       <w:r>
-        <w:lastRenderedPageBreak/>
         <w:t>Ping a localhost:</w:t>
       </w:r>
     </w:p>
@@ -19555,6 +19990,7 @@
         </w:numPr>
       </w:pPr>
       <w:r>
+        <w:lastRenderedPageBreak/>
         <w:t>Ping a un dominio.</w:t>
       </w:r>
     </w:p>
@@ -20074,7 +20510,6 @@
           <w:bCs/>
           <w:lang w:val="en-GB"/>
         </w:rPr>
-        <w:lastRenderedPageBreak/>
         <w:t>6. Usar traceroute</w:t>
       </w:r>
     </w:p>
@@ -20195,6 +20630,7 @@
           <w:b/>
           <w:bCs/>
         </w:rPr>
+        <w:lastRenderedPageBreak/>
         <w:t xml:space="preserve">8. Ver tu </w:t>
       </w:r>
       <w:proofErr w:type="spellStart"/>
@@ -20572,7 +21008,6 @@
           <w:b/>
           <w:bCs/>
         </w:rPr>
-        <w:lastRenderedPageBreak/>
         <w:t>16. Hacer un test de velocidad simple</w:t>
       </w:r>
     </w:p>
@@ -20650,6 +21085,7 @@
     </w:p>
     <w:p>
       <w:r>
+        <w:lastRenderedPageBreak/>
         <w:t xml:space="preserve">sudo </w:t>
       </w:r>
       <w:proofErr w:type="spellStart"/>
@@ -20969,7 +21405,6 @@
     </w:p>
     <w:p>
       <w:r>
-        <w:lastRenderedPageBreak/>
         <w:t>Cambiar DNS a uno incorrecto y probar ping a dominio.</w:t>
       </w:r>
     </w:p>
@@ -21029,6 +21464,7 @@
           <w:b/>
           <w:bCs/>
         </w:rPr>
+        <w:lastRenderedPageBreak/>
         <w:t xml:space="preserve">26. Crear una red virtual interna entre dos </w:t>
       </w:r>
       <w:proofErr w:type="spellStart"/>
@@ -21401,7 +21837,6 @@
           <w:b/>
           <w:bCs/>
         </w:rPr>
-        <w:lastRenderedPageBreak/>
         <w:t>Objetivo:</w:t>
       </w:r>
     </w:p>
@@ -21450,6 +21885,7 @@
         </w:numPr>
       </w:pPr>
       <w:r>
+        <w:lastRenderedPageBreak/>
         <w:t xml:space="preserve">Asignar </w:t>
       </w:r>
       <w:r>
@@ -21702,7 +22138,6 @@
         <w:rPr>
           <w:rFonts w:ascii="Segoe UI Emoji" w:hAnsi="Segoe UI Emoji" w:cs="Segoe UI Emoji"/>
         </w:rPr>
-        <w:lastRenderedPageBreak/>
         <w:t>🟦</w:t>
       </w:r>
       <w:r>
@@ -21782,6 +22217,7 @@
     </w:p>
     <w:p>
       <w:r>
+        <w:lastRenderedPageBreak/>
         <w:t>En Ubuntu se usan tres sistemas principales:</w:t>
       </w:r>
     </w:p>
@@ -22095,7 +22531,6 @@
     </w:p>
     <w:p>
       <w:r>
-        <w:lastRenderedPageBreak/>
         <w:pict w14:anchorId="14C178FE">
           <v:rect id="_x0000_i1239" style="width:0;height:1.5pt" o:hralign="center" o:hrstd="t" o:hr="t" fillcolor="#a0a0a0" stroked="f"/>
         </w:pict>
@@ -22203,6 +22638,7 @@
     </w:p>
     <w:p>
       <w:r>
+        <w:lastRenderedPageBreak/>
         <w:pict w14:anchorId="5D4B62A4">
           <v:rect id="_x0000_i1240" style="width:0;height:1.5pt" o:hralign="center" o:hrstd="t" o:hr="t" fillcolor="#a0a0a0" stroked="f"/>
         </w:pict>
@@ -22263,7 +22699,6 @@
           <w:lang w:val="en-GB"/>
         </w:rPr>
       </w:pPr>
-      <w:proofErr w:type="gramStart"/>
       <w:r>
         <w:rPr>
           <w:lang w:val="en-GB"/>
@@ -22278,7 +22713,6 @@
         <w:t>sources.list.d</w:t>
       </w:r>
       <w:proofErr w:type="spellEnd"/>
-      <w:proofErr w:type="gramEnd"/>
       <w:r>
         <w:rPr>
           <w:lang w:val="en-GB"/>
@@ -22304,12 +22738,10 @@
         <w:t xml:space="preserve"> </w:t>
       </w:r>
       <w:proofErr w:type="spellStart"/>
-      <w:proofErr w:type="gramStart"/>
       <w:r>
         <w:t>ppa:nombre</w:t>
       </w:r>
       <w:proofErr w:type="spellEnd"/>
-      <w:proofErr w:type="gramEnd"/>
       <w:r>
         <w:t>/</w:t>
       </w:r>
@@ -22507,7 +22939,6 @@
     <w:p>
       <w:proofErr w:type="spellStart"/>
       <w:r>
-        <w:lastRenderedPageBreak/>
         <w:t>snap</w:t>
       </w:r>
       <w:proofErr w:type="spellEnd"/>
@@ -22623,6 +23054,7 @@
           <w:b/>
           <w:bCs/>
         </w:rPr>
+        <w:lastRenderedPageBreak/>
         <w:t>📘</w:t>
       </w:r>
       <w:r>
@@ -23064,7 +23496,6 @@
     </w:p>
     <w:p>
       <w:r>
-        <w:lastRenderedPageBreak/>
         <w:t xml:space="preserve">sudo </w:t>
       </w:r>
       <w:proofErr w:type="spellStart"/>
@@ -23195,6 +23626,7 @@
           <w:b/>
           <w:bCs/>
         </w:rPr>
+        <w:lastRenderedPageBreak/>
         <w:t>✅</w:t>
       </w:r>
       <w:r>
@@ -23271,62 +23703,166 @@
         <w:rPr>
           <w:lang w:val="en-GB"/>
         </w:rPr>
-        <w:t xml:space="preserve">ls </w:t>
-      </w:r>
-      <w:proofErr w:type="gramStart"/>
+        <w:t>ls /etc/apt/</w:t>
+      </w:r>
+      <w:proofErr w:type="spellStart"/>
       <w:r>
         <w:rPr>
           <w:lang w:val="en-GB"/>
         </w:rPr>
-        <w:t>/etc/apt/</w:t>
-      </w:r>
-      <w:proofErr w:type="spellStart"/>
+        <w:t>sources.list.d</w:t>
+      </w:r>
+      <w:proofErr w:type="spellEnd"/>
       <w:r>
         <w:rPr>
           <w:lang w:val="en-GB"/>
         </w:rPr>
-        <w:t>sources.list.d</w:t>
-      </w:r>
-      <w:proofErr w:type="spellEnd"/>
-      <w:proofErr w:type="gramEnd"/>
-      <w:r>
+        <w:t>/</w:t>
+      </w:r>
+    </w:p>
+    <w:p>
+      <w:pPr>
+        <w:rPr>
+          <w:b/>
+          <w:bCs/>
+        </w:rPr>
+      </w:pPr>
+      <w:r>
+        <w:rPr>
+          <w:b/>
+          <w:bCs/>
+        </w:rPr>
+        <w:t>13. Añadir un PPA (de prueba, recomendado uno seguro)</w:t>
+      </w:r>
+    </w:p>
+    <w:p>
+      <w:r>
+        <w:t>Ejemplo:</w:t>
+      </w:r>
+    </w:p>
+    <w:p>
+      <w:pPr>
         <w:rPr>
           <w:lang w:val="en-GB"/>
         </w:rPr>
+      </w:pPr>
+      <w:proofErr w:type="spellStart"/>
+      <w:r>
+        <w:rPr>
+          <w:lang w:val="en-GB"/>
+        </w:rPr>
+        <w:t>sudo</w:t>
+      </w:r>
+      <w:proofErr w:type="spellEnd"/>
+      <w:r>
+        <w:rPr>
+          <w:lang w:val="en-GB"/>
+        </w:rPr>
+        <w:t xml:space="preserve"> add-apt-repository </w:t>
+      </w:r>
+      <w:proofErr w:type="spellStart"/>
+      <w:r>
+        <w:rPr>
+          <w:lang w:val="en-GB"/>
+        </w:rPr>
+        <w:t>ppa:deadsnakes</w:t>
+      </w:r>
+      <w:proofErr w:type="spellEnd"/>
+      <w:r>
+        <w:rPr>
+          <w:lang w:val="en-GB"/>
+        </w:rPr>
         <w:t>/</w:t>
       </w:r>
-    </w:p>
-    <w:p>
-      <w:pPr>
-        <w:rPr>
-          <w:b/>
-          <w:bCs/>
-        </w:rPr>
-      </w:pPr>
-      <w:r>
-        <w:rPr>
-          <w:b/>
-          <w:bCs/>
-        </w:rPr>
-        <w:t>13. Añadir un PPA (de prueba, recomendado uno seguro)</w:t>
-      </w:r>
-    </w:p>
-    <w:p>
-      <w:r>
-        <w:t>Ejemplo:</w:t>
-      </w:r>
-    </w:p>
-    <w:p>
-      <w:pPr>
+      <w:proofErr w:type="spellStart"/>
+      <w:r>
         <w:rPr>
           <w:lang w:val="en-GB"/>
         </w:rPr>
-      </w:pPr>
-      <w:proofErr w:type="spellStart"/>
-      <w:r>
+        <w:t>ppa</w:t>
+      </w:r>
+      <w:proofErr w:type="spellEnd"/>
+    </w:p>
+    <w:p>
+      <w:r>
+        <w:t xml:space="preserve">sudo </w:t>
+      </w:r>
+      <w:proofErr w:type="spellStart"/>
+      <w:r>
+        <w:t>apt</w:t>
+      </w:r>
+      <w:proofErr w:type="spellEnd"/>
+      <w:r>
+        <w:t xml:space="preserve"> </w:t>
+      </w:r>
+      <w:proofErr w:type="spellStart"/>
+      <w:r>
+        <w:t>update</w:t>
+      </w:r>
+      <w:proofErr w:type="spellEnd"/>
+    </w:p>
+    <w:p>
+      <w:pPr>
+        <w:rPr>
+          <w:b/>
+          <w:bCs/>
+        </w:rPr>
+      </w:pPr>
+      <w:r>
+        <w:rPr>
+          <w:b/>
+          <w:bCs/>
+        </w:rPr>
+        <w:t>14. Instalar una versión concreta de Python</w:t>
+      </w:r>
+    </w:p>
+    <w:p>
+      <w:r>
+        <w:t xml:space="preserve">sudo </w:t>
+      </w:r>
+      <w:proofErr w:type="spellStart"/>
+      <w:r>
+        <w:t>apt</w:t>
+      </w:r>
+      <w:proofErr w:type="spellEnd"/>
+      <w:r>
+        <w:t xml:space="preserve"> </w:t>
+      </w:r>
+      <w:proofErr w:type="spellStart"/>
+      <w:r>
+        <w:t>install</w:t>
+      </w:r>
+      <w:proofErr w:type="spellEnd"/>
+      <w:r>
+        <w:t xml:space="preserve"> python3.10</w:t>
+      </w:r>
+    </w:p>
+    <w:p>
+      <w:pPr>
+        <w:rPr>
+          <w:b/>
+          <w:bCs/>
+        </w:rPr>
+      </w:pPr>
+      <w:r>
+        <w:rPr>
+          <w:b/>
+          <w:bCs/>
+        </w:rPr>
+        <w:t>15. Revertir instalación (quitar el PPA si quieres)</w:t>
+      </w:r>
+    </w:p>
+    <w:p>
+      <w:pPr>
         <w:rPr>
           <w:lang w:val="en-GB"/>
         </w:rPr>
+      </w:pPr>
+      <w:proofErr w:type="spellStart"/>
+      <w:r>
+        <w:rPr>
+          <w:lang w:val="en-GB"/>
+        </w:rPr>
         <w:t>sudo</w:t>
       </w:r>
       <w:proofErr w:type="spellEnd"/>
@@ -23334,10 +23870,9 @@
         <w:rPr>
           <w:lang w:val="en-GB"/>
         </w:rPr>
-        <w:t xml:space="preserve"> add-apt-repository </w:t>
-      </w:r>
-      <w:proofErr w:type="spellStart"/>
-      <w:proofErr w:type="gramStart"/>
+        <w:t xml:space="preserve"> add-apt-repository --remove </w:t>
+      </w:r>
+      <w:proofErr w:type="spellStart"/>
       <w:r>
         <w:rPr>
           <w:lang w:val="en-GB"/>
@@ -23345,7 +23880,6 @@
         <w:t>ppa:deadsnakes</w:t>
       </w:r>
       <w:proofErr w:type="spellEnd"/>
-      <w:proofErr w:type="gramEnd"/>
       <w:r>
         <w:rPr>
           <w:lang w:val="en-GB"/>
@@ -23391,8 +23925,69 @@
           <w:b/>
           <w:bCs/>
         </w:rPr>
-        <w:t>14. Instalar una versión concreta de Python</w:t>
-      </w:r>
+        <w:t>16. Descargar un .</w:t>
+      </w:r>
+      <w:proofErr w:type="spellStart"/>
+      <w:r>
+        <w:rPr>
+          <w:b/>
+          <w:bCs/>
+        </w:rPr>
+        <w:t>deb</w:t>
+      </w:r>
+      <w:proofErr w:type="spellEnd"/>
+      <w:r>
+        <w:rPr>
+          <w:b/>
+          <w:bCs/>
+        </w:rPr>
+        <w:t xml:space="preserve"> de Google Chrome</w:t>
+      </w:r>
+    </w:p>
+    <w:p>
+      <w:pPr>
+        <w:rPr>
+          <w:lang w:val="en-GB"/>
+        </w:rPr>
+      </w:pPr>
+      <w:proofErr w:type="spellStart"/>
+      <w:r>
+        <w:rPr>
+          <w:lang w:val="en-GB"/>
+        </w:rPr>
+        <w:t>wget</w:t>
+      </w:r>
+      <w:proofErr w:type="spellEnd"/>
+      <w:r>
+        <w:rPr>
+          <w:lang w:val="en-GB"/>
+        </w:rPr>
+        <w:t xml:space="preserve"> https://dl.google.com/linux/direct/google-chrome-stable_current_amd64.deb</w:t>
+      </w:r>
+    </w:p>
+    <w:p>
+      <w:pPr>
+        <w:rPr>
+          <w:b/>
+          <w:bCs/>
+        </w:rPr>
+      </w:pPr>
+      <w:r>
+        <w:rPr>
+          <w:b/>
+          <w:bCs/>
+        </w:rPr>
+        <w:t>17. Instalar ese .</w:t>
+      </w:r>
+      <w:proofErr w:type="spellStart"/>
+      <w:r>
+        <w:rPr>
+          <w:b/>
+          <w:bCs/>
+        </w:rPr>
+        <w:t>deb</w:t>
+      </w:r>
+      <w:proofErr w:type="spellEnd"/>
     </w:p>
     <w:p>
       <w:r>
@@ -23400,200 +23995,25 @@
       </w:r>
       <w:proofErr w:type="spellStart"/>
       <w:r>
-        <w:t>apt</w:t>
-      </w:r>
-      <w:proofErr w:type="spellEnd"/>
-      <w:r>
-        <w:t xml:space="preserve"> </w:t>
-      </w:r>
-      <w:proofErr w:type="spellStart"/>
-      <w:r>
-        <w:t>install</w:t>
-      </w:r>
-      <w:proofErr w:type="spellEnd"/>
-      <w:r>
-        <w:t xml:space="preserve"> python3.10</w:t>
-      </w:r>
-    </w:p>
-    <w:p>
-      <w:pPr>
-        <w:rPr>
-          <w:b/>
-          <w:bCs/>
-        </w:rPr>
-      </w:pPr>
-      <w:r>
-        <w:rPr>
-          <w:b/>
-          <w:bCs/>
-        </w:rPr>
-        <w:t>15. Revertir instalación (quitar el PPA si quieres)</w:t>
-      </w:r>
-    </w:p>
-    <w:p>
-      <w:pPr>
-        <w:rPr>
-          <w:lang w:val="en-GB"/>
-        </w:rPr>
-      </w:pPr>
-      <w:proofErr w:type="spellStart"/>
-      <w:r>
-        <w:rPr>
-          <w:lang w:val="en-GB"/>
-        </w:rPr>
-        <w:t>sudo</w:t>
-      </w:r>
-      <w:proofErr w:type="spellEnd"/>
-      <w:r>
-        <w:rPr>
-          <w:lang w:val="en-GB"/>
-        </w:rPr>
-        <w:t xml:space="preserve"> add-apt-repository --remove </w:t>
-      </w:r>
-      <w:proofErr w:type="spellStart"/>
-      <w:proofErr w:type="gramStart"/>
-      <w:r>
-        <w:rPr>
-          <w:lang w:val="en-GB"/>
-        </w:rPr>
-        <w:t>ppa:deadsnakes</w:t>
-      </w:r>
-      <w:proofErr w:type="spellEnd"/>
-      <w:proofErr w:type="gramEnd"/>
-      <w:r>
-        <w:rPr>
-          <w:lang w:val="en-GB"/>
-        </w:rPr>
-        <w:t>/</w:t>
-      </w:r>
-      <w:proofErr w:type="spellStart"/>
-      <w:r>
-        <w:rPr>
-          <w:lang w:val="en-GB"/>
-        </w:rPr>
-        <w:t>ppa</w:t>
-      </w:r>
-      <w:proofErr w:type="spellEnd"/>
-    </w:p>
-    <w:p>
-      <w:r>
-        <w:t xml:space="preserve">sudo </w:t>
-      </w:r>
-      <w:proofErr w:type="spellStart"/>
-      <w:r>
-        <w:t>apt</w:t>
-      </w:r>
-      <w:proofErr w:type="spellEnd"/>
-      <w:r>
-        <w:t xml:space="preserve"> </w:t>
-      </w:r>
-      <w:proofErr w:type="spellStart"/>
-      <w:r>
-        <w:t>update</w:t>
-      </w:r>
-      <w:proofErr w:type="spellEnd"/>
-    </w:p>
-    <w:p>
-      <w:pPr>
-        <w:rPr>
-          <w:b/>
-          <w:bCs/>
-        </w:rPr>
-      </w:pPr>
-      <w:r>
-        <w:rPr>
-          <w:b/>
-          <w:bCs/>
-        </w:rPr>
-        <w:t>16. Descargar un .</w:t>
-      </w:r>
-      <w:proofErr w:type="spellStart"/>
-      <w:r>
-        <w:rPr>
-          <w:b/>
-          <w:bCs/>
-        </w:rPr>
+        <w:t>dpkg</w:t>
+      </w:r>
+      <w:proofErr w:type="spellEnd"/>
+      <w:r>
+        <w:t xml:space="preserve"> -i </w:t>
+      </w:r>
+      <w:proofErr w:type="spellStart"/>
+      <w:r>
+        <w:t>google-chrome</w:t>
+      </w:r>
+      <w:proofErr w:type="spellEnd"/>
+      <w:r>
+        <w:t>*.</w:t>
+      </w:r>
+      <w:proofErr w:type="spellStart"/>
+      <w:r>
         <w:t>deb</w:t>
       </w:r>
       <w:proofErr w:type="spellEnd"/>
-      <w:r>
-        <w:rPr>
-          <w:b/>
-          <w:bCs/>
-        </w:rPr>
-        <w:t xml:space="preserve"> de Google Chrome</w:t>
-      </w:r>
-    </w:p>
-    <w:p>
-      <w:pPr>
-        <w:rPr>
-          <w:lang w:val="en-GB"/>
-        </w:rPr>
-      </w:pPr>
-      <w:proofErr w:type="spellStart"/>
-      <w:r>
-        <w:rPr>
-          <w:lang w:val="en-GB"/>
-        </w:rPr>
-        <w:t>wget</w:t>
-      </w:r>
-      <w:proofErr w:type="spellEnd"/>
-      <w:r>
-        <w:rPr>
-          <w:lang w:val="en-GB"/>
-        </w:rPr>
-        <w:t xml:space="preserve"> https://dl.google.com/linux/direct/google-chrome-stable_current_amd64.deb</w:t>
-      </w:r>
-    </w:p>
-    <w:p>
-      <w:pPr>
-        <w:rPr>
-          <w:b/>
-          <w:bCs/>
-        </w:rPr>
-      </w:pPr>
-      <w:r>
-        <w:rPr>
-          <w:b/>
-          <w:bCs/>
-        </w:rPr>
-        <w:t>17. Instalar ese .</w:t>
-      </w:r>
-      <w:proofErr w:type="spellStart"/>
-      <w:r>
-        <w:rPr>
-          <w:b/>
-          <w:bCs/>
-        </w:rPr>
-        <w:t>deb</w:t>
-      </w:r>
-      <w:proofErr w:type="spellEnd"/>
-    </w:p>
-    <w:p>
-      <w:r>
-        <w:t xml:space="preserve">sudo </w:t>
-      </w:r>
-      <w:proofErr w:type="spellStart"/>
-      <w:r>
-        <w:t>dpkg</w:t>
-      </w:r>
-      <w:proofErr w:type="spellEnd"/>
-      <w:r>
-        <w:t xml:space="preserve"> -i </w:t>
-      </w:r>
-      <w:proofErr w:type="spellStart"/>
-      <w:r>
-        <w:t>google-chrome</w:t>
-      </w:r>
-      <w:proofErr w:type="spellEnd"/>
-      <w:r>
-        <w:t>*.</w:t>
-      </w:r>
-      <w:proofErr w:type="spellStart"/>
-      <w:r>
-        <w:t>deb</w:t>
-      </w:r>
-      <w:proofErr w:type="spellEnd"/>
     </w:p>
     <w:p>
       <w:pPr>
@@ -23612,7 +24032,6 @@
     </w:p>
     <w:p>
       <w:r>
-        <w:lastRenderedPageBreak/>
         <w:t xml:space="preserve">sudo </w:t>
       </w:r>
       <w:proofErr w:type="spellStart"/>
@@ -23766,6 +24185,7 @@
     <w:p>
       <w:proofErr w:type="spellStart"/>
       <w:r>
+        <w:lastRenderedPageBreak/>
         <w:t>dpkg</w:t>
       </w:r>
       <w:proofErr w:type="spellEnd"/>
@@ -24147,14 +24567,8 @@
       </w:r>
     </w:p>
     <w:p>
-      <w:proofErr w:type="gramStart"/>
-      <w:r>
-        <w:lastRenderedPageBreak/>
-        <w:t>#!/</w:t>
-      </w:r>
-      <w:proofErr w:type="gramEnd"/>
-      <w:r>
-        <w:t>bin/bash</w:t>
+      <w:r>
+        <w:t>#!/bin/bash</w:t>
       </w:r>
     </w:p>
     <w:p>
@@ -24269,6 +24683,7 @@
     </w:p>
     <w:p>
       <w:r>
+        <w:lastRenderedPageBreak/>
         <w:t xml:space="preserve">Demostrar que sabes </w:t>
       </w:r>
       <w:r>
@@ -24618,7 +25033,6 @@
         </w:numPr>
       </w:pPr>
       <w:r>
-        <w:lastRenderedPageBreak/>
         <w:t>Entregar documentación indicando:</w:t>
       </w:r>
     </w:p>
@@ -24671,6 +25085,7 @@
         <w:rPr>
           <w:rFonts w:ascii="Segoe UI Emoji" w:hAnsi="Segoe UI Emoji" w:cs="Segoe UI Emoji"/>
         </w:rPr>
+        <w:lastRenderedPageBreak/>
         <w:t>🟦</w:t>
       </w:r>
       <w:r>
@@ -24786,13 +25201,8 @@
       </w:r>
     </w:p>
     <w:p>
-      <w:proofErr w:type="gramStart"/>
-      <w:r>
-        <w:t>#!/</w:t>
-      </w:r>
-      <w:proofErr w:type="gramEnd"/>
-      <w:r>
-        <w:t>bin/bash</w:t>
+      <w:r>
+        <w:t>#!/bin/bash</w:t>
       </w:r>
     </w:p>
     <w:p>
@@ -24853,13 +25263,8 @@
       </w:r>
     </w:p>
     <w:p>
-      <w:proofErr w:type="gramStart"/>
-      <w:r>
-        <w:t>#!/</w:t>
-      </w:r>
-      <w:proofErr w:type="gramEnd"/>
-      <w:r>
-        <w:t>bin/bash</w:t>
+      <w:r>
+        <w:t>#!/bin/bash</w:t>
       </w:r>
     </w:p>
     <w:p>
@@ -24881,7 +25286,6 @@
     <w:p>
       <w:proofErr w:type="spellStart"/>
       <w:r>
-        <w:lastRenderedPageBreak/>
         <w:t>chmod</w:t>
       </w:r>
       <w:proofErr w:type="spellEnd"/>
@@ -24942,6 +25346,7 @@
     </w:p>
     <w:p>
       <w:r>
+        <w:lastRenderedPageBreak/>
         <w:t>nombre="Alberto"</w:t>
       </w:r>
     </w:p>
@@ -25123,15 +25528,7 @@
       </w:r>
       <w:proofErr w:type="spellEnd"/>
       <w:r>
-        <w:t xml:space="preserve"> [ $edad -ge </w:t>
-      </w:r>
-      <w:proofErr w:type="gramStart"/>
-      <w:r>
-        <w:t>18 ]</w:t>
-      </w:r>
-      <w:proofErr w:type="gramEnd"/>
-      <w:r>
-        <w:t xml:space="preserve">; </w:t>
+        <w:t xml:space="preserve"> [ $edad -ge 18 ]; </w:t>
       </w:r>
       <w:proofErr w:type="spellStart"/>
       <w:r>
@@ -25229,158 +25626,136 @@
           <w:bCs/>
           <w:lang w:val="en-GB"/>
         </w:rPr>
+        <w:t>Bucle</w:t>
+      </w:r>
+      <w:proofErr w:type="spellEnd"/>
+      <w:r>
+        <w:rPr>
+          <w:b/>
+          <w:bCs/>
+          <w:lang w:val="en-GB"/>
+        </w:rPr>
+        <w:t xml:space="preserve"> for:</w:t>
+      </w:r>
+    </w:p>
+    <w:p>
+      <w:pPr>
+        <w:rPr>
+          <w:lang w:val="en-GB"/>
+        </w:rPr>
+      </w:pPr>
+      <w:r>
+        <w:rPr>
+          <w:lang w:val="en-GB"/>
+        </w:rPr>
+        <w:t xml:space="preserve">for </w:t>
+      </w:r>
+      <w:proofErr w:type="spellStart"/>
+      <w:r>
+        <w:rPr>
+          <w:lang w:val="en-GB"/>
+        </w:rPr>
+        <w:t>i</w:t>
+      </w:r>
+      <w:proofErr w:type="spellEnd"/>
+      <w:r>
+        <w:rPr>
+          <w:lang w:val="en-GB"/>
+        </w:rPr>
+        <w:t xml:space="preserve"> in {1..5}; do</w:t>
+      </w:r>
+    </w:p>
+    <w:p>
+      <w:pPr>
+        <w:rPr>
+          <w:lang w:val="en-GB"/>
+        </w:rPr>
+      </w:pPr>
+      <w:r>
+        <w:rPr>
+          <w:lang w:val="en-GB"/>
+        </w:rPr>
+        <w:t xml:space="preserve">    echo "</w:t>
+      </w:r>
+      <w:proofErr w:type="spellStart"/>
+      <w:r>
+        <w:rPr>
+          <w:lang w:val="en-GB"/>
+        </w:rPr>
+        <w:t>Número</w:t>
+      </w:r>
+      <w:proofErr w:type="spellEnd"/>
+      <w:r>
+        <w:rPr>
+          <w:lang w:val="en-GB"/>
+        </w:rPr>
+        <w:t xml:space="preserve"> $</w:t>
+      </w:r>
+      <w:proofErr w:type="spellStart"/>
+      <w:r>
+        <w:rPr>
+          <w:lang w:val="en-GB"/>
+        </w:rPr>
+        <w:t>i</w:t>
+      </w:r>
+      <w:proofErr w:type="spellEnd"/>
+      <w:r>
+        <w:rPr>
+          <w:lang w:val="en-GB"/>
+        </w:rPr>
+        <w:t>"</w:t>
+      </w:r>
+    </w:p>
+    <w:p>
+      <w:r>
+        <w:t>done</w:t>
+      </w:r>
+    </w:p>
+    <w:p>
+      <w:pPr>
+        <w:rPr>
+          <w:b/>
+          <w:bCs/>
+        </w:rPr>
+      </w:pPr>
+      <w:r>
+        <w:rPr>
+          <w:b/>
+          <w:bCs/>
+        </w:rPr>
+        <w:t xml:space="preserve">Bucle </w:t>
+      </w:r>
+      <w:proofErr w:type="spellStart"/>
+      <w:r>
+        <w:rPr>
+          <w:b/>
+          <w:bCs/>
+        </w:rPr>
+        <w:t>while</w:t>
+      </w:r>
+      <w:proofErr w:type="spellEnd"/>
+      <w:r>
+        <w:rPr>
+          <w:b/>
+          <w:bCs/>
+        </w:rPr>
+        <w:t>:</w:t>
+      </w:r>
+    </w:p>
+    <w:p>
+      <w:r>
+        <w:t>contador=1</w:t>
+      </w:r>
+    </w:p>
+    <w:p>
+      <w:proofErr w:type="spellStart"/>
+      <w:r>
         <w:lastRenderedPageBreak/>
-        <w:t>Bucle</w:t>
-      </w:r>
-      <w:proofErr w:type="spellEnd"/>
-      <w:r>
-        <w:rPr>
-          <w:b/>
-          <w:bCs/>
-          <w:lang w:val="en-GB"/>
-        </w:rPr>
-        <w:t xml:space="preserve"> for:</w:t>
-      </w:r>
-    </w:p>
-    <w:p>
-      <w:pPr>
-        <w:rPr>
-          <w:lang w:val="en-GB"/>
-        </w:rPr>
-      </w:pPr>
-      <w:r>
-        <w:rPr>
-          <w:lang w:val="en-GB"/>
-        </w:rPr>
-        <w:t xml:space="preserve">for </w:t>
-      </w:r>
-      <w:proofErr w:type="spellStart"/>
-      <w:r>
-        <w:rPr>
-          <w:lang w:val="en-GB"/>
-        </w:rPr>
-        <w:t>i</w:t>
-      </w:r>
-      <w:proofErr w:type="spellEnd"/>
-      <w:r>
-        <w:rPr>
-          <w:lang w:val="en-GB"/>
-        </w:rPr>
-        <w:t xml:space="preserve"> in {</w:t>
-      </w:r>
-      <w:proofErr w:type="gramStart"/>
-      <w:r>
-        <w:rPr>
-          <w:lang w:val="en-GB"/>
-        </w:rPr>
-        <w:t>1..</w:t>
-      </w:r>
-      <w:proofErr w:type="gramEnd"/>
-      <w:r>
-        <w:rPr>
-          <w:lang w:val="en-GB"/>
-        </w:rPr>
-        <w:t>5}; do</w:t>
-      </w:r>
-    </w:p>
-    <w:p>
-      <w:pPr>
-        <w:rPr>
-          <w:lang w:val="en-GB"/>
-        </w:rPr>
-      </w:pPr>
-      <w:r>
-        <w:rPr>
-          <w:lang w:val="en-GB"/>
-        </w:rPr>
-        <w:t xml:space="preserve">    echo "</w:t>
-      </w:r>
-      <w:proofErr w:type="spellStart"/>
-      <w:r>
-        <w:rPr>
-          <w:lang w:val="en-GB"/>
-        </w:rPr>
-        <w:t>Número</w:t>
-      </w:r>
-      <w:proofErr w:type="spellEnd"/>
-      <w:r>
-        <w:rPr>
-          <w:lang w:val="en-GB"/>
-        </w:rPr>
-        <w:t xml:space="preserve"> $</w:t>
-      </w:r>
-      <w:proofErr w:type="spellStart"/>
-      <w:r>
-        <w:rPr>
-          <w:lang w:val="en-GB"/>
-        </w:rPr>
-        <w:t>i</w:t>
-      </w:r>
-      <w:proofErr w:type="spellEnd"/>
-      <w:r>
-        <w:rPr>
-          <w:lang w:val="en-GB"/>
-        </w:rPr>
-        <w:t>"</w:t>
-      </w:r>
-    </w:p>
-    <w:p>
-      <w:r>
-        <w:t>done</w:t>
-      </w:r>
-    </w:p>
-    <w:p>
-      <w:pPr>
-        <w:rPr>
-          <w:b/>
-          <w:bCs/>
-        </w:rPr>
-      </w:pPr>
-      <w:r>
-        <w:rPr>
-          <w:b/>
-          <w:bCs/>
-        </w:rPr>
-        <w:t xml:space="preserve">Bucle </w:t>
-      </w:r>
-      <w:proofErr w:type="spellStart"/>
-      <w:r>
-        <w:rPr>
-          <w:b/>
-          <w:bCs/>
-        </w:rPr>
         <w:t>while</w:t>
       </w:r>
       <w:proofErr w:type="spellEnd"/>
       <w:r>
-        <w:rPr>
-          <w:b/>
-          <w:bCs/>
-        </w:rPr>
-        <w:t>:</w:t>
-      </w:r>
-    </w:p>
-    <w:p>
-      <w:r>
-        <w:t>contador=1</w:t>
-      </w:r>
-    </w:p>
-    <w:p>
-      <w:proofErr w:type="spellStart"/>
-      <w:r>
-        <w:t>while</w:t>
-      </w:r>
-      <w:proofErr w:type="spellEnd"/>
-      <w:r>
-        <w:t xml:space="preserve"> [ $contador -le </w:t>
-      </w:r>
-      <w:proofErr w:type="gramStart"/>
-      <w:r>
-        <w:t>5 ]</w:t>
-      </w:r>
-      <w:proofErr w:type="gramEnd"/>
-      <w:r>
-        <w:t>; do</w:t>
+        <w:t xml:space="preserve"> [ $contador -le 5 ]; do</w:t>
       </w:r>
     </w:p>
     <w:p>
@@ -25432,13 +25807,8 @@
       </w:r>
     </w:p>
     <w:p>
-      <w:proofErr w:type="gramStart"/>
-      <w:r>
-        <w:t>saludar(</w:t>
-      </w:r>
-      <w:proofErr w:type="gramEnd"/>
-      <w:r>
-        <w:t>) {</w:t>
+      <w:r>
+        <w:t>saludar() {</w:t>
       </w:r>
     </w:p>
     <w:p>
@@ -25599,7 +25969,6 @@
     </w:p>
     <w:p>
       <w:r>
-        <w:lastRenderedPageBreak/>
         <w:t>Ejemplo: ejecutar script todos los días a las 22:00:</w:t>
       </w:r>
     </w:p>
@@ -25663,6 +26032,7 @@
           <w:b/>
           <w:bCs/>
         </w:rPr>
+        <w:lastRenderedPageBreak/>
         <w:t>✅</w:t>
       </w:r>
       <w:r>
@@ -25901,7 +26271,6 @@
     </w:p>
     <w:p>
       <w:r>
-        <w:lastRenderedPageBreak/>
         <w:t xml:space="preserve">Usar </w:t>
       </w:r>
       <w:proofErr w:type="spellStart"/>
@@ -25977,6 +26346,7 @@
     </w:p>
     <w:p>
       <w:r>
+        <w:lastRenderedPageBreak/>
         <w:pict w14:anchorId="477C06E4">
           <v:rect id="_x0000_i1271" style="width:0;height:1.5pt" o:hralign="center" o:hrstd="t" o:hr="t" fillcolor="#a0a0a0" stroked="f"/>
         </w:pict>
@@ -26029,15 +26399,7 @@
       </w:r>
       <w:proofErr w:type="spellEnd"/>
       <w:r>
-        <w:t xml:space="preserve"> [ -f </w:t>
-      </w:r>
-      <w:proofErr w:type="gramStart"/>
-      <w:r>
-        <w:t>archivo ]</w:t>
-      </w:r>
-      <w:proofErr w:type="gramEnd"/>
-      <w:r>
-        <w:t>.</w:t>
+        <w:t xml:space="preserve"> [ -f archivo ].</w:t>
       </w:r>
     </w:p>
     <w:p>
@@ -26281,7 +26643,6 @@
     </w:p>
     <w:p>
       <w:r>
-        <w:lastRenderedPageBreak/>
         <w:pict w14:anchorId="4BB76AA2">
           <v:rect id="_x0000_i1280" style="width:0;height:1.5pt" o:hralign="center" o:hrstd="t" o:hr="t" fillcolor="#a0a0a0" stroked="f"/>
         </w:pict>
@@ -26348,6 +26709,7 @@
     </w:p>
     <w:p>
       <w:r>
+        <w:lastRenderedPageBreak/>
         <w:pict w14:anchorId="0747BA4C">
           <v:rect id="_x0000_i1283" style="width:0;height:1.5pt" o:hralign="center" o:hrstd="t" o:hr="t" fillcolor="#a0a0a0" stroked="f"/>
         </w:pict>
@@ -26365,23 +26727,7 @@
           <w:b/>
           <w:bCs/>
         </w:rPr>
-        <w:t xml:space="preserve">23. Script que comprima una carpeta </w:t>
-      </w:r>
-      <w:proofErr w:type="gramStart"/>
-      <w:r>
-        <w:rPr>
-          <w:b/>
-          <w:bCs/>
-        </w:rPr>
-        <w:t>en .</w:t>
-      </w:r>
-      <w:proofErr w:type="gramEnd"/>
-      <w:r>
-        <w:rPr>
-          <w:b/>
-          <w:bCs/>
-        </w:rPr>
-        <w:t>tar.gz</w:t>
+        <w:t>23. Script que comprima una carpeta en .tar.gz</w:t>
       </w:r>
     </w:p>
     <w:p>
@@ -26645,7 +26991,6 @@
     </w:p>
     <w:p>
       <w:r>
-        <w:lastRenderedPageBreak/>
         <w:pict w14:anchorId="35547889">
           <v:rect id="_x0000_i1292" style="width:0;height:1.5pt" o:hralign="center" o:hrstd="t" o:hr="t" fillcolor="#a0a0a0" stroked="f"/>
         </w:pict>
@@ -26734,6 +27079,7 @@
           <w:b/>
           <w:bCs/>
         </w:rPr>
+        <w:lastRenderedPageBreak/>
         <w:t>34. Script que registre la IP pública</w:t>
       </w:r>
     </w:p>
@@ -26993,7 +27339,6 @@
         <w:rPr>
           <w:rFonts w:ascii="Segoe UI Symbol" w:hAnsi="Segoe UI Symbol" w:cs="Segoe UI Symbol"/>
         </w:rPr>
-        <w:lastRenderedPageBreak/>
         <w:t>✔</w:t>
       </w:r>
       <w:r>
@@ -27054,6 +27399,7 @@
         <w:rPr>
           <w:rFonts w:ascii="Segoe UI Symbol" w:hAnsi="Segoe UI Symbol" w:cs="Segoe UI Symbol"/>
         </w:rPr>
+        <w:lastRenderedPageBreak/>
         <w:t>✔</w:t>
       </w:r>
       <w:r>
@@ -27313,7 +27659,6 @@
         </w:numPr>
       </w:pPr>
       <w:r>
-        <w:lastRenderedPageBreak/>
         <w:t>servicios mínimos</w:t>
       </w:r>
     </w:p>
@@ -27382,6 +27727,7 @@
     </w:p>
     <w:p>
       <w:r>
+        <w:lastRenderedPageBreak/>
         <w:t>Actualizar motores críticos:</w:t>
       </w:r>
     </w:p>
@@ -27741,7 +28087,6 @@
     <w:p>
       <w:proofErr w:type="spellStart"/>
       <w:r>
-        <w:lastRenderedPageBreak/>
         <w:t>PasswordAuthentication</w:t>
       </w:r>
       <w:proofErr w:type="spellEnd"/>
@@ -27815,6 +28160,7 @@
           <w:b/>
           <w:bCs/>
         </w:rPr>
+        <w:lastRenderedPageBreak/>
         <w:t>📘</w:t>
       </w:r>
       <w:r>
@@ -28168,20 +28514,11 @@
       </w:r>
       <w:proofErr w:type="spellEnd"/>
       <w:r>
-        <w:t xml:space="preserve"> -m </w:t>
-      </w:r>
-      <w:proofErr w:type="gramStart"/>
-      <w:r>
-        <w:t>u:alumno</w:t>
-      </w:r>
-      <w:proofErr w:type="gramEnd"/>
-      <w:r>
-        <w:t>:r archivo</w:t>
-      </w:r>
-    </w:p>
-    <w:p>
-      <w:r>
-        <w:lastRenderedPageBreak/>
+        <w:t xml:space="preserve"> -m u:alumno:r archivo</w:t>
+      </w:r>
+    </w:p>
+    <w:p>
+      <w:r>
         <w:t>Sticky Bit en carpetas públicas:</w:t>
       </w:r>
     </w:p>
@@ -28247,6 +28584,7 @@
     </w:p>
     <w:p>
       <w:r>
+        <w:lastRenderedPageBreak/>
         <w:t>Cerrar puertos innecesarios:</w:t>
       </w:r>
     </w:p>
@@ -28591,7 +28929,6 @@
         <w:rPr>
           <w:lang w:val="en-GB"/>
         </w:rPr>
-        <w:lastRenderedPageBreak/>
         <w:t>apt-key list</w:t>
       </w:r>
     </w:p>
@@ -28672,6 +29009,7 @@
     </w:p>
     <w:p>
       <w:r>
+        <w:lastRenderedPageBreak/>
         <w:t xml:space="preserve">sudo </w:t>
       </w:r>
       <w:proofErr w:type="spellStart"/>
@@ -29022,7 +29360,6 @@
     </w:p>
     <w:p>
       <w:r>
-        <w:lastRenderedPageBreak/>
         <w:pict w14:anchorId="5577AF68">
           <v:rect id="_x0000_i1319" style="width:0;height:1.5pt" o:hralign="center" o:hrstd="t" o:hr="t" fillcolor="#a0a0a0" stroked="f"/>
         </w:pict>
@@ -29141,6 +29478,7 @@
     </w:p>
     <w:p>
       <w:r>
+        <w:lastRenderedPageBreak/>
         <w:pict w14:anchorId="36E48B00">
           <v:rect id="_x0000_i1321" style="width:0;height:1.5pt" o:hralign="center" o:hrstd="t" o:hr="t" fillcolor="#a0a0a0" stroked="f"/>
         </w:pict>
@@ -29454,7 +29792,6 @@
     </w:p>
     <w:p>
       <w:r>
-        <w:lastRenderedPageBreak/>
         <w:pict w14:anchorId="0BDEE900">
           <v:rect id="_x0000_i1328" style="width:0;height:1.5pt" o:hralign="center" o:hrstd="t" o:hr="t" fillcolor="#a0a0a0" stroked="f"/>
         </w:pict>
@@ -29482,15 +29819,7 @@
       </w:r>
       <w:proofErr w:type="spellEnd"/>
       <w:r>
-        <w:t xml:space="preserve"> -m </w:t>
-      </w:r>
-      <w:proofErr w:type="gramStart"/>
-      <w:r>
-        <w:t>u:profesor</w:t>
-      </w:r>
-      <w:proofErr w:type="gramEnd"/>
-      <w:r>
-        <w:t>:rwx /datos</w:t>
+        <w:t xml:space="preserve"> -m u:profesor:rwx /datos</w:t>
       </w:r>
     </w:p>
     <w:p>
@@ -29527,6 +29856,7 @@
     </w:p>
     <w:p>
       <w:r>
+        <w:lastRenderedPageBreak/>
         <w:pict w14:anchorId="0D1E6912">
           <v:rect id="_x0000_i1330" style="width:0;height:1.5pt" o:hralign="center" o:hrstd="t" o:hr="t" fillcolor="#a0a0a0" stroked="f"/>
         </w:pict>
@@ -29820,7 +30150,6 @@
           <w:b/>
           <w:bCs/>
         </w:rPr>
-        <w:lastRenderedPageBreak/>
         <w:t>25. Comprobar si algún servicio escucha en puertos peligrosos</w:t>
       </w:r>
     </w:p>
@@ -29914,6 +30243,7 @@
           <w:b/>
           <w:bCs/>
         </w:rPr>
+        <w:lastRenderedPageBreak/>
         <w:t>27. Detectar archivos sin dueño</w:t>
       </w:r>
     </w:p>
@@ -30242,7 +30572,6 @@
         </w:numPr>
       </w:pPr>
       <w:r>
-        <w:lastRenderedPageBreak/>
         <w:t>Configurar firewall UFW correctamente:</w:t>
       </w:r>
     </w:p>
@@ -30314,6 +30643,7 @@
         </w:numPr>
       </w:pPr>
       <w:r>
+        <w:lastRenderedPageBreak/>
         <w:t>desactivar contraseñas</w:t>
       </w:r>
     </w:p>
@@ -30532,7 +30862,6 @@
         <w:rPr>
           <w:rFonts w:ascii="Segoe UI Emoji" w:hAnsi="Segoe UI Emoji" w:cs="Segoe UI Emoji"/>
         </w:rPr>
-        <w:lastRenderedPageBreak/>
         <w:t>🟦</w:t>
       </w:r>
       <w:r>
@@ -30614,6 +30943,7 @@
         </w:numPr>
       </w:pPr>
       <w:r>
+        <w:lastRenderedPageBreak/>
         <w:t>Red y firewall</w:t>
       </w:r>
     </w:p>
@@ -30841,7 +31171,6 @@
         </w:numPr>
       </w:pPr>
       <w:r>
-        <w:lastRenderedPageBreak/>
         <w:t>Proporcione carpetas compartidas por departamentos</w:t>
       </w:r>
     </w:p>
@@ -30950,6 +31279,7 @@
         </w:numPr>
       </w:pPr>
       <w:r>
+        <w:lastRenderedPageBreak/>
         <w:t>40GB de almacenamiento</w:t>
       </w:r>
     </w:p>
@@ -31311,7 +31641,6 @@
         </w:numPr>
       </w:pPr>
       <w:r>
-        <w:lastRenderedPageBreak/>
         <w:t>2 profesores</w:t>
       </w:r>
     </w:p>
@@ -31430,6 +31759,7 @@
           <w:b/>
           <w:bCs/>
         </w:rPr>
+        <w:lastRenderedPageBreak/>
         <w:t>10. Configurar permisos correctos</w:t>
       </w:r>
     </w:p>
@@ -31740,7 +32070,6 @@
           <w:b/>
           <w:bCs/>
         </w:rPr>
-        <w:lastRenderedPageBreak/>
         <w:t>🟩</w:t>
       </w:r>
       <w:r>
@@ -31842,6 +32171,7 @@
     <w:p>
       <w:proofErr w:type="spellStart"/>
       <w:r>
+        <w:lastRenderedPageBreak/>
         <w:t>find</w:t>
       </w:r>
       <w:proofErr w:type="spellEnd"/>
@@ -32184,7 +32514,6 @@
         </w:numPr>
       </w:pPr>
       <w:r>
-        <w:lastRenderedPageBreak/>
         <w:t>Disco</w:t>
       </w:r>
     </w:p>
@@ -32295,6 +32624,7 @@
     <w:p>
       <w:proofErr w:type="spellStart"/>
       <w:r>
+        <w:lastRenderedPageBreak/>
         <w:t>journalctl</w:t>
       </w:r>
       <w:proofErr w:type="spellEnd"/>
@@ -32569,111 +32899,111 @@
           <w:b/>
           <w:bCs/>
         </w:rPr>
+        <w:t>🏆</w:t>
+      </w:r>
+      <w:r>
+        <w:rPr>
+          <w:b/>
+          <w:bCs/>
+        </w:rPr>
+        <w:t xml:space="preserve"> RESULTADO ESPERADO DEL PROYECTO</w:t>
+      </w:r>
+    </w:p>
+    <w:p>
+      <w:r>
+        <w:t>Si el alumno completa correctamente estas 30 tareas, tendrá:</w:t>
+      </w:r>
+    </w:p>
+    <w:p>
+      <w:r>
+        <w:rPr>
+          <w:rFonts w:ascii="Segoe UI Symbol" w:hAnsi="Segoe UI Symbol" w:cs="Segoe UI Symbol"/>
+        </w:rPr>
+        <w:t>✔</w:t>
+      </w:r>
+      <w:r>
+        <w:t xml:space="preserve"> Un servidor Ubuntu totalmente funcional</w:t>
+      </w:r>
+      <w:r>
+        <w:br/>
+      </w:r>
+      <w:r>
+        <w:rPr>
+          <w:rFonts w:ascii="Segoe UI Symbol" w:hAnsi="Segoe UI Symbol" w:cs="Segoe UI Symbol"/>
+        </w:rPr>
+        <w:t>✔</w:t>
+      </w:r>
+      <w:r>
+        <w:t xml:space="preserve"> Usuarios y grupos bien configurados</w:t>
+      </w:r>
+      <w:r>
+        <w:br/>
+      </w:r>
+      <w:r>
+        <w:rPr>
+          <w:rFonts w:ascii="Segoe UI Symbol" w:hAnsi="Segoe UI Symbol" w:cs="Segoe UI Symbol"/>
+        </w:rPr>
+        <w:t>✔</w:t>
+      </w:r>
+      <w:r>
+        <w:t xml:space="preserve"> Red estable y segura</w:t>
+      </w:r>
+      <w:r>
+        <w:br/>
+      </w:r>
+      <w:r>
+        <w:rPr>
+          <w:rFonts w:ascii="Segoe UI Symbol" w:hAnsi="Segoe UI Symbol" w:cs="Segoe UI Symbol"/>
+        </w:rPr>
+        <w:t>✔</w:t>
+      </w:r>
+      <w:r>
+        <w:t xml:space="preserve"> SSH endurecido</w:t>
+      </w:r>
+      <w:r>
+        <w:br/>
+      </w:r>
+      <w:r>
+        <w:rPr>
+          <w:rFonts w:ascii="Segoe UI Symbol" w:hAnsi="Segoe UI Symbol" w:cs="Segoe UI Symbol"/>
+        </w:rPr>
+        <w:t>✔</w:t>
+      </w:r>
+      <w:r>
+        <w:t xml:space="preserve"> Firewall correctamente ajustado</w:t>
+      </w:r>
+      <w:r>
+        <w:br/>
+      </w:r>
+      <w:r>
+        <w:rPr>
+          <w:rFonts w:ascii="Segoe UI Symbol" w:hAnsi="Segoe UI Symbol" w:cs="Segoe UI Symbol"/>
+        </w:rPr>
+        <w:t>✔</w:t>
+      </w:r>
+      <w:r>
+        <w:t xml:space="preserve"> Fail2ban activo</w:t>
+      </w:r>
+      <w:r>
+        <w:br/>
+      </w:r>
+      <w:r>
+        <w:rPr>
+          <w:rFonts w:ascii="Segoe UI Symbol" w:hAnsi="Segoe UI Symbol" w:cs="Segoe UI Symbol"/>
+        </w:rPr>
+        <w:t>✔</w:t>
+      </w:r>
+      <w:r>
+        <w:t xml:space="preserve"> Servicios instalados correctamente</w:t>
+      </w:r>
+      <w:r>
+        <w:br/>
+      </w:r>
+      <w:r>
+        <w:rPr>
+          <w:rFonts w:ascii="Segoe UI Symbol" w:hAnsi="Segoe UI Symbol" w:cs="Segoe UI Symbol"/>
+        </w:rPr>
         <w:lastRenderedPageBreak/>
-        <w:t>🏆</w:t>
-      </w:r>
-      <w:r>
-        <w:rPr>
-          <w:b/>
-          <w:bCs/>
-        </w:rPr>
-        <w:t xml:space="preserve"> RESULTADO ESPERADO DEL PROYECTO</w:t>
-      </w:r>
-    </w:p>
-    <w:p>
-      <w:r>
-        <w:t>Si el alumno completa correctamente estas 30 tareas, tendrá:</w:t>
-      </w:r>
-    </w:p>
-    <w:p>
-      <w:r>
-        <w:rPr>
-          <w:rFonts w:ascii="Segoe UI Symbol" w:hAnsi="Segoe UI Symbol" w:cs="Segoe UI Symbol"/>
-        </w:rPr>
-        <w:t>✔</w:t>
-      </w:r>
-      <w:r>
-        <w:t xml:space="preserve"> Un servidor Ubuntu totalmente funcional</w:t>
-      </w:r>
-      <w:r>
-        <w:br/>
-      </w:r>
-      <w:r>
-        <w:rPr>
-          <w:rFonts w:ascii="Segoe UI Symbol" w:hAnsi="Segoe UI Symbol" w:cs="Segoe UI Symbol"/>
-        </w:rPr>
-        <w:t>✔</w:t>
-      </w:r>
-      <w:r>
-        <w:t xml:space="preserve"> Usuarios y grupos bien configurados</w:t>
-      </w:r>
-      <w:r>
-        <w:br/>
-      </w:r>
-      <w:r>
-        <w:rPr>
-          <w:rFonts w:ascii="Segoe UI Symbol" w:hAnsi="Segoe UI Symbol" w:cs="Segoe UI Symbol"/>
-        </w:rPr>
-        <w:t>✔</w:t>
-      </w:r>
-      <w:r>
-        <w:t xml:space="preserve"> Red estable y segura</w:t>
-      </w:r>
-      <w:r>
-        <w:br/>
-      </w:r>
-      <w:r>
-        <w:rPr>
-          <w:rFonts w:ascii="Segoe UI Symbol" w:hAnsi="Segoe UI Symbol" w:cs="Segoe UI Symbol"/>
-        </w:rPr>
-        <w:t>✔</w:t>
-      </w:r>
-      <w:r>
-        <w:t xml:space="preserve"> SSH endurecido</w:t>
-      </w:r>
-      <w:r>
-        <w:br/>
-      </w:r>
-      <w:r>
-        <w:rPr>
-          <w:rFonts w:ascii="Segoe UI Symbol" w:hAnsi="Segoe UI Symbol" w:cs="Segoe UI Symbol"/>
-        </w:rPr>
-        <w:t>✔</w:t>
-      </w:r>
-      <w:r>
-        <w:t xml:space="preserve"> Firewall correctamente ajustado</w:t>
-      </w:r>
-      <w:r>
-        <w:br/>
-      </w:r>
-      <w:r>
-        <w:rPr>
-          <w:rFonts w:ascii="Segoe UI Symbol" w:hAnsi="Segoe UI Symbol" w:cs="Segoe UI Symbol"/>
-        </w:rPr>
-        <w:t>✔</w:t>
-      </w:r>
-      <w:r>
-        <w:t xml:space="preserve"> Fail2ban activo</w:t>
-      </w:r>
-      <w:r>
-        <w:br/>
-      </w:r>
-      <w:r>
-        <w:rPr>
-          <w:rFonts w:ascii="Segoe UI Symbol" w:hAnsi="Segoe UI Symbol" w:cs="Segoe UI Symbol"/>
-        </w:rPr>
-        <w:t>✔</w:t>
-      </w:r>
-      <w:r>
-        <w:t xml:space="preserve"> Servicios instalados correctamente</w:t>
-      </w:r>
-      <w:r>
-        <w:br/>
-      </w:r>
-      <w:r>
-        <w:rPr>
-          <w:rFonts w:ascii="Segoe UI Symbol" w:hAnsi="Segoe UI Symbol" w:cs="Segoe UI Symbol"/>
-        </w:rPr>
         <w:t>✔</w:t>
       </w:r>
       <w:r>

--- a/EJERCICIOS DE LOS ALUMNOS/RAFA/Curso de Linux.docx
+++ b/EJERCICIOS DE LOS ALUMNOS/RAFA/Curso de Linux.docx
@@ -10788,6 +10788,46 @@
       <w:r>
         <w:t>usuarios creados</w:t>
       </w:r>
+      <w:r>
+        <w:rPr>
+          <w:noProof/>
+        </w:rPr>
+        <w:drawing>
+          <wp:inline distT="0" distB="0" distL="0" distR="0" wp14:anchorId="64CF61B1" wp14:editId="09EF40D6">
+            <wp:extent cx="5400040" cy="1884045"/>
+            <wp:effectExtent l="0" t="0" r="0" b="1905"/>
+            <wp:docPr id="2102722827" name="Imagen 1"/>
+            <wp:cNvGraphicFramePr>
+              <a:graphicFrameLocks xmlns:a="http://schemas.openxmlformats.org/drawingml/2006/main" noChangeAspect="1"/>
+            </wp:cNvGraphicFramePr>
+            <a:graphic xmlns:a="http://schemas.openxmlformats.org/drawingml/2006/main">
+              <a:graphicData uri="http://schemas.openxmlformats.org/drawingml/2006/picture">
+                <pic:pic xmlns:pic="http://schemas.openxmlformats.org/drawingml/2006/picture">
+                  <pic:nvPicPr>
+                    <pic:cNvPr id="2102722827" name=""/>
+                    <pic:cNvPicPr/>
+                  </pic:nvPicPr>
+                  <pic:blipFill>
+                    <a:blip r:embed="rId29"/>
+                    <a:stretch>
+                      <a:fillRect/>
+                    </a:stretch>
+                  </pic:blipFill>
+                  <pic:spPr>
+                    <a:xfrm>
+                      <a:off x="0" y="0"/>
+                      <a:ext cx="5400040" cy="1884045"/>
+                    </a:xfrm>
+                    <a:prstGeom prst="rect">
+                      <a:avLst/>
+                    </a:prstGeom>
+                  </pic:spPr>
+                </pic:pic>
+              </a:graphicData>
+            </a:graphic>
+          </wp:inline>
+        </w:drawing>
+      </w:r>
     </w:p>
     <w:p>
       <w:pPr>
@@ -10799,6 +10839,46 @@
       <w:r>
         <w:t>grupos</w:t>
       </w:r>
+      <w:r>
+        <w:rPr>
+          <w:noProof/>
+        </w:rPr>
+        <w:drawing>
+          <wp:inline distT="0" distB="0" distL="0" distR="0" wp14:anchorId="280033E0" wp14:editId="23606873">
+            <wp:extent cx="5400040" cy="495935"/>
+            <wp:effectExtent l="0" t="0" r="0" b="0"/>
+            <wp:docPr id="1790662964" name="Imagen 1"/>
+            <wp:cNvGraphicFramePr>
+              <a:graphicFrameLocks xmlns:a="http://schemas.openxmlformats.org/drawingml/2006/main" noChangeAspect="1"/>
+            </wp:cNvGraphicFramePr>
+            <a:graphic xmlns:a="http://schemas.openxmlformats.org/drawingml/2006/main">
+              <a:graphicData uri="http://schemas.openxmlformats.org/drawingml/2006/picture">
+                <pic:pic xmlns:pic="http://schemas.openxmlformats.org/drawingml/2006/picture">
+                  <pic:nvPicPr>
+                    <pic:cNvPr id="1790662964" name=""/>
+                    <pic:cNvPicPr/>
+                  </pic:nvPicPr>
+                  <pic:blipFill>
+                    <a:blip r:embed="rId30"/>
+                    <a:stretch>
+                      <a:fillRect/>
+                    </a:stretch>
+                  </pic:blipFill>
+                  <pic:spPr>
+                    <a:xfrm>
+                      <a:off x="0" y="0"/>
+                      <a:ext cx="5400040" cy="495935"/>
+                    </a:xfrm>
+                    <a:prstGeom prst="rect">
+                      <a:avLst/>
+                    </a:prstGeom>
+                  </pic:spPr>
+                </pic:pic>
+              </a:graphicData>
+            </a:graphic>
+          </wp:inline>
+        </w:drawing>
+      </w:r>
     </w:p>
     <w:p>
       <w:pPr>
@@ -10810,6 +10890,46 @@
       <w:r>
         <w:t>permisos</w:t>
       </w:r>
+      <w:r>
+        <w:rPr>
+          <w:noProof/>
+        </w:rPr>
+        <w:drawing>
+          <wp:inline distT="0" distB="0" distL="0" distR="0" wp14:anchorId="63B17DEE" wp14:editId="7D4914DB">
+            <wp:extent cx="5400040" cy="2021205"/>
+            <wp:effectExtent l="0" t="0" r="0" b="0"/>
+            <wp:docPr id="1681685845" name="Imagen 1"/>
+            <wp:cNvGraphicFramePr>
+              <a:graphicFrameLocks xmlns:a="http://schemas.openxmlformats.org/drawingml/2006/main" noChangeAspect="1"/>
+            </wp:cNvGraphicFramePr>
+            <a:graphic xmlns:a="http://schemas.openxmlformats.org/drawingml/2006/main">
+              <a:graphicData uri="http://schemas.openxmlformats.org/drawingml/2006/picture">
+                <pic:pic xmlns:pic="http://schemas.openxmlformats.org/drawingml/2006/picture">
+                  <pic:nvPicPr>
+                    <pic:cNvPr id="1681685845" name=""/>
+                    <pic:cNvPicPr/>
+                  </pic:nvPicPr>
+                  <pic:blipFill>
+                    <a:blip r:embed="rId31"/>
+                    <a:stretch>
+                      <a:fillRect/>
+                    </a:stretch>
+                  </pic:blipFill>
+                  <pic:spPr>
+                    <a:xfrm>
+                      <a:off x="0" y="0"/>
+                      <a:ext cx="5400040" cy="2021205"/>
+                    </a:xfrm>
+                    <a:prstGeom prst="rect">
+                      <a:avLst/>
+                    </a:prstGeom>
+                  </pic:spPr>
+                </pic:pic>
+              </a:graphicData>
+            </a:graphic>
+          </wp:inline>
+        </w:drawing>
+      </w:r>
     </w:p>
     <w:p>
       <w:pPr>
@@ -10838,6 +10958,7 @@
         <w:rPr>
           <w:rFonts w:ascii="Segoe UI Emoji" w:hAnsi="Segoe UI Emoji" w:cs="Segoe UI Emoji"/>
         </w:rPr>
+        <w:lastRenderedPageBreak/>
         <w:t>🟦</w:t>
       </w:r>
       <w:r>
@@ -11010,7 +11131,6 @@
     </w:p>
     <w:p>
       <w:r>
-        <w:lastRenderedPageBreak/>
         <w:t>htop</w:t>
       </w:r>
     </w:p>
@@ -11136,6 +11256,7 @@
     </w:p>
     <w:p>
       <w:r>
+        <w:lastRenderedPageBreak/>
         <w:t>Puedes verla con:</w:t>
       </w:r>
     </w:p>
@@ -11294,7 +11415,6 @@
     </w:p>
     <w:p>
       <w:r>
-        <w:lastRenderedPageBreak/>
         <w:t>sudo apt install htop</w:t>
       </w:r>
     </w:p>
@@ -11395,6 +11515,7 @@
     </w:p>
     <w:p>
       <w:r>
+        <w:lastRenderedPageBreak/>
         <w:t>Ejecutar proceso con prioridad baja:</w:t>
       </w:r>
     </w:p>
@@ -11518,7 +11639,6 @@
     </w:p>
     <w:p>
       <w:r>
-        <w:lastRenderedPageBreak/>
         <w:t>systemctl enable servicio</w:t>
       </w:r>
     </w:p>
@@ -11664,6 +11784,7 @@
           <w:b/>
           <w:bCs/>
         </w:rPr>
+        <w:lastRenderedPageBreak/>
         <w:t>✅</w:t>
       </w:r>
       <w:r>
@@ -11809,7 +11930,6 @@
     </w:p>
     <w:p>
       <w:r>
-        <w:lastRenderedPageBreak/>
         <w:t>ps -u $USER</w:t>
       </w:r>
     </w:p>
@@ -11918,6 +12038,7 @@
           <w:b/>
           <w:bCs/>
         </w:rPr>
+        <w:lastRenderedPageBreak/>
         <w:t>9. Matar procesos por nombre</w:t>
       </w:r>
     </w:p>
@@ -12076,7 +12197,6 @@
           <w:b/>
           <w:bCs/>
         </w:rPr>
-        <w:lastRenderedPageBreak/>
         <w:t>14. Enviar proceso al segundo plano</w:t>
       </w:r>
     </w:p>
@@ -12183,6 +12303,7 @@
     </w:p>
     <w:p>
       <w:r>
+        <w:lastRenderedPageBreak/>
         <w:pict w14:anchorId="31CAF010">
           <v:rect id="_x0000_i1191" style="width:0;height:1.5pt" o:hralign="center" o:hrstd="t" o:hr="t" fillcolor="#a0a0a0" stroked="f"/>
         </w:pict>
@@ -12341,7 +12462,6 @@
     </w:p>
     <w:p>
       <w:r>
-        <w:lastRenderedPageBreak/>
         <w:pict w14:anchorId="49067CED">
           <v:rect id="_x0000_i1196" style="width:0;height:1.5pt" o:hralign="center" o:hrstd="t" o:hr="t" fillcolor="#a0a0a0" stroked="f"/>
         </w:pict>
@@ -12450,6 +12570,7 @@
     </w:p>
     <w:p>
       <w:r>
+        <w:lastRenderedPageBreak/>
         <w:t>ps aux | grep Z</w:t>
       </w:r>
     </w:p>
@@ -12570,7 +12691,6 @@
         <w:rPr>
           <w:lang w:val="en-GB"/>
         </w:rPr>
-        <w:lastRenderedPageBreak/>
         <w:t>sudo systemctl daemon-reload</w:t>
       </w:r>
     </w:p>
@@ -12626,6 +12746,9 @@
     <w:p>
       <w:r>
         <w:t>journalctl -u hola</w:t>
+      </w:r>
+      <w:r>
+        <w:t xml:space="preserve"> -f</w:t>
       </w:r>
     </w:p>
     <w:p>
@@ -12701,6 +12824,7 @@
         </w:numPr>
       </w:pPr>
       <w:r>
+        <w:lastRenderedPageBreak/>
         <w:t>Crear un script en Bash llamado monitor.sh que:</w:t>
       </w:r>
     </w:p>
@@ -12864,7 +12988,6 @@
           <w:b/>
           <w:bCs/>
         </w:rPr>
-        <w:lastRenderedPageBreak/>
         <w:t>Tú dijiste:</w:t>
       </w:r>
     </w:p>
@@ -12985,6 +13108,7 @@
     </w:p>
     <w:p>
       <w:r>
+        <w:lastRenderedPageBreak/>
         <w:t>Linux utiliza herramientas muy potentes para la administración de red.</w:t>
       </w:r>
     </w:p>
@@ -13209,134 +13333,134 @@
     </w:p>
     <w:p>
       <w:r>
+        <w:t>Netplan usa archivos YAML en:</w:t>
+      </w:r>
+    </w:p>
+    <w:p>
+      <w:r>
+        <w:t>/etc/netplan/*.yaml</w:t>
+      </w:r>
+    </w:p>
+    <w:p>
+      <w:r>
+        <w:t>Ejemplo IP estática:</w:t>
+      </w:r>
+    </w:p>
+    <w:p>
+      <w:pPr>
+        <w:rPr>
+          <w:lang w:val="en-GB"/>
+        </w:rPr>
+      </w:pPr>
+      <w:r>
+        <w:rPr>
+          <w:lang w:val="en-GB"/>
+        </w:rPr>
+        <w:t>network:</w:t>
+      </w:r>
+    </w:p>
+    <w:p>
+      <w:pPr>
+        <w:rPr>
+          <w:lang w:val="en-GB"/>
+        </w:rPr>
+      </w:pPr>
+      <w:r>
+        <w:rPr>
+          <w:lang w:val="en-GB"/>
+        </w:rPr>
+        <w:t xml:space="preserve">  version: 2</w:t>
+      </w:r>
+    </w:p>
+    <w:p>
+      <w:pPr>
+        <w:rPr>
+          <w:lang w:val="en-GB"/>
+        </w:rPr>
+      </w:pPr>
+      <w:r>
+        <w:rPr>
+          <w:lang w:val="en-GB"/>
+        </w:rPr>
+        <w:t xml:space="preserve">  ethernets:</w:t>
+      </w:r>
+    </w:p>
+    <w:p>
+      <w:pPr>
+        <w:rPr>
+          <w:lang w:val="en-GB"/>
+        </w:rPr>
+      </w:pPr>
+      <w:r>
+        <w:rPr>
+          <w:lang w:val="en-GB"/>
+        </w:rPr>
+        <w:t xml:space="preserve">    enp0s3:</w:t>
+      </w:r>
+    </w:p>
+    <w:p>
+      <w:pPr>
+        <w:rPr>
+          <w:lang w:val="en-GB"/>
+        </w:rPr>
+      </w:pPr>
+      <w:r>
+        <w:rPr>
+          <w:lang w:val="en-GB"/>
+        </w:rPr>
+        <w:t xml:space="preserve">      dhcp4: no</w:t>
+      </w:r>
+    </w:p>
+    <w:p>
+      <w:pPr>
+        <w:rPr>
+          <w:lang w:val="en-GB"/>
+        </w:rPr>
+      </w:pPr>
+      <w:r>
+        <w:rPr>
+          <w:lang w:val="en-GB"/>
+        </w:rPr>
+        <w:t xml:space="preserve">      addresses: [192.168.1.50/24]</w:t>
+      </w:r>
+    </w:p>
+    <w:p>
+      <w:pPr>
+        <w:rPr>
+          <w:lang w:val="en-GB"/>
+        </w:rPr>
+      </w:pPr>
+      <w:r>
+        <w:rPr>
+          <w:lang w:val="en-GB"/>
+        </w:rPr>
+        <w:t xml:space="preserve">      gateway4: 192.168.1.1</w:t>
+      </w:r>
+    </w:p>
+    <w:p>
+      <w:pPr>
+        <w:rPr>
+          <w:lang w:val="en-GB"/>
+        </w:rPr>
+      </w:pPr>
+      <w:r>
+        <w:rPr>
+          <w:lang w:val="en-GB"/>
+        </w:rPr>
+        <w:t xml:space="preserve">      nameservers:</w:t>
+      </w:r>
+    </w:p>
+    <w:p>
+      <w:pPr>
+        <w:rPr>
+          <w:lang w:val="en-GB"/>
+        </w:rPr>
+      </w:pPr>
+      <w:r>
+        <w:rPr>
+          <w:lang w:val="en-GB"/>
+        </w:rPr>
         <w:lastRenderedPageBreak/>
-        <w:t>Netplan usa archivos YAML en:</w:t>
-      </w:r>
-    </w:p>
-    <w:p>
-      <w:r>
-        <w:t>/etc/netplan/*.yaml</w:t>
-      </w:r>
-    </w:p>
-    <w:p>
-      <w:r>
-        <w:t>Ejemplo IP estática:</w:t>
-      </w:r>
-    </w:p>
-    <w:p>
-      <w:pPr>
-        <w:rPr>
-          <w:lang w:val="en-GB"/>
-        </w:rPr>
-      </w:pPr>
-      <w:r>
-        <w:rPr>
-          <w:lang w:val="en-GB"/>
-        </w:rPr>
-        <w:t>network:</w:t>
-      </w:r>
-    </w:p>
-    <w:p>
-      <w:pPr>
-        <w:rPr>
-          <w:lang w:val="en-GB"/>
-        </w:rPr>
-      </w:pPr>
-      <w:r>
-        <w:rPr>
-          <w:lang w:val="en-GB"/>
-        </w:rPr>
-        <w:t xml:space="preserve">  version: 2</w:t>
-      </w:r>
-    </w:p>
-    <w:p>
-      <w:pPr>
-        <w:rPr>
-          <w:lang w:val="en-GB"/>
-        </w:rPr>
-      </w:pPr>
-      <w:r>
-        <w:rPr>
-          <w:lang w:val="en-GB"/>
-        </w:rPr>
-        <w:t xml:space="preserve">  ethernets:</w:t>
-      </w:r>
-    </w:p>
-    <w:p>
-      <w:pPr>
-        <w:rPr>
-          <w:lang w:val="en-GB"/>
-        </w:rPr>
-      </w:pPr>
-      <w:r>
-        <w:rPr>
-          <w:lang w:val="en-GB"/>
-        </w:rPr>
-        <w:t xml:space="preserve">    enp0s3:</w:t>
-      </w:r>
-    </w:p>
-    <w:p>
-      <w:pPr>
-        <w:rPr>
-          <w:lang w:val="en-GB"/>
-        </w:rPr>
-      </w:pPr>
-      <w:r>
-        <w:rPr>
-          <w:lang w:val="en-GB"/>
-        </w:rPr>
-        <w:t xml:space="preserve">      dhcp4: no</w:t>
-      </w:r>
-    </w:p>
-    <w:p>
-      <w:pPr>
-        <w:rPr>
-          <w:lang w:val="en-GB"/>
-        </w:rPr>
-      </w:pPr>
-      <w:r>
-        <w:rPr>
-          <w:lang w:val="en-GB"/>
-        </w:rPr>
-        <w:t xml:space="preserve">      addresses: [192.168.1.50/24]</w:t>
-      </w:r>
-    </w:p>
-    <w:p>
-      <w:pPr>
-        <w:rPr>
-          <w:lang w:val="en-GB"/>
-        </w:rPr>
-      </w:pPr>
-      <w:r>
-        <w:rPr>
-          <w:lang w:val="en-GB"/>
-        </w:rPr>
-        <w:t xml:space="preserve">      gateway4: 192.168.1.1</w:t>
-      </w:r>
-    </w:p>
-    <w:p>
-      <w:pPr>
-        <w:rPr>
-          <w:lang w:val="en-GB"/>
-        </w:rPr>
-      </w:pPr>
-      <w:r>
-        <w:rPr>
-          <w:lang w:val="en-GB"/>
-        </w:rPr>
-        <w:t xml:space="preserve">      nameservers:</w:t>
-      </w:r>
-    </w:p>
-    <w:p>
-      <w:pPr>
-        <w:rPr>
-          <w:lang w:val="en-GB"/>
-        </w:rPr>
-      </w:pPr>
-      <w:r>
-        <w:rPr>
-          <w:lang w:val="en-GB"/>
-        </w:rPr>
         <w:t xml:space="preserve">        addresses: [8.8.8.8,1.1.1.1]</w:t>
       </w:r>
     </w:p>
@@ -13516,7 +13640,6 @@
     </w:p>
     <w:p>
       <w:r>
-        <w:lastRenderedPageBreak/>
         <w:t>ss -tulnp</w:t>
       </w:r>
     </w:p>
@@ -13622,6 +13745,7 @@
     </w:p>
     <w:p>
       <w:r>
+        <w:lastRenderedPageBreak/>
         <w:t>Comprobar estado:</w:t>
       </w:r>
     </w:p>
@@ -13737,7 +13861,6 @@
     </w:p>
     <w:p>
       <w:r>
-        <w:lastRenderedPageBreak/>
         <w:t>sudo ufw status numbered</w:t>
       </w:r>
     </w:p>
@@ -13873,6 +13996,7 @@
               <w:spacing w:after="160" w:line="278" w:lineRule="auto"/>
             </w:pPr>
             <w:r>
+              <w:lastRenderedPageBreak/>
               <w:t>Funciona</w:t>
             </w:r>
           </w:p>
@@ -14290,7 +14414,6 @@
           <w:b/>
           <w:bCs/>
         </w:rPr>
-        <w:lastRenderedPageBreak/>
         <w:t>4. Consultar DNS con nslookup</w:t>
       </w:r>
     </w:p>
@@ -14439,6 +14562,7 @@
           <w:b/>
           <w:bCs/>
         </w:rPr>
+        <w:lastRenderedPageBreak/>
         <w:t>9. Modificar temporalmente tu IP</w:t>
       </w:r>
     </w:p>
@@ -14608,7 +14732,6 @@
     </w:p>
     <w:p>
       <w:r>
-        <w:lastRenderedPageBreak/>
         <w:pict w14:anchorId="7E085522">
           <v:rect id="_x0000_i1220" style="width:0;height:1.5pt" o:hralign="center" o:hrstd="t" o:hr="t" fillcolor="#a0a0a0" stroked="f"/>
         </w:pict>
@@ -14728,6 +14851,7 @@
           <w:b/>
           <w:bCs/>
         </w:rPr>
+        <w:lastRenderedPageBreak/>
         <w:t>18. Bloquear puerto</w:t>
       </w:r>
     </w:p>
@@ -14889,7 +15013,6 @@
     </w:p>
     <w:p>
       <w:r>
-        <w:lastRenderedPageBreak/>
         <w:t>Modificar:</w:t>
       </w:r>
     </w:p>
@@ -14981,6 +15104,7 @@
     </w:p>
     <w:p>
       <w:r>
+        <w:lastRenderedPageBreak/>
         <w:pict w14:anchorId="2D0AAD43">
           <v:rect id="_x0000_i1231" style="width:0;height:1.5pt" o:hralign="center" o:hrstd="t" o:hr="t" fillcolor="#a0a0a0" stroked="f"/>
         </w:pict>
@@ -15162,7 +15286,6 @@
     </w:p>
     <w:p>
       <w:r>
-        <w:lastRenderedPageBreak/>
         <w:t>Ejemplo:</w:t>
       </w:r>
     </w:p>
@@ -15303,6 +15426,7 @@
         </w:numPr>
       </w:pPr>
       <w:r>
+        <w:lastRenderedPageBreak/>
         <w:t>Activar SSH y cambiar puerto.</w:t>
       </w:r>
     </w:p>
@@ -15484,7 +15608,6 @@
     </w:p>
     <w:p>
       <w:r>
-        <w:lastRenderedPageBreak/>
         <w:pict w14:anchorId="2A2FCA46">
           <v:rect id="_x0000_i1237" style="width:0;height:1.5pt" o:hralign="center" o:hrstd="t" o:hr="t" fillcolor="#a0a0a0" stroked="f"/>
         </w:pict>
@@ -15616,6 +15739,7 @@
           <w:b/>
           <w:bCs/>
         </w:rPr>
+        <w:lastRenderedPageBreak/>
         <w:t>✔</w:t>
       </w:r>
       <w:r>
@@ -15746,7 +15870,6 @@
     </w:p>
     <w:p>
       <w:r>
-        <w:lastRenderedPageBreak/>
         <w:t>apt show nombre</w:t>
       </w:r>
     </w:p>
@@ -15842,6 +15965,7 @@
     </w:p>
     <w:p>
       <w:r>
+        <w:lastRenderedPageBreak/>
         <w:t>Los repositorios están en:</w:t>
       </w:r>
     </w:p>
@@ -15983,7 +16107,6 @@
     </w:p>
     <w:p>
       <w:r>
-        <w:lastRenderedPageBreak/>
         <w:t>Listar Snaps:</w:t>
       </w:r>
     </w:p>
@@ -16059,6 +16182,7 @@
     </w:p>
     <w:p>
       <w:r>
+        <w:lastRenderedPageBreak/>
         <w:t>sudo apt install flatpak</w:t>
       </w:r>
     </w:p>
@@ -16264,7 +16388,6 @@
           <w:b/>
           <w:bCs/>
         </w:rPr>
-        <w:lastRenderedPageBreak/>
         <w:t>7. Actualizar todos los paquetes del sistema</w:t>
       </w:r>
     </w:p>
@@ -16388,6 +16511,7 @@
     </w:p>
     <w:p>
       <w:r>
+        <w:lastRenderedPageBreak/>
         <w:t>sudo nano /etc/apt/sources.list</w:t>
       </w:r>
     </w:p>
@@ -16570,7 +16694,6 @@
           <w:b/>
           <w:bCs/>
         </w:rPr>
-        <w:lastRenderedPageBreak/>
         <w:t>18. Reparar dependencias si fallan</w:t>
       </w:r>
     </w:p>
@@ -16694,6 +16817,7 @@
     </w:p>
     <w:p>
       <w:r>
+        <w:lastRenderedPageBreak/>
         <w:t>dpkg -S /usr/bin/python3</w:t>
       </w:r>
     </w:p>
@@ -16869,7 +16993,6 @@
     </w:p>
     <w:p>
       <w:r>
-        <w:lastRenderedPageBreak/>
         <w:t>Crea actualizar.sh:</w:t>
       </w:r>
     </w:p>
@@ -16972,6 +17095,7 @@
           <w:b/>
           <w:bCs/>
         </w:rPr>
+        <w:lastRenderedPageBreak/>
         <w:t>Tareas del proyecto:</w:t>
       </w:r>
     </w:p>
@@ -17196,7 +17320,6 @@
         </w:numPr>
       </w:pPr>
       <w:r>
-        <w:lastRenderedPageBreak/>
         <w:t>0 22 * * SUN /ruta/mantenimiento.sh</w:t>
       </w:r>
     </w:p>
@@ -17260,6 +17383,7 @@
         <w:rPr>
           <w:rFonts w:ascii="Segoe UI Emoji" w:hAnsi="Segoe UI Emoji" w:cs="Segoe UI Emoji"/>
         </w:rPr>
+        <w:lastRenderedPageBreak/>
         <w:t>🟦</w:t>
       </w:r>
       <w:r>
@@ -17449,7 +17573,6 @@
         </w:numPr>
       </w:pPr>
       <w:r>
-        <w:lastRenderedPageBreak/>
         <w:t>Hacerlo ejecutable:</w:t>
       </w:r>
     </w:p>
@@ -17511,6 +17634,7 @@
     </w:p>
     <w:p>
       <w:r>
+        <w:lastRenderedPageBreak/>
         <w:t>nombre="Alberto"</w:t>
       </w:r>
     </w:p>
@@ -17697,88 +17821,88 @@
           <w:b/>
           <w:bCs/>
         </w:rPr>
+        <w:t>📘</w:t>
+      </w:r>
+      <w:r>
+        <w:rPr>
+          <w:b/>
+          <w:bCs/>
+          <w:lang w:val="en-GB"/>
+        </w:rPr>
+        <w:t xml:space="preserve"> 8.6. Bucles (for, while)</w:t>
+      </w:r>
+    </w:p>
+    <w:p>
+      <w:pPr>
+        <w:rPr>
+          <w:b/>
+          <w:bCs/>
+          <w:lang w:val="en-GB"/>
+        </w:rPr>
+      </w:pPr>
+      <w:r>
+        <w:rPr>
+          <w:b/>
+          <w:bCs/>
+          <w:lang w:val="en-GB"/>
+        </w:rPr>
+        <w:t>Bucle for:</w:t>
+      </w:r>
+    </w:p>
+    <w:p>
+      <w:pPr>
+        <w:rPr>
+          <w:lang w:val="en-GB"/>
+        </w:rPr>
+      </w:pPr>
+      <w:r>
+        <w:rPr>
+          <w:lang w:val="en-GB"/>
+        </w:rPr>
+        <w:t>for i in {1..5}; do</w:t>
+      </w:r>
+    </w:p>
+    <w:p>
+      <w:pPr>
+        <w:rPr>
+          <w:lang w:val="en-GB"/>
+        </w:rPr>
+      </w:pPr>
+      <w:r>
+        <w:rPr>
+          <w:lang w:val="en-GB"/>
+        </w:rPr>
+        <w:t xml:space="preserve">    echo "Número $i"</w:t>
+      </w:r>
+    </w:p>
+    <w:p>
+      <w:r>
+        <w:t>done</w:t>
+      </w:r>
+    </w:p>
+    <w:p>
+      <w:pPr>
+        <w:rPr>
+          <w:b/>
+          <w:bCs/>
+        </w:rPr>
+      </w:pPr>
+      <w:r>
+        <w:rPr>
+          <w:b/>
+          <w:bCs/>
+        </w:rPr>
+        <w:t>Bucle while:</w:t>
+      </w:r>
+    </w:p>
+    <w:p>
+      <w:r>
+        <w:t>contador=1</w:t>
+      </w:r>
+    </w:p>
+    <w:p>
+      <w:r>
         <w:lastRenderedPageBreak/>
-        <w:t>📘</w:t>
-      </w:r>
-      <w:r>
-        <w:rPr>
-          <w:b/>
-          <w:bCs/>
-          <w:lang w:val="en-GB"/>
-        </w:rPr>
-        <w:t xml:space="preserve"> 8.6. Bucles (for, while)</w:t>
-      </w:r>
-    </w:p>
-    <w:p>
-      <w:pPr>
-        <w:rPr>
-          <w:b/>
-          <w:bCs/>
-          <w:lang w:val="en-GB"/>
-        </w:rPr>
-      </w:pPr>
-      <w:r>
-        <w:rPr>
-          <w:b/>
-          <w:bCs/>
-          <w:lang w:val="en-GB"/>
-        </w:rPr>
-        <w:t>Bucle for:</w:t>
-      </w:r>
-    </w:p>
-    <w:p>
-      <w:pPr>
-        <w:rPr>
-          <w:lang w:val="en-GB"/>
-        </w:rPr>
-      </w:pPr>
-      <w:r>
-        <w:rPr>
-          <w:lang w:val="en-GB"/>
-        </w:rPr>
-        <w:t>for i in {1..5}; do</w:t>
-      </w:r>
-    </w:p>
-    <w:p>
-      <w:pPr>
-        <w:rPr>
-          <w:lang w:val="en-GB"/>
-        </w:rPr>
-      </w:pPr>
-      <w:r>
-        <w:rPr>
-          <w:lang w:val="en-GB"/>
-        </w:rPr>
-        <w:t xml:space="preserve">    echo "Número $i"</w:t>
-      </w:r>
-    </w:p>
-    <w:p>
-      <w:r>
-        <w:t>done</w:t>
-      </w:r>
-    </w:p>
-    <w:p>
-      <w:pPr>
-        <w:rPr>
-          <w:b/>
-          <w:bCs/>
-        </w:rPr>
-      </w:pPr>
-      <w:r>
-        <w:rPr>
-          <w:b/>
-          <w:bCs/>
-        </w:rPr>
-        <w:t>Bucle while:</w:t>
-      </w:r>
-    </w:p>
-    <w:p>
-      <w:r>
-        <w:t>contador=1</w:t>
-      </w:r>
-    </w:p>
-    <w:p>
-      <w:r>
         <w:t>while [ $contador -le 5 ]; do</w:t>
       </w:r>
     </w:p>
@@ -17967,7 +18091,6 @@
     </w:p>
     <w:p>
       <w:r>
-        <w:lastRenderedPageBreak/>
         <w:t>* * * * * comando</w:t>
       </w:r>
     </w:p>
@@ -18036,6 +18159,7 @@
           <w:b/>
           <w:bCs/>
         </w:rPr>
+        <w:lastRenderedPageBreak/>
         <w:t>✅</w:t>
       </w:r>
       <w:r>
@@ -18242,7 +18366,6 @@
           <w:b/>
           <w:bCs/>
         </w:rPr>
-        <w:lastRenderedPageBreak/>
         <w:t>8. Script que muestre los 5 procesos que más CPU consumen</w:t>
       </w:r>
     </w:p>
@@ -18302,6 +18425,7 @@
     </w:p>
     <w:p>
       <w:r>
+        <w:lastRenderedPageBreak/>
         <w:pict w14:anchorId="477C06E4">
           <v:rect id="_x0000_i1271" style="width:0;height:1.5pt" o:hralign="center" o:hrstd="t" o:hr="t" fillcolor="#a0a0a0" stroked="f"/>
         </w:pict>
@@ -18533,7 +18657,6 @@
           <w:b/>
           <w:bCs/>
         </w:rPr>
-        <w:lastRenderedPageBreak/>
         <w:t>19. Script que busque archivos mayores de 100MB</w:t>
       </w:r>
     </w:p>
@@ -18605,6 +18728,7 @@
     </w:p>
     <w:p>
       <w:r>
+        <w:lastRenderedPageBreak/>
         <w:pict w14:anchorId="0747BA4C">
           <v:rect id="_x0000_i1283" style="width:0;height:1.5pt" o:hralign="center" o:hrstd="t" o:hr="t" fillcolor="#a0a0a0" stroked="f"/>
         </w:pict>
@@ -18836,7 +18960,6 @@
           <w:b/>
           <w:bCs/>
         </w:rPr>
-        <w:lastRenderedPageBreak/>
         <w:t>31. Script que haga un backup incremental</w:t>
       </w:r>
     </w:p>
@@ -18908,6 +19031,7 @@
           <w:b/>
           <w:bCs/>
         </w:rPr>
+        <w:lastRenderedPageBreak/>
         <w:t>34. Script que registre la IP pública</w:t>
       </w:r>
     </w:p>
@@ -19133,7 +19257,6 @@
     </w:p>
     <w:p>
       <w:r>
-        <w:lastRenderedPageBreak/>
         <w:t>/var/log/monitor.log</w:t>
       </w:r>
     </w:p>
@@ -19202,6 +19325,7 @@
         <w:rPr>
           <w:rFonts w:ascii="Segoe UI Symbol" w:hAnsi="Segoe UI Symbol" w:cs="Segoe UI Symbol"/>
         </w:rPr>
+        <w:lastRenderedPageBreak/>
         <w:t>✔</w:t>
       </w:r>
       <w:r>
@@ -19425,7 +19549,6 @@
     </w:p>
     <w:p>
       <w:r>
-        <w:lastRenderedPageBreak/>
         <w:t>Reducir superficie de ataque:</w:t>
       </w:r>
     </w:p>
@@ -19505,6 +19628,7 @@
     </w:p>
     <w:p>
       <w:r>
+        <w:lastRenderedPageBreak/>
         <w:t>Actualizar motores críticos:</w:t>
       </w:r>
     </w:p>
@@ -19676,7 +19800,6 @@
     </w:p>
     <w:p>
       <w:r>
-        <w:lastRenderedPageBreak/>
         <w:t>PermitRootLogin no</w:t>
       </w:r>
     </w:p>
@@ -19725,6 +19848,7 @@
           <w:b/>
           <w:bCs/>
         </w:rPr>
+        <w:lastRenderedPageBreak/>
         <w:t>📘</w:t>
       </w:r>
       <w:r>
@@ -20017,7 +20141,6 @@
     </w:p>
     <w:p>
       <w:r>
-        <w:lastRenderedPageBreak/>
         <w:t>setfacl -m u:alumno:r archivo</w:t>
       </w:r>
     </w:p>
@@ -20073,6 +20196,7 @@
     </w:p>
     <w:p>
       <w:r>
+        <w:lastRenderedPageBreak/>
         <w:t>Cerrar puertos innecesarios:</w:t>
       </w:r>
     </w:p>
@@ -20294,7 +20418,6 @@
         <w:rPr>
           <w:lang w:val="en-GB"/>
         </w:rPr>
-        <w:lastRenderedPageBreak/>
         <w:t>Comprobar firmas:</w:t>
       </w:r>
     </w:p>
@@ -20388,6 +20511,7 @@
     </w:p>
     <w:p>
       <w:r>
+        <w:lastRenderedPageBreak/>
         <w:t>sudo apt update &amp;&amp; sudo apt upgrade</w:t>
       </w:r>
     </w:p>
@@ -20585,7 +20709,6 @@
     </w:p>
     <w:p>
       <w:r>
-        <w:lastRenderedPageBreak/>
         <w:t>Editar /etc/ssh/sshd_config.</w:t>
       </w:r>
     </w:p>
@@ -20645,6 +20768,7 @@
     </w:p>
     <w:p>
       <w:r>
+        <w:lastRenderedPageBreak/>
         <w:pict w14:anchorId="36E48B00">
           <v:rect id="_x0000_i1321" style="width:0;height:1.5pt" o:hralign="center" o:hrstd="t" o:hr="t" fillcolor="#a0a0a0" stroked="f"/>
         </w:pict>
@@ -20860,7 +20984,6 @@
     </w:p>
     <w:p>
       <w:r>
-        <w:lastRenderedPageBreak/>
         <w:t>chmod +t /carpeta_compartida</w:t>
       </w:r>
     </w:p>
@@ -20920,6 +21043,7 @@
     </w:p>
     <w:p>
       <w:r>
+        <w:lastRenderedPageBreak/>
         <w:pict w14:anchorId="0D1E6912">
           <v:rect id="_x0000_i1330" style="width:0;height:1.5pt" o:hralign="center" o:hrstd="t" o:hr="t" fillcolor="#a0a0a0" stroked="f"/>
         </w:pict>
@@ -21133,7 +21257,6 @@
     </w:p>
     <w:p>
       <w:r>
-        <w:lastRenderedPageBreak/>
         <w:pict w14:anchorId="7972E2E2">
           <v:rect id="_x0000_i1335" style="width:0;height:1.5pt" o:hralign="center" o:hrstd="t" o:hr="t" fillcolor="#a0a0a0" stroked="f"/>
         </w:pict>
@@ -21205,6 +21328,7 @@
           <w:b/>
           <w:bCs/>
         </w:rPr>
+        <w:lastRenderedPageBreak/>
         <w:t>27. Detectar archivos sin dueño</w:t>
       </w:r>
     </w:p>
@@ -21418,7 +21542,6 @@
           <w:b/>
           <w:bCs/>
         </w:rPr>
-        <w:lastRenderedPageBreak/>
         <w:t>Tareas del proyecto:</w:t>
       </w:r>
     </w:p>
@@ -21496,6 +21619,7 @@
         </w:numPr>
       </w:pPr>
       <w:r>
+        <w:lastRenderedPageBreak/>
         <w:t>desactivar contraseñas</w:t>
       </w:r>
     </w:p>
@@ -21701,7 +21825,6 @@
         <w:rPr>
           <w:rFonts w:ascii="Segoe UI Emoji" w:hAnsi="Segoe UI Emoji" w:cs="Segoe UI Emoji"/>
         </w:rPr>
-        <w:lastRenderedPageBreak/>
         <w:t>🟦</w:t>
       </w:r>
       <w:r>
@@ -21783,6 +21906,7 @@
         </w:numPr>
       </w:pPr>
       <w:r>
+        <w:lastRenderedPageBreak/>
         <w:t>Red y firewall</w:t>
       </w:r>
     </w:p>
@@ -22003,7 +22127,6 @@
         </w:numPr>
       </w:pPr>
       <w:r>
-        <w:lastRenderedPageBreak/>
         <w:t>Proporcione carpetas compartidas por departamentos</w:t>
       </w:r>
     </w:p>
@@ -22112,6 +22235,7 @@
         </w:numPr>
       </w:pPr>
       <w:r>
+        <w:lastRenderedPageBreak/>
         <w:t>40GB de almacenamiento</w:t>
       </w:r>
     </w:p>
@@ -22340,7 +22464,6 @@
         </w:numPr>
       </w:pPr>
       <w:r>
-        <w:lastRenderedPageBreak/>
         <w:t>2 profesores</w:t>
       </w:r>
     </w:p>
@@ -22417,6 +22540,7 @@
           <w:b/>
           <w:bCs/>
         </w:rPr>
+        <w:lastRenderedPageBreak/>
         <w:t>10. Configurar permisos correctos</w:t>
       </w:r>
     </w:p>
@@ -22628,7 +22752,6 @@
           <w:b/>
           <w:bCs/>
         </w:rPr>
-        <w:lastRenderedPageBreak/>
         <w:t>🟩</w:t>
       </w:r>
       <w:r>
@@ -22724,6 +22847,7 @@
     </w:p>
     <w:p>
       <w:r>
+        <w:lastRenderedPageBreak/>
         <w:t>find / -perm 777 2&gt;/dev/null</w:t>
       </w:r>
     </w:p>
@@ -22960,7 +23084,6 @@
         </w:numPr>
       </w:pPr>
       <w:r>
-        <w:lastRenderedPageBreak/>
         <w:t>Disco</w:t>
       </w:r>
     </w:p>
@@ -23037,6 +23160,7 @@
     </w:p>
     <w:p>
       <w:r>
+        <w:lastRenderedPageBreak/>
         <w:t>journalctl -u apache2</w:t>
       </w:r>
     </w:p>
@@ -23274,111 +23398,111 @@
           <w:b/>
           <w:bCs/>
         </w:rPr>
+        <w:t>🏆</w:t>
+      </w:r>
+      <w:r>
+        <w:rPr>
+          <w:b/>
+          <w:bCs/>
+        </w:rPr>
+        <w:t xml:space="preserve"> RESULTADO ESPERADO DEL PROYECTO</w:t>
+      </w:r>
+    </w:p>
+    <w:p>
+      <w:r>
+        <w:t>Si el alumno completa correctamente estas 30 tareas, tendrá:</w:t>
+      </w:r>
+    </w:p>
+    <w:p>
+      <w:r>
+        <w:rPr>
+          <w:rFonts w:ascii="Segoe UI Symbol" w:hAnsi="Segoe UI Symbol" w:cs="Segoe UI Symbol"/>
+        </w:rPr>
+        <w:t>✔</w:t>
+      </w:r>
+      <w:r>
+        <w:t xml:space="preserve"> Un servidor Ubuntu totalmente funcional</w:t>
+      </w:r>
+      <w:r>
+        <w:br/>
+      </w:r>
+      <w:r>
+        <w:rPr>
+          <w:rFonts w:ascii="Segoe UI Symbol" w:hAnsi="Segoe UI Symbol" w:cs="Segoe UI Symbol"/>
+        </w:rPr>
+        <w:t>✔</w:t>
+      </w:r>
+      <w:r>
+        <w:t xml:space="preserve"> Usuarios y grupos bien configurados</w:t>
+      </w:r>
+      <w:r>
+        <w:br/>
+      </w:r>
+      <w:r>
+        <w:rPr>
+          <w:rFonts w:ascii="Segoe UI Symbol" w:hAnsi="Segoe UI Symbol" w:cs="Segoe UI Symbol"/>
+        </w:rPr>
+        <w:t>✔</w:t>
+      </w:r>
+      <w:r>
+        <w:t xml:space="preserve"> Red estable y segura</w:t>
+      </w:r>
+      <w:r>
+        <w:br/>
+      </w:r>
+      <w:r>
+        <w:rPr>
+          <w:rFonts w:ascii="Segoe UI Symbol" w:hAnsi="Segoe UI Symbol" w:cs="Segoe UI Symbol"/>
+        </w:rPr>
+        <w:t>✔</w:t>
+      </w:r>
+      <w:r>
+        <w:t xml:space="preserve"> SSH endurecido</w:t>
+      </w:r>
+      <w:r>
+        <w:br/>
+      </w:r>
+      <w:r>
+        <w:rPr>
+          <w:rFonts w:ascii="Segoe UI Symbol" w:hAnsi="Segoe UI Symbol" w:cs="Segoe UI Symbol"/>
+        </w:rPr>
+        <w:t>✔</w:t>
+      </w:r>
+      <w:r>
+        <w:t xml:space="preserve"> Firewall correctamente ajustado</w:t>
+      </w:r>
+      <w:r>
+        <w:br/>
+      </w:r>
+      <w:r>
+        <w:rPr>
+          <w:rFonts w:ascii="Segoe UI Symbol" w:hAnsi="Segoe UI Symbol" w:cs="Segoe UI Symbol"/>
+        </w:rPr>
+        <w:t>✔</w:t>
+      </w:r>
+      <w:r>
+        <w:t xml:space="preserve"> Fail2ban activo</w:t>
+      </w:r>
+      <w:r>
+        <w:br/>
+      </w:r>
+      <w:r>
+        <w:rPr>
+          <w:rFonts w:ascii="Segoe UI Symbol" w:hAnsi="Segoe UI Symbol" w:cs="Segoe UI Symbol"/>
+        </w:rPr>
+        <w:t>✔</w:t>
+      </w:r>
+      <w:r>
+        <w:t xml:space="preserve"> Servicios instalados correctamente</w:t>
+      </w:r>
+      <w:r>
+        <w:br/>
+      </w:r>
+      <w:r>
+        <w:rPr>
+          <w:rFonts w:ascii="Segoe UI Symbol" w:hAnsi="Segoe UI Symbol" w:cs="Segoe UI Symbol"/>
+        </w:rPr>
         <w:lastRenderedPageBreak/>
-        <w:t>🏆</w:t>
-      </w:r>
-      <w:r>
-        <w:rPr>
-          <w:b/>
-          <w:bCs/>
-        </w:rPr>
-        <w:t xml:space="preserve"> RESULTADO ESPERADO DEL PROYECTO</w:t>
-      </w:r>
-    </w:p>
-    <w:p>
-      <w:r>
-        <w:t>Si el alumno completa correctamente estas 30 tareas, tendrá:</w:t>
-      </w:r>
-    </w:p>
-    <w:p>
-      <w:r>
-        <w:rPr>
-          <w:rFonts w:ascii="Segoe UI Symbol" w:hAnsi="Segoe UI Symbol" w:cs="Segoe UI Symbol"/>
-        </w:rPr>
-        <w:t>✔</w:t>
-      </w:r>
-      <w:r>
-        <w:t xml:space="preserve"> Un servidor Ubuntu totalmente funcional</w:t>
-      </w:r>
-      <w:r>
-        <w:br/>
-      </w:r>
-      <w:r>
-        <w:rPr>
-          <w:rFonts w:ascii="Segoe UI Symbol" w:hAnsi="Segoe UI Symbol" w:cs="Segoe UI Symbol"/>
-        </w:rPr>
-        <w:t>✔</w:t>
-      </w:r>
-      <w:r>
-        <w:t xml:space="preserve"> Usuarios y grupos bien configurados</w:t>
-      </w:r>
-      <w:r>
-        <w:br/>
-      </w:r>
-      <w:r>
-        <w:rPr>
-          <w:rFonts w:ascii="Segoe UI Symbol" w:hAnsi="Segoe UI Symbol" w:cs="Segoe UI Symbol"/>
-        </w:rPr>
-        <w:t>✔</w:t>
-      </w:r>
-      <w:r>
-        <w:t xml:space="preserve"> Red estable y segura</w:t>
-      </w:r>
-      <w:r>
-        <w:br/>
-      </w:r>
-      <w:r>
-        <w:rPr>
-          <w:rFonts w:ascii="Segoe UI Symbol" w:hAnsi="Segoe UI Symbol" w:cs="Segoe UI Symbol"/>
-        </w:rPr>
-        <w:t>✔</w:t>
-      </w:r>
-      <w:r>
-        <w:t xml:space="preserve"> SSH endurecido</w:t>
-      </w:r>
-      <w:r>
-        <w:br/>
-      </w:r>
-      <w:r>
-        <w:rPr>
-          <w:rFonts w:ascii="Segoe UI Symbol" w:hAnsi="Segoe UI Symbol" w:cs="Segoe UI Symbol"/>
-        </w:rPr>
-        <w:t>✔</w:t>
-      </w:r>
-      <w:r>
-        <w:t xml:space="preserve"> Firewall correctamente ajustado</w:t>
-      </w:r>
-      <w:r>
-        <w:br/>
-      </w:r>
-      <w:r>
-        <w:rPr>
-          <w:rFonts w:ascii="Segoe UI Symbol" w:hAnsi="Segoe UI Symbol" w:cs="Segoe UI Symbol"/>
-        </w:rPr>
-        <w:t>✔</w:t>
-      </w:r>
-      <w:r>
-        <w:t xml:space="preserve"> Fail2ban activo</w:t>
-      </w:r>
-      <w:r>
-        <w:br/>
-      </w:r>
-      <w:r>
-        <w:rPr>
-          <w:rFonts w:ascii="Segoe UI Symbol" w:hAnsi="Segoe UI Symbol" w:cs="Segoe UI Symbol"/>
-        </w:rPr>
-        <w:t>✔</w:t>
-      </w:r>
-      <w:r>
-        <w:t xml:space="preserve"> Servicios instalados correctamente</w:t>
-      </w:r>
-      <w:r>
-        <w:br/>
-      </w:r>
-      <w:r>
-        <w:rPr>
-          <w:rFonts w:ascii="Segoe UI Symbol" w:hAnsi="Segoe UI Symbol" w:cs="Segoe UI Symbol"/>
-        </w:rPr>
         <w:t>✔</w:t>
       </w:r>
       <w:r>
